--- a/docs/jiangao/《女装设计III》第12周_中国大陆课堂完整讲稿_中文.docx
+++ b/docs/jiangao/《女装设计III》第12周_中国大陆课堂完整讲稿_中文.docx
@@ -150,7 +150,7 @@
         <w:pStyle w:val="SpokenText"/>
       </w:pPr>
       <w:r>
-        <w:t>先说今天这句话：最终编辑不是把所有成果放进去，而是用形象款建立立场、连接款传播规则、入口款支撑穿着，并让整组系列编排的节奏服务于同一概念。</w:t>
+        <w:t>先说今天这句话：最终编辑不是把所有成果放进去，而是用形象款建立立场、过渡款传播规则、引流款支撑穿着，并让整组系列编排的节奏服务于同一概念。</w:t>
       </w:r>
     </w:p>
     <w:p>
@@ -166,7 +166,7 @@
         <w:pStyle w:val="SpokenText"/>
       </w:pPr>
       <w:r>
-        <w:t>请摊开第11周的样片、动作测试照片与刚度排序，把上周写下的那个问题对到今天的四对矛盾之一。今天全程用这些验证过的结构，不新起主题。</w:t>
+        <w:t>请摊开第11周的样片、动作测试照片和刚度排序，把上周写下的那个问题对到今天的四对矛盾之一。今天全程用这些验证过的结构，不新起主题。</w:t>
       </w:r>
     </w:p>
     <w:p>
@@ -761,7 +761,7 @@
               <w:rPr>
                 <w:sz w:val="18"/>
               </w:rPr>
-              <w:t>第1课时实作：28分钟四阶段（回收·审计·双版本·删补）</w:t>
+              <w:t>第1课时实操：28分钟四阶段（回收·审计·双版本·删补）</w:t>
             </w:r>
           </w:p>
         </w:tc>
@@ -920,7 +920,7 @@
               <w:rPr>
                 <w:sz w:val="18"/>
               </w:rPr>
-              <w:t>第2课时实作：28分钟四阶段（拆分·价格·答辩·终审）</w:t>
+              <w:t>第2课时实操：28分钟四阶段（拆分·价格·答辩·终审）</w:t>
             </w:r>
           </w:p>
         </w:tc>
@@ -1026,7 +1026,7 @@
               <w:rPr>
                 <w:sz w:val="18"/>
               </w:rPr>
-              <w:t>第13周准备（自定主题）与离堂句</w:t>
+              <w:t>第13周准备（自定主题）与一句话小结</w:t>
             </w:r>
           </w:p>
         </w:tc>
@@ -1043,7 +1043,7 @@
               <w:rPr>
                 <w:sz w:val="18"/>
               </w:rPr>
-              <w:t>写三个候选命题与离堂句</w:t>
+              <w:t>写三个候选命题与一句话小结</w:t>
             </w:r>
           </w:p>
         </w:tc>
@@ -1079,7 +1079,7 @@
         <w:pStyle w:val="LectureBullet"/>
       </w:pPr>
       <w:r>
-        <w:t>• 课堂资料：两组秀场并列图（单一色域靠品类分角色、五套全外套的单变量节奏）只作机制观察，不代表品牌官方版型说明。</w:t>
+        <w:t>• 课堂资料：两组秀场并列图（单一色域靠品类分角色、五套全外套的单变量节奏）只作原理观察，不代表品牌官方版型说明。</w:t>
       </w:r>
     </w:p>
     <w:p>
@@ -1209,7 +1209,7 @@
         <w:pStyle w:val="SpokenText"/>
       </w:pPr>
       <w:r>
-        <w:t>角色梯度是：01形象款；02连接款；03入口款；04同版扩展；05搭配款，外套加裤。</w:t>
+        <w:t>角色梯度是：01形象款；02过渡款；03引流款；04同版扩展；05搭配款，外套加裤。</w:t>
       </w:r>
     </w:p>
     <w:p>
@@ -1335,7 +1335,7 @@
         <w:pStyle w:val="SpokenText"/>
       </w:pPr>
       <w:r>
-        <w:t>从第13周开始进入独立项目与考核：自定主题、受控修改、最终编辑与作品集，最后是期末实践考核与答辩。</w:t>
+        <w:t>从第13周开始进入独立项目和考核：自定主题、受控修改、最终编辑和作品集，最后是期末实践考核和答辩。</w:t>
       </w:r>
     </w:p>
     <w:p>
@@ -1343,7 +1343,7 @@
         <w:pStyle w:val="SpokenText"/>
       </w:pPr>
       <w:r>
-        <w:t>所以今天之后，方法就交到你们手上了。</w:t>
+        <w:t>所以今天以后，方法就交到你们手上了。</w:t>
       </w:r>
     </w:p>
     <w:tbl>
@@ -1444,7 +1444,7 @@
         <w:pStyle w:val="SpokenText"/>
       </w:pPr>
       <w:r>
-        <w:t>关键判断：以形象款、连接款、入口款三种角色和编排节奏统整概念、实验与产品。</w:t>
+        <w:t>关键判断：以形象款、过渡款、引流款三种角色和编排节奏统整概念、实验和产品。</w:t>
       </w:r>
     </w:p>
     <w:p>
@@ -1452,7 +1452,7 @@
         <w:pStyle w:val="SpokenText"/>
       </w:pPr>
       <w:r>
-        <w:t>主要难点：在作者性、系列统一、女性穿着、市场定位与产品丰富度之间做有证据的删减。请注意“有证据的删减”——删可以，但要说得出依据。</w:t>
+        <w:t>主要难点：在作者性、系列统一、女性穿着、市场定位和产品丰富度之间做有证据的删减。请注意“有证据的删减”——删可以，但要说得出依据。</w:t>
       </w:r>
     </w:p>
     <w:p>
@@ -1460,7 +1460,7 @@
         <w:pStyle w:val="SpokenText"/>
       </w:pPr>
       <w:r>
-        <w:t>当周成果：完成五套秋冬最终系列编排、产品架构、搭配系统与三分钟答辩结构。</w:t>
+        <w:t>当周成果：完成五套秋冬最终系列编排、产品架构、搭配系统和三分钟答辩结构。</w:t>
       </w:r>
     </w:p>
     <w:p>
@@ -1468,7 +1468,7 @@
         <w:pStyle w:val="SpokenText"/>
       </w:pPr>
       <w:r>
-        <w:t>提交要求是秋冬最终系列包，一共六样：五套系列编排、形象款详图、产品矩阵、色材索引、编辑日志和答辩页。我数了六样，请你们也数一遍。</w:t>
+        <w:t>提交要求是秋冬最终系列包，一共六样：五套系列编排、形象款详图、产品矩阵、CMF索引、编辑日志和答辩页。我数了六样，请你们也数一遍。</w:t>
       </w:r>
     </w:p>
     <w:p>
@@ -1476,7 +1476,7 @@
         <w:pStyle w:val="SpokenText"/>
       </w:pPr>
       <w:r>
-        <w:t>体例对照：本页的“关键判断”就是教学重点，“主要难点”就是教学难点，“提交要求”就是本周提交规格。</w:t>
+        <w:t>体例对照：本页的“关键判断”就是教学重点，“主要难点”就是教学难点，“提交要求”就是这周提交规格。</w:t>
       </w:r>
     </w:p>
     <w:p>
@@ -1539,7 +1539,7 @@
         <w:pStyle w:val="SlideMeta"/>
       </w:pPr>
       <w:r>
-        <w:t>建议时间：3.5分钟（含开场2分钟）　｜　课堂功能：第11周→第12周衔接与术语接续</w:t>
+        <w:t>建议时间：3.5分钟（含开场2分钟）　｜　课堂功能：第11周→第12周衔接与术语衔接</w:t>
       </w:r>
     </w:p>
     <w:tbl>
@@ -1586,7 +1586,7 @@
         <w:pStyle w:val="SpokenText"/>
       </w:pPr>
       <w:r>
-        <w:t>先花两分钟。摊开第11周的样片、动作测试照片与刚度排序，把上周写下的那个问题对到今天的四对矛盾之一。</w:t>
+        <w:t>先花两分钟。摊开第11周的样片、动作测试照片和刚度排序，把上周写下的那个问题对到今天的四对矛盾之一。</w:t>
       </w:r>
     </w:p>
     <w:p>
@@ -1594,7 +1594,7 @@
         <w:pStyle w:val="SpokenText"/>
       </w:pPr>
       <w:r>
-        <w:t>第11周回答“这些结构用真材料站不站得住”；本周回答“哪五套进入最终系列，为什么删掉其余的”。</w:t>
+        <w:t>第11周回答“这些结构用真材料站不站得住”；这周回答“哪五套进入最终系列，为什么删掉其余的”。</w:t>
       </w:r>
     </w:p>
     <w:p>
@@ -1602,7 +1602,7 @@
         <w:pStyle w:val="SpokenText"/>
       </w:pPr>
       <w:r>
-        <w:t>看对照表。通过的结构——含样片与动作测试照片——今天变成五套编排的候选池。请注意这一条：只有验证过的才有资格进入。没做过样片的方案，今天不能进最终系列。</w:t>
+        <w:t>看对照表。通过的结构——含样片和动作测试照片——今天变成五套编排的候选池。请注意这一条：只有验证过的才有资格进入。没做过样片的方案，今天不能进最终系列。</w:t>
       </w:r>
     </w:p>
     <w:p>
@@ -1626,7 +1626,7 @@
         <w:pStyle w:val="SpokenText"/>
       </w:pPr>
       <w:r>
-        <w:t>上周写下的那个问题，就是本周四对矛盾中最先要解决的那一对。</w:t>
+        <w:t>上周写下的那个问题，就是这周四对矛盾中最先要解决的那一对。</w:t>
       </w:r>
     </w:p>
     <w:p>
@@ -1634,7 +1634,7 @@
         <w:pStyle w:val="SpokenText"/>
       </w:pPr>
       <w:r>
-        <w:t>术语接续：第11周的“通过的结构”是本周“成立的五套”的来源；“失败的诊断”本周并入删除日志。我提前说一句：下周选题时，删除标准比保留标准更有用。</w:t>
+        <w:t>术语衔接：第11周的“通过的结构”是这周“成立的五套”的来源；“失败的诊断”这周并入删除日志。我提前说一句：下周选题时，删除标准比保留标准更有用。</w:t>
       </w:r>
     </w:p>
     <w:p>
@@ -1744,7 +1744,7 @@
         <w:pStyle w:val="SpokenText"/>
       </w:pPr>
       <w:r>
-        <w:t>本周对应课程目标二“培养学生女装产品的设计能力”；考核内容“系列女装设计”占百分之四十；每一项课堂输出都能进入平时成绩或期末实践。</w:t>
+        <w:t>这周对应课程目标二“培养学生女装产品的设计能力”；考核内容“系列女装设计”占百分之四十；每一项课堂输出都能进入平时成绩或期末实践。</w:t>
       </w:r>
     </w:p>
     <w:p>
@@ -1752,7 +1752,7 @@
         <w:pStyle w:val="SpokenText"/>
       </w:pPr>
       <w:r>
-        <w:t>本周要做五个动作。第一，回收验证证据：把第11周的材料与动作测试结果写回每个造型。注意是“写回”——不是放在旁边，是写到每一套的说明里。</w:t>
+        <w:t>这周要做五个动作。第一，回收验证证据：把第11周的材料和动作测试结果写回每个造型。注意是“写回”——不是放在旁边，是写到每一套的说明里。</w:t>
       </w:r>
     </w:p>
     <w:p>
@@ -1760,7 +1760,7 @@
         <w:pStyle w:val="SpokenText"/>
       </w:pPr>
       <w:r>
-        <w:t>第二，定义角色层级：按形象款、连接款、入口款重新标记，并检查数量比例。</w:t>
+        <w:t>第二，定义角色层级：按形象款、过渡款、引流款重新标记，并检查数量比例。</w:t>
       </w:r>
     </w:p>
     <w:p>
@@ -1776,7 +1776,7 @@
         <w:pStyle w:val="SpokenText"/>
       </w:pPr>
       <w:r>
-        <w:t>第四，完成产品开发：拆分核心单品、补足搭配关系、限定价格与使用场景。</w:t>
+        <w:t>第四，完成产品开发：拆分核心单品、补足搭配关系、限定价格和用场景。</w:t>
       </w:r>
     </w:p>
     <w:p>
@@ -1961,7 +1961,7 @@
               <w:rPr>
                 <w:sz w:val="19"/>
               </w:rPr>
-              <w:t>【转场语】 教材还把创意系列与成衣系列并排放了。</w:t>
+              <w:t>【转场语】 教材还把创意系列和成衣系列并排放了。</w:t>
             </w:r>
           </w:p>
         </w:tc>
@@ -2035,7 +2035,7 @@
         <w:pStyle w:val="SpokenText"/>
       </w:pPr>
       <w:r>
-        <w:t>上面图7-2是创意系列：见于发布会、设计大赛与毕业设计。教材写它“不拘泥于实穿性，有引领未来潮流的潜力”——评价标准是新奇度与观念。</w:t>
+        <w:t>上面图7-2是创意系列：见于发布会、设计大赛和毕业设计。教材写它“不拘泥于实穿性，有引领未来潮流的潜力”——评价标准是新奇度和观念。</w:t>
       </w:r>
     </w:p>
     <w:p>
@@ -2043,7 +2043,7 @@
         <w:pStyle w:val="SpokenText"/>
       </w:pPr>
       <w:r>
-        <w:t>下面图7-3是成衣系列：见于订货会与品牌服装店。教材写它“注重在季节影响下不同产品类型的结构组成”——评价标准是品类是否配齐、能否陈列与订货。</w:t>
+        <w:t>下面图7-3是成衣系列：见于订货会和品牌服装店。教材写它“注重在季节影响下不同产品类型的结构组成”——评价标准是品类是否配齐、能否陈列和订货。</w:t>
       </w:r>
     </w:p>
     <w:p>
@@ -2051,7 +2051,7 @@
         <w:pStyle w:val="SpokenText"/>
       </w:pPr>
       <w:r>
-        <w:t>你们的五套必须两头都占：形象款承担上面那一栏，入口款承担下面那一栏。只有一头，系列就不完整。全是创意——做不出、卖不掉；全是成衣——没有立场。</w:t>
+        <w:t>你们的五套必须两头都占：形象款承担上面那一栏，引流款承担下面那一栏。只有一头，系列就不完整。全是创意——做不出、卖不掉；全是成衣——没有立场。</w:t>
       </w:r>
     </w:p>
     <w:p>
@@ -2177,7 +2177,7 @@
         <w:pStyle w:val="SpokenText"/>
       </w:pPr>
       <w:r>
-        <w:t>术语必须能够指导一个动作或判断。</w:t>
+        <w:t>术语必须能指导一个动作或判断。</w:t>
       </w:r>
     </w:p>
     <w:p>
@@ -2185,7 +2185,7 @@
         <w:pStyle w:val="SpokenText"/>
       </w:pPr>
       <w:r>
-        <w:t>形象款，Hero Look：最集中表达系列立场与视觉记忆的造型，不等于最复杂或最夸张。这后半句很重要——每年都有同学把最难做的那套当形象款。形象款要的是最清楚，不是最难。</w:t>
+        <w:t>形象款，Hero Look：最集中表达系列立场和视觉记忆的造型，不等于最复杂或最夸张。这后半句很重要——每年都有同学把最难做的那套当形象款。形象款要的是最清楚，不是最难。</w:t>
       </w:r>
     </w:p>
     <w:p>
@@ -2193,7 +2193,7 @@
         <w:pStyle w:val="SpokenText"/>
       </w:pPr>
       <w:r>
-        <w:t>连接款，Bridge Look：把实验语言转译为下一组产品，使系列变化连续可读。</w:t>
+        <w:t>过渡款，Bridge Look：把实验语言转译为下一组产品，使系列变化连续可读。</w:t>
       </w:r>
     </w:p>
     <w:p>
@@ -2201,7 +2201,7 @@
         <w:pStyle w:val="SpokenText"/>
       </w:pPr>
       <w:r>
-        <w:t>入口款，Commercial Look：在保留系列识别的前提下，强化品类清晰度、穿着性和搭配价值。关键在前半句——保留系列识别。</w:t>
+        <w:t>引流款，Commercial Look：在保留系列识别的前提下，强化品类清晰度、穿着性和搭配价值。关键在前半句——保留系列识别。</w:t>
       </w:r>
     </w:p>
     <w:p>
@@ -2209,7 +2209,7 @@
         <w:pStyle w:val="SpokenText"/>
       </w:pPr>
       <w:r>
-        <w:t>最终编辑，Final Edit：依据概念、证据、角色、节奏和市场边界进行保留、删除、补位与排序。四个动作，缺一不可。</w:t>
+        <w:t>最终编辑，Final Edit：依据概念、证据、角色、节奏和市场边界进行保留、删除、补位和排序。四个动作，缺一不可。</w:t>
       </w:r>
     </w:p>
     <w:tbl>
@@ -2310,7 +2310,7 @@
         <w:pStyle w:val="SpokenText"/>
       </w:pPr>
       <w:r>
-        <w:t>立场乘传播：形象款越强，规则越难转译到别的品类。失败信号是——连接款只是形象款的缩小版。缩小不是转译。转译是换一个品类再做一遍。</w:t>
+        <w:t>立场乘传播：形象款越强，规则越难转译到别的品类。失败信号是——过渡款只是形象款的缩小版。缩小不是转译。转译是换一个品类再做一遍。</w:t>
       </w:r>
     </w:p>
     <w:p>
@@ -2318,7 +2318,7 @@
         <w:pStyle w:val="SpokenText"/>
       </w:pPr>
       <w:r>
-        <w:t>传播乘使用：规则拆得太细，入口款就丢掉了系列识别。失败信号是——入口款单独拿出来，认不出属于这个系列。</w:t>
+        <w:t>传播乘用：规则拆得太细，引流款就丢掉了系列识别。失败信号是——引流款单独拿出来，认不出属于这个系列。</w:t>
       </w:r>
     </w:p>
     <w:p>
@@ -2351,7 +2351,7 @@
         <w:pStyle w:val="LectureBullet"/>
       </w:pPr>
       <w:r>
-        <w:t>• 请学生检查自己的连接款是不是形象款的缩小版；是的当场换品类。</w:t>
+        <w:t>• 请学生检查自己的过渡款是不是形象款的缩小版；是的当场换品类。</w:t>
       </w:r>
     </w:p>
     <w:tbl>
@@ -2452,7 +2452,7 @@
         <w:pStyle w:val="SpokenText"/>
       </w:pPr>
       <w:r>
-        <w:t>第一组，顺序按什么排？按情绪递进——开场、转折、收束，观看者一路被带着走；按品类价格——外套一组、裙装一组，方便订货与陈列。你的五套用哪一种？两种混用会让顺序失去意义。</w:t>
+        <w:t>第一组，顺序按什么排？按情绪递进——开场、转折、收束，观看者一路被带着走；按品类价格——外套一组、裙装一组，方便订货和陈列。你的五套用哪一种？两种混用会让顺序失去意义。</w:t>
       </w:r>
     </w:p>
     <w:p>
@@ -2460,7 +2460,7 @@
         <w:pStyle w:val="SpokenText"/>
       </w:pPr>
       <w:r>
-        <w:t>第二组，拆开还认得出来吗？依赖整体——把配件和层搭去掉，造型就散了；单件自带识别——一件外套单独挂起来，仍能看出属于这个系列。检验方法：把每套只留一件主件，看还剩多少。这个测试今天实作时要真的做一遍。</w:t>
+        <w:t>第二组，拆开还认得出来吗？依赖整体——把配件和叠穿去掉，造型就散了；单件自带识别——一件外套单独挂起来，仍能看出属于这个系列。检验方法：把每套只留一件主件，看还剩多少。这个测试今天实操时要真的做一遍。</w:t>
       </w:r>
     </w:p>
     <w:p>
@@ -2468,7 +2468,7 @@
         <w:pStyle w:val="SpokenText"/>
       </w:pPr>
       <w:r>
-        <w:t>第三组，强度怎么分层？折中——把强的削弱、把弱的加强，结果五套都是中间值；分层——同一条规则，做出高中低三种进入门槛。折中会让系列平掉；分层才留得住作者性。这句话请记住，它是本周最重要的一条判断。</w:t>
+        <w:t>第三组，强度怎么分层？折中——把强的削弱、把弱的加强，结果五套都是中间值；分层——同一条规则，做出高中低三种进入门槛。折中会让系列平掉；分层才留得住作者性。这句话请记住，它是这周最重要的一条判断。</w:t>
       </w:r>
     </w:p>
     <w:p>
@@ -2610,7 +2610,7 @@
         <w:pStyle w:val="SpokenText"/>
       </w:pPr>
       <w:r>
-        <w:t>角色梯度是：02和04形象款，长度与领口最极端；01和05连接款，可拆成单品；03入口款。</w:t>
+        <w:t>角色梯度是：02和04形象款，长度和领口最极端；01和05过渡款，可拆成单品；03引流款。</w:t>
       </w:r>
     </w:p>
     <w:p>
@@ -2752,7 +2752,7 @@
         <w:pStyle w:val="SpokenText"/>
       </w:pPr>
       <w:r>
-        <w:t>变量一是材料：棉华达呢、光泽尼龙、厚羊毛呢、皮革，重量与光泽在两端拉开。</w:t>
+        <w:t>变量一是材料：棉华达呢、光泽尼龙、厚羊毛呢、皮革，重量和光泽在两端拉开。</w:t>
       </w:r>
     </w:p>
     <w:p>
@@ -2768,7 +2768,7 @@
         <w:pStyle w:val="SpokenText"/>
       </w:pPr>
       <w:r>
-        <w:t>角色梯度是：03形象款，缩短加夸张荷叶领；01和04入口款，最接近可卖的经典外套；02和05连接款。</w:t>
+        <w:t>角色梯度是：03形象款，缩短加夸张荷叶领；01和04引流款，最接近可卖的经典外套；02和05过渡款。</w:t>
       </w:r>
     </w:p>
     <w:p>
@@ -2836,7 +2836,7 @@
               <w:rPr>
                 <w:sz w:val="19"/>
               </w:rPr>
-              <w:t>【转场语】 现在用二十八分钟做证据回收与两版排序。</w:t>
+              <w:t>【转场语】 现在用二十八分钟做证据回收和两版排序。</w:t>
             </w:r>
           </w:p>
         </w:tc>
@@ -2847,7 +2847,7 @@
         <w:pStyle w:val="SlideTitle"/>
       </w:pPr>
       <w:r>
-        <w:t>幻灯片 13｜第1课时实作：28分钟，把概念判断转成第一版可见输出</w:t>
+        <w:t>幻灯片 13｜第1课时实操：28分钟，把概念判断转成第一版可见输出</w:t>
       </w:r>
     </w:p>
     <w:p>
@@ -2855,7 +2855,7 @@
         <w:pStyle w:val="SlideMeta"/>
       </w:pPr>
       <w:r>
-        <w:t>建议时间：28分钟　｜　课堂功能：四阶段实作（回收·审计·双版本·删补）</w:t>
+        <w:t>建议时间：28分钟　｜　课堂功能：四阶段实操（回收·审计·双版本·删补）</w:t>
       </w:r>
     </w:p>
     <w:tbl>
@@ -2918,7 +2918,7 @@
         <w:pStyle w:val="SpokenText"/>
       </w:pPr>
       <w:r>
-        <w:t>第二阶段，角色审计：标记形象款、连接款、入口款，检查是否形象款过多、入口产品不足。形象款超过两套的，今天必须降一套。</w:t>
+        <w:t>第二阶段，角色审计：标记形象款、过渡款、引流款，检查是否形象款过多、入口产品不足。形象款超过两套的，今天必须降一套。</w:t>
       </w:r>
     </w:p>
     <w:p>
@@ -2926,7 +2926,7 @@
         <w:pStyle w:val="SpokenText"/>
       </w:pPr>
       <w:r>
-        <w:t>第三阶段，双版本排序：完成叙事优先与产品优先两套系列编排，比较各自得失。两版都要做——只有一版就没有比较。</w:t>
+        <w:t>第三阶段，双版本排序：完成叙事优先和产品优先两套系列编排，比较各自得失。两版都要做——只有一版就没有比较。</w:t>
       </w:r>
     </w:p>
     <w:p>
@@ -2934,7 +2934,7 @@
         <w:pStyle w:val="SpokenText"/>
       </w:pPr>
       <w:r>
-        <w:t>第四阶段，删除与补位：删除一个重复造型，新增一个角色或品类明确的方案。</w:t>
+        <w:t>第四阶段，删除和补位：删除一个重复造型，新增一个角色或品类明确的方案。</w:t>
       </w:r>
     </w:p>
     <w:p>
@@ -2942,7 +2942,7 @@
         <w:pStyle w:val="SpokenText"/>
       </w:pPr>
       <w:r>
-        <w:t>交接第2课时：带着角色审计结果与两版顺序进入产品拆分与答辩结构。形象款过多、入口款不足的编排，先补位再往下走。</w:t>
+        <w:t>交接第2课时：带着角色审计结果和两版顺序进入产品拆分和答辩结构。形象款过多、引流款不足的编排，先补位再往下走。</w:t>
       </w:r>
     </w:p>
     <w:p>
@@ -2994,7 +2994,7 @@
               <w:rPr>
                 <w:sz w:val="19"/>
               </w:rPr>
-              <w:t>【转场语】 第1课时到此结束。休息之后拆成单品、价格与场景。</w:t>
+              <w:t>【转场语】 第1课时到此结束。休息以后拆成单品、价格和场景。</w:t>
             </w:r>
           </w:p>
         </w:tc>
@@ -3075,7 +3075,7 @@
               <w:rPr>
                 <w:sz w:val="19"/>
               </w:rPr>
-              <w:t>【教师动作｜不发言】 宣布节奏：方法与实验9分钟、实作28分钟、讲评与评价5分钟、预告与离堂3分钟。</w:t>
+              <w:t>【教师动作｜不发言】 宣布节奏：方法与实验9分钟、实操28分钟、讲评与评价5分钟、预告与收尾3分钟。</w:t>
             </w:r>
           </w:p>
         </w:tc>
@@ -3204,7 +3204,7 @@
         <w:pStyle w:val="SpokenText"/>
       </w:pPr>
       <w:r>
-        <w:t>一，锚定：先锁定一到两个最能表达概念且经过样衣验证的形象款。二，桥接：从形象款提取一条结构或材料规则，转译到不同品类与强度。</w:t>
+        <w:t>一，锚定：先锁定一到两个最能表达概念且经过样衣验证的形象款。二，桥接：从形象款提取一条结构或材料规则，转译到不同品类和强度。</w:t>
       </w:r>
     </w:p>
     <w:p>
@@ -3212,7 +3212,7 @@
         <w:pStyle w:val="SpokenText"/>
       </w:pPr>
       <w:r>
-        <w:t>三，拆分：把整体造型拆成可识别单品，检查单件与搭配的双重价值。</w:t>
+        <w:t>三，拆分：把整体造型拆成可识别单品，检查单件和搭配的双重价值。</w:t>
       </w:r>
     </w:p>
     <w:p>
@@ -3337,7 +3337,7 @@
         <w:pStyle w:val="SpokenText"/>
       </w:pPr>
       <w:r>
-        <w:t>矩阵用来生成与比较，不要求把所有组合都做成最终款。</w:t>
+        <w:t>矩阵用来生成和比较，不要求把所有组合都做成最终款。</w:t>
       </w:r>
     </w:p>
     <w:p>
@@ -3345,7 +3345,7 @@
         <w:pStyle w:val="SpokenText"/>
       </w:pPr>
       <w:r>
-        <w:t>五行是：产品角色——形象款、连接款、入口款、搭配款；造型强度——极强、强、中、低；体量节奏——扩张、收缩、垂直、局部；价格层级——形象款、高价款、核心款、入口款；穿着场景——展示、社交、通勤、跨场景。</w:t>
+        <w:t>五行是：产品角色——形象款、过渡款、引流款、搭配款；造型强度——极强、强、中、低；体量节奏——扩张、收缩、垂直、局部；价格层级——形象款、高价款、核心款、引流款；穿着场景——展示、社交、通勤、跨场景。</w:t>
       </w:r>
     </w:p>
     <w:p>
@@ -3361,7 +3361,7 @@
         <w:pStyle w:val="SpokenText"/>
       </w:pPr>
       <w:r>
-        <w:t>数量分配：形象款一套、连接款一到两套、入口款一到两套、搭配款不超过一套。请照这个比例配。</w:t>
+        <w:t>数量分配：形象款一套、过渡款一到两套、引流款一到两套、搭配款不超过一套。请照这个比例配。</w:t>
       </w:r>
     </w:p>
     <w:p>
@@ -3369,7 +3369,7 @@
         <w:pStyle w:val="SpokenText"/>
       </w:pPr>
       <w:r>
-        <w:t>无效组合：“入口款乘造型强度极强”“形象款乘通勤场景”——角色与强度、场景对不上就不成立。</w:t>
+        <w:t>无效组合：“引流款乘造型强度极强”“形象款乘通勤场景”——角色和强度、场景对不上就不成立。</w:t>
       </w:r>
     </w:p>
     <w:p>
@@ -3479,7 +3479,7 @@
         <w:pStyle w:val="SpokenText"/>
       </w:pPr>
       <w:r>
-        <w:t>基准型与V1到V3必须使用相同视角、比例和标注方式。</w:t>
+        <w:t>基准型与V1到V3必须用相同视角、比例和标注方式。</w:t>
       </w:r>
     </w:p>
     <w:p>
@@ -3495,7 +3495,7 @@
         <w:pStyle w:val="SpokenText"/>
       </w:pPr>
       <w:r>
-        <w:t>V1只换顺序：造型不变，只改变排列，比较开场、转折与收束的清晰度。记录格式是两版顺序并排，各自标出开场、转折、收束落在第几套。</w:t>
+        <w:t>V1只换顺序：造型不变，只改变排列，比较开场、转折和收束的清晰度。记录格式是两版顺序并排，各自标出开场、转折、收束落在第几套。</w:t>
       </w:r>
     </w:p>
     <w:p>
@@ -3503,7 +3503,7 @@
         <w:pStyle w:val="SpokenText"/>
       </w:pPr>
       <w:r>
-        <w:t>V2只换角色：选一个形象款，降低材料或细节强度，测试连接款与入口款两种转译。记录格式是同一套的三个版本——原、连接、入口——同视角并列，写下各自去掉了什么。</w:t>
+        <w:t>V2只换角色：选一个形象款，降低材料或细节强度，测试过渡款和引流款两种转译。记录格式是同一套的三个版本——原、连接、入口——同视角并列，写下各自去掉了什么。</w:t>
       </w:r>
     </w:p>
     <w:p>
@@ -3628,7 +3628,7 @@
         <w:pStyle w:val="SpokenText"/>
       </w:pPr>
       <w:r>
-        <w:t>造型02展开、连接款：把01的规则换一个品类做一遍，证明它可以离开原来的载体。</w:t>
+        <w:t>造型02展开、过渡款：把01的规则换一个品类做一遍，证明它可以离开原来的载体。</w:t>
       </w:r>
     </w:p>
     <w:p>
@@ -3636,7 +3636,7 @@
         <w:pStyle w:val="SpokenText"/>
       </w:pPr>
       <w:r>
-        <w:t>造型03转折、连接款：改变明度、长度或开合，避免中段三套读起来一样。</w:t>
+        <w:t>造型03转折、过渡款：改变明度、长度或开合，避免中段三套读起来一样。</w:t>
       </w:r>
     </w:p>
     <w:p>
@@ -3644,7 +3644,7 @@
         <w:pStyle w:val="SpokenText"/>
       </w:pPr>
       <w:r>
-        <w:t>造型04落地、入口款：强度降到最低，但系列识别必须还在——这是最难的一套。降强度容易，降到最低还认得出来，很难。</w:t>
+        <w:t>造型04落地、引流款：强度降到最低，但系列识别必须还在——这是最难的一套。降强度容易，降到最低还认得出来，很难。</w:t>
       </w:r>
     </w:p>
     <w:p>
@@ -3652,7 +3652,7 @@
         <w:pStyle w:val="SpokenText"/>
       </w:pPr>
       <w:r>
-        <w:t>造型05收束、搭配款：回收开场线索，用外套或层搭把整组收住。</w:t>
+        <w:t>造型05收束、搭配款：回收开场线索，用外套或叠穿把整组收住。</w:t>
       </w:r>
     </w:p>
     <w:p>
@@ -3704,7 +3704,7 @@
               <w:rPr>
                 <w:sz w:val="19"/>
               </w:rPr>
-              <w:t>【转场语】 现在用二十八分钟完成拆分、价格、答辩与终审。</w:t>
+              <w:t>【转场语】 现在用二十八分钟完成拆分、价格、答辩和终审。</w:t>
             </w:r>
           </w:p>
         </w:tc>
@@ -3715,7 +3715,7 @@
         <w:pStyle w:val="SlideTitle"/>
       </w:pPr>
       <w:r>
-        <w:t>幻灯片 19｜第2课时实作：28分钟，完成实验、编辑、同伴反馈与锁定</w:t>
+        <w:t>幻灯片 19｜第2课时实操：28分钟，完成实验、编辑、同伴反馈与锁定</w:t>
       </w:r>
     </w:p>
     <w:p>
@@ -3723,7 +3723,7 @@
         <w:pStyle w:val="SlideMeta"/>
       </w:pPr>
       <w:r>
-        <w:t>建议时间：28分钟　｜　课堂功能：四阶段实作（拆分·价格·答辩·红笔终审）</w:t>
+        <w:t>建议时间：28分钟　｜　课堂功能：四阶段实操（拆分·价格·答辩·红笔终审）</w:t>
       </w:r>
     </w:p>
     <w:tbl>
@@ -3778,7 +3778,7 @@
         <w:pStyle w:val="SpokenText"/>
       </w:pPr>
       <w:r>
-        <w:t>第一阶段，产品拆分：从五个造型中拆出核心单品，建立外套、上装、下装、连衣裙与配件表。</w:t>
+        <w:t>第一阶段，产品拆分：从五个造型中拆出核心单品，建立外套、上装、下装、连衣裙和配件表。</w:t>
       </w:r>
     </w:p>
     <w:p>
@@ -3786,7 +3786,7 @@
         <w:pStyle w:val="SpokenText"/>
       </w:pPr>
       <w:r>
-        <w:t>第二阶段，搭配与价格：为核心单品建立两种搭配和相对价格层级，检验顾客入口。相对价格就行——不需要精确到元，但要说得出谁比谁贵、为什么。</w:t>
+        <w:t>第二阶段，搭配和价格：为核心单品建立两种搭配和相对价格层级，检验顾客入口。相对价格就行——不需要精确到元，但要说得出谁比谁贵、为什么。</w:t>
       </w:r>
     </w:p>
     <w:p>
@@ -3802,7 +3802,7 @@
         <w:pStyle w:val="SpokenText"/>
       </w:pPr>
       <w:r>
-        <w:t>第四阶段，红笔终审：教师与同伴只标出一项保留、一项删除和一项必须补证的判断。只有三项，所以要标最关键的。</w:t>
+        <w:t>第四阶段，红笔终审：教师和同伴只标出一项保留、一项删除和一项必须补证的判断。只有三项，所以要标最关键的。</w:t>
       </w:r>
     </w:p>
     <w:p>
@@ -3936,7 +3936,7 @@
         <w:pStyle w:val="SpokenText"/>
       </w:pPr>
       <w:r>
-        <w:t>第一，五套秋冬最终系列编排：统一比例与视角，标注三种角色和顺序逻辑。不合格的样子是五套的视角或比例不统一，并排放在一起没法比较。</w:t>
+        <w:t>第一，五套秋冬最终系列编排：统一比例和视角，标注三种角色和顺序逻辑。不合格的样子是五套的视角或比例不统一，并排放在一起没法比较。</w:t>
       </w:r>
     </w:p>
     <w:p>
@@ -3944,7 +3944,7 @@
         <w:pStyle w:val="SpokenText"/>
       </w:pPr>
       <w:r>
-        <w:t>第二，形象款技术与材料页：正背面、关键结构、材料样、层搭剖面和验证照片。不合格的样子是只有正面效果图，缺材料样或缺样衣验证照片。</w:t>
+        <w:t>第二，形象款技术和材料页：正背面、关键结构、材料样、叠穿剖面和验证照片。不合格的样子是只有正面效果图，缺材料样或缺样衣验证照片。</w:t>
       </w:r>
     </w:p>
     <w:p>
@@ -3952,7 +3952,7 @@
         <w:pStyle w:val="SpokenText"/>
       </w:pPr>
       <w:r>
-        <w:t>第三，产品矩阵与色材索引：品类、价格层级、场景、搭配、材料与色彩面积一页对照。不合格的样子是价格层级写不出依据——说不清凭材料、工艺还是复杂度定的。</w:t>
+        <w:t>第三，产品矩阵和CMF索引：品类、价格层级、场景、搭配、材料和色彩面积一页对照。不合格的样子是价格层级写不出依据——说不清凭材料、工艺还是复杂度定的。</w:t>
       </w:r>
     </w:p>
     <w:p>
@@ -3960,7 +3960,7 @@
         <w:pStyle w:val="SpokenText"/>
       </w:pPr>
       <w:r>
-        <w:t>第四，最终编辑与答辩包：保留删除日志、五页答辩结构和三百字设计陈述。不合格的样子是删除日志只写“删了哪套”，不写为什么删。我再强调一次——理由比结论重要，下周选题要用它。</w:t>
+        <w:t>第四，最终编辑和答辩包：保留删除日志、五页答辩结构和三百字设计陈述。不合格的样子是删除日志只写“删了哪套”，不写为什么删。我再强调一次——理由比结论重要，下周选题要用它。</w:t>
       </w:r>
     </w:p>
     <w:p>
@@ -4078,7 +4078,7 @@
         <w:pStyle w:val="SpokenText"/>
       </w:pPr>
       <w:r>
-        <w:t>证据：本周指向是——指出是第几套、哪个部位，不能只说“整体感觉”。</w:t>
+        <w:t>证据：这周指向是——指出是第几套、哪个部位，不能只说“整体感觉”。</w:t>
       </w:r>
     </w:p>
     <w:p>
@@ -4086,7 +4086,7 @@
         <w:pStyle w:val="SpokenText"/>
       </w:pPr>
       <w:r>
-        <w:t>因果：本周指向是——说明这一套承担的是形象、连接还是入口，凭哪一点。</w:t>
+        <w:t>因果：这周指向是——说明这一套承担的是形象、连接还是入口，凭哪一点。</w:t>
       </w:r>
     </w:p>
     <w:p>
@@ -4094,7 +4094,7 @@
         <w:pStyle w:val="SpokenText"/>
       </w:pPr>
       <w:r>
-        <w:t>取舍：本周指向是——如果删掉它，系列少了什么？答不出来，就该删。这句话从第07周说到现在，今天是最后一次用它做取舍。</w:t>
+        <w:t>取舍：这周指向是——如果删掉它，系列少了什么？答不出来，就该删。这句话从第07周说到现在，今天是最后一次用它做取舍。</w:t>
       </w:r>
     </w:p>
     <w:p>
@@ -4102,7 +4102,7 @@
         <w:pStyle w:val="SpokenText"/>
       </w:pPr>
       <w:r>
-        <w:t>行动：本周指向是——指定要补的角色或品类，并说明补进去以后顺序怎么改。</w:t>
+        <w:t>行动：这周指向是——指定要补的角色或品类，并说明补进去以后顺序怎么改。</w:t>
       </w:r>
     </w:p>
     <w:tbl>
@@ -4129,7 +4129,7 @@
               <w:rPr>
                 <w:sz w:val="19"/>
               </w:rPr>
-              <w:t>【转场语】 本周怎么判定合格？</w:t>
+              <w:t>【转场语】 这周怎么判定合格？</w:t>
             </w:r>
           </w:p>
         </w:tc>
@@ -4203,7 +4203,7 @@
         <w:pStyle w:val="SpokenText"/>
       </w:pPr>
       <w:r>
-        <w:t>主题、当代性与创意占百分之十：主题回应当代语境，并形成明确而非表面的创意立场。</w:t>
+        <w:t>主题、当代性和创意占百分之十：主题回应当代语境，并形成明确而非表面的创意立场。</w:t>
       </w:r>
     </w:p>
     <w:p>
@@ -4211,7 +4211,7 @@
         <w:pStyle w:val="SpokenText"/>
       </w:pPr>
       <w:r>
-        <w:t>设计元素与趋势审美占百分之十：元素提取与趋势判断有研究证据，视觉选择协调。</w:t>
+        <w:t>设计元素和趋势审美占百分之十：元素提取和趋势判断有研究证据，视觉选择协调。</w:t>
       </w:r>
     </w:p>
     <w:p>
@@ -4227,7 +4227,7 @@
         <w:pStyle w:val="SpokenText"/>
       </w:pPr>
       <w:r>
-        <w:t>整体造型与系列编排占百分之二十：造型完成度高，角色与节奏构成完整阅读。</w:t>
+        <w:t>整体造型和系列编排占百分之二十：造型完成度高，角色和节奏构成完整阅读。</w:t>
       </w:r>
     </w:p>
     <w:p>
@@ -4235,7 +4235,7 @@
         <w:pStyle w:val="SpokenText"/>
       </w:pPr>
       <w:r>
-        <w:t>市场定位与产品架构占百分之二十：顾客、场景、品类、价格和搭配关系明确。</w:t>
+        <w:t>市场定位和产品架构占百分之二十：顾客、场景、品类、价格和搭配关系明确。</w:t>
       </w:r>
     </w:p>
     <w:p>
@@ -4243,7 +4243,7 @@
         <w:pStyle w:val="SpokenText"/>
       </w:pPr>
       <w:r>
-        <w:t>系列统一与丰富度占百分之二十：五套共享同一设计规则，同时在角色、品类与强度上形成跨度。</w:t>
+        <w:t>系列统一和丰富度占百分之二十：五套共享同一设计规则，同时在角色、品类和强度上形成跨度。</w:t>
       </w:r>
     </w:p>
     <w:p>
@@ -4251,7 +4251,7 @@
         <w:pStyle w:val="SpokenText"/>
       </w:pPr>
       <w:r>
-        <w:t>这六项与期末六项标准同名、同权重，合计一百分。所以今天的自评分数，基本就是期末的预估分。</w:t>
+        <w:t>这六项和期末六项标准同名、同权重，合计一百分。所以今天的自评分数，基本就是期末的预估分。</w:t>
       </w:r>
     </w:p>
     <w:tbl>
@@ -4352,7 +4352,7 @@
         <w:pStyle w:val="SpokenText"/>
       </w:pPr>
       <w:r>
-        <w:t>带上成立的五套：最终编排图，每套标注角色与它在顺序中的位置。这是你证明“方法能用”的唯一凭据。</w:t>
+        <w:t>带上成立的五套：最终编排图，每套标注角色和它在顺序中的位置。这是你证明“方法能用”的唯一凭据。</w:t>
       </w:r>
     </w:p>
     <w:p>
@@ -4420,7 +4420,7 @@
               <w:rPr>
                 <w:sz w:val="19"/>
               </w:rPr>
-              <w:t>【转场语】 最后请每人写一句离堂句。</w:t>
+              <w:t>【转场语】 最后请每人写一句一句话小结。</w:t>
             </w:r>
           </w:p>
         </w:tc>
@@ -4494,7 +4494,7 @@
         <w:pStyle w:val="SpokenText"/>
       </w:pPr>
       <w:r>
-        <w:t>本周四条结论：第一，最终编辑的核心是取舍：不是展示做过多少，而是证明什么必须留下。</w:t>
+        <w:t>这周四条结论：第一，最终编辑的核心是取舍：不是展示做过多少，而是证明什么必须留下。</w:t>
       </w:r>
     </w:p>
     <w:p>
@@ -4502,7 +4502,7 @@
         <w:pStyle w:val="SpokenText"/>
       </w:pPr>
       <w:r>
-        <w:t>第二，形象款、连接款、入口款是同一设计规则的不同强度和进入门槛。</w:t>
+        <w:t>第二，形象款、过渡款、引流款是同一设计规则的不同强度和进入门槛。</w:t>
       </w:r>
     </w:p>
     <w:p>
@@ -4518,7 +4518,7 @@
         <w:pStyle w:val="SpokenText"/>
       </w:pPr>
       <w:r>
-        <w:t>第四，答辩不是解释灵感，而是呈现研究、实验、修正与结果之间的证据链。</w:t>
+        <w:t>第四，答辩不是解释灵感，而是呈现研究、实验、修正和结果之间的证据链。</w:t>
       </w:r>
     </w:p>
     <w:p>
@@ -4576,7 +4576,7 @@
         <w:pStyle w:val="LectureBullet"/>
       </w:pPr>
       <w:r>
-        <w:t>• 第1课时实作：“二十八分钟。前六分钟只做证据回收——把上周的验证结论写回每一套。”／“还剩六分钟，删一套、补一套。补的是空缺的角色或品类，不是相似造型。”</w:t>
+        <w:t>• 第1课时实操：“二十八分钟。前六分钟只做证据回收——把上周的验证结论写回每一套。”／“还剩六分钟，删一套、补一套。补的是空缺的角色或品类，不是相似造型。”</w:t>
       </w:r>
     </w:p>
     <w:p>
@@ -4584,7 +4584,7 @@
         <w:pStyle w:val="LectureBullet"/>
       </w:pPr>
       <w:r>
-        <w:t>• 第2课时实作：“二十八分钟。前六分钟拆单品，外套、上装、下装、连衣裙、配件五类都要有。”／“三分钟答辩，五页，现在开始计时。”／“红笔终审只标三项：一项保留、一项删除、一项必须补证。”</w:t>
+        <w:t>• 第2课时实操：“二十八分钟。前六分钟拆单品，外套、上装、下装、连衣裙、配件五类都要有。”／“三分钟答辩，五页，现在开始计时。”／“红笔终审只标三项：一项保留、一项删除、一项必须补证。”</w:t>
       </w:r>
     </w:p>
     <w:p>
@@ -4617,7 +4617,7 @@
         <w:pStyle w:val="LectureBullet"/>
       </w:pPr>
       <w:r>
-        <w:t>• “连接款我做成形象款的缩小版可以吗” → “缩小不是转译。请换一个品类，把同一条规则再做一遍。”</w:t>
+        <w:t>• “过渡款我做成形象款的缩小版可以吗” → “缩小不是转译。请换一个品类，把同一条规则再做一遍。”</w:t>
       </w:r>
     </w:p>
     <w:p>
@@ -4682,7 +4682,7 @@
         <w:pStyle w:val="LectureBullet"/>
       </w:pPr>
       <w:r>
-        <w:t>• 秀场并列图含上海时装周与欧美品牌，只作机制观察，不用地域给设计水平排序。</w:t>
+        <w:t>• 秀场并列图含上海时装周与欧美品牌，只作原理观察，不用地域给设计水平排序。</w:t>
       </w:r>
     </w:p>
     <w:p>

--- a/docs/jiangao/《女装设计III》第12周_中国大陆课堂完整讲稿_中文.docx
+++ b/docs/jiangao/《女装设计III》第12周_中国大陆课堂完整讲稿_中文.docx
@@ -1776,7 +1776,7 @@
         <w:pStyle w:val="SpokenText"/>
       </w:pPr>
       <w:r>
-        <w:t>第四，完成产品开发：拆分核心单品、补足搭配关系、限定价格和用场景。</w:t>
+        <w:t>第四，完成产品开发：拆分核心单品、补足搭配关系、限定价格和使用场景。</w:t>
       </w:r>
     </w:p>
     <w:p>
@@ -2318,7 +2318,7 @@
         <w:pStyle w:val="SpokenText"/>
       </w:pPr>
       <w:r>
-        <w:t>传播乘用：规则拆得太细，引流款就丢掉了系列识别。失败信号是——引流款单独拿出来，认不出属于这个系列。</w:t>
+        <w:t>传播乘使用：规则拆得太细，引流款就丢掉了系列识别。失败信号是——引流款单独拿出来，认不出属于这个系列。</w:t>
       </w:r>
     </w:p>
     <w:p>
@@ -3479,7 +3479,7 @@
         <w:pStyle w:val="SpokenText"/>
       </w:pPr>
       <w:r>
-        <w:t>基准型与V1到V3必须用相同视角、比例和标注方式。</w:t>
+        <w:t>基准型与V1到V3必须使用相同视角、比例和标注方式。</w:t>
       </w:r>
     </w:p>
     <w:p>

--- a/docs/jiangao/《女装设计III》第12周_中国大陆课堂完整讲稿_中文.docx
+++ b/docs/jiangao/《女装设计III》第12周_中国大陆课堂完整讲稿_中文.docx
@@ -98,36 +98,18 @@
         <w:t>面向韩国籍教师在中国大陆高校授课的中文口语化版本</w:t>
       </w:r>
     </w:p>
-    <w:tbl>
-      <w:tblPr>
-        <w:tblStyle w:val="TableGrid"/>
-        <w:tblW w:type="auto" w:w="0"/>
-        <w:tblLook w:firstColumn="1" w:firstRow="1" w:lastColumn="0" w:lastRow="0" w:noHBand="0" w:noVBand="1" w:val="04A0"/>
-      </w:tblPr>
-      <w:tblGrid>
-        <w:gridCol w:w="9524"/>
-      </w:tblGrid>
-      <w:tr>
-        <w:tc>
-          <w:tcPr>
-            <w:tcW w:type="dxa" w:w="9524"/>
-            <w:shd w:val="clear" w:fill="F2F2F2"/>
-          </w:tcPr>
-          <w:p>
-            <w:pPr>
-              <w:pStyle w:val="LectureBullet"/>
-            </w:pPr>
-            <w:r/>
-            <w:r>
-              <w:rPr>
-                <w:sz w:val="19"/>
-              </w:rPr>
-              <w:t>本文件把第12周HTML课件改写为可直接在中国大陆课堂中发言的完整讲稿。页面顺序、案例、教材出处、时间分配、评价权重与证据边界全部沿用课件原文。课件为课堂24页、全部25页（多出的1页为课后查阅的“期末评价连接”）。本周是教师系统讲授方法的最后一周——第13周起学生自定主题，不再重复方法教学。因此下周准备页（第23页）必须讲完，不可略过。</w:t>
-            </w:r>
-          </w:p>
-        </w:tc>
-      </w:tr>
-    </w:tbl>
+    <w:p>
+      <w:pPr>
+        <w:pStyle w:val="LectureBullet"/>
+      </w:pPr>
+      <w:r/>
+      <w:r>
+        <w:rPr>
+          <w:sz w:val="19"/>
+        </w:rPr>
+        <w:t>本文件把第12周HTML课件改写为可直接在中国大陆课堂中发言的完整讲稿。页面顺序、案例、教材出处、时间分配、评价权重与证据边界全部沿用课件原文。课件为课堂24页、全部25页（多出的1页为课后查阅的“期末评价连接”）。本周是教师系统讲授方法的最后一周——第13周起学生自定主题，不再重复方法教学。因此下周准备页（第23页）必须讲完，不可略过。</w:t>
+      </w:r>
+    </w:p>
     <w:p>
       <w:pPr/>
       <w:r>
@@ -186,869 +168,585 @@
         <w:t>【90分钟主线建议】</w:t>
       </w:r>
     </w:p>
-    <w:tbl>
-      <w:tblPr>
-        <w:tblStyle w:val="TableGrid"/>
-        <w:tblW w:type="auto" w:w="0"/>
-        <w:tblLook w:firstColumn="1" w:firstRow="1" w:lastColumn="0" w:lastRow="0" w:noHBand="0" w:noVBand="1" w:val="04A0"/>
-      </w:tblPr>
-      <w:tblGrid>
-        <w:gridCol w:w="3175"/>
-        <w:gridCol w:w="3175"/>
-        <w:gridCol w:w="3175"/>
-      </w:tblGrid>
-      <w:tr>
-        <w:tc>
-          <w:tcPr>
-            <w:tcW w:type="dxa" w:w="3175"/>
-          </w:tcPr>
-          <w:p>
-            <w:pPr>
-              <w:pStyle w:val="LectureBullet"/>
-            </w:pPr>
-            <w:r/>
-            <w:r>
-              <w:rPr>
-                <w:b/>
-                <w:sz w:val="18"/>
-              </w:rPr>
-              <w:t>时间</w:t>
-            </w:r>
-          </w:p>
-        </w:tc>
-        <w:tc>
-          <w:tcPr>
-            <w:tcW w:type="dxa" w:w="3175"/>
-          </w:tcPr>
-          <w:p>
-            <w:pPr>
-              <w:pStyle w:val="LectureBullet"/>
-            </w:pPr>
-            <w:r/>
-            <w:r>
-              <w:rPr>
-                <w:b/>
-                <w:sz w:val="18"/>
-              </w:rPr>
-              <w:t>内容</w:t>
-            </w:r>
-          </w:p>
-        </w:tc>
-        <w:tc>
-          <w:tcPr>
-            <w:tcW w:type="dxa" w:w="3175"/>
-          </w:tcPr>
-          <w:p>
-            <w:pPr>
-              <w:pStyle w:val="LectureBullet"/>
-            </w:pPr>
-            <w:r/>
-            <w:r>
-              <w:rPr>
-                <w:b/>
-                <w:sz w:val="18"/>
-              </w:rPr>
-              <w:t>学生动作</w:t>
-            </w:r>
-          </w:p>
-        </w:tc>
-      </w:tr>
-      <w:tr>
-        <w:tc>
-          <w:tcPr>
-            <w:tcW w:type="dxa" w:w="3175"/>
-          </w:tcPr>
-          <w:p>
-            <w:pPr>
-              <w:pStyle w:val="LectureBullet"/>
-            </w:pPr>
-            <w:r/>
-            <w:r>
-              <w:rPr>
-                <w:sz w:val="18"/>
-              </w:rPr>
-              <w:t>0–2分钟</w:t>
-            </w:r>
-          </w:p>
-        </w:tc>
-        <w:tc>
-          <w:tcPr>
-            <w:tcW w:type="dxa" w:w="3175"/>
-          </w:tcPr>
-          <w:p>
-            <w:pPr>
-              <w:pStyle w:val="LectureBullet"/>
-            </w:pPr>
-            <w:r/>
-            <w:r>
-              <w:rPr>
-                <w:sz w:val="18"/>
-              </w:rPr>
-              <w:t>封面与十六周总图</w:t>
-            </w:r>
-          </w:p>
-        </w:tc>
-        <w:tc>
-          <w:tcPr>
-            <w:tcW w:type="dxa" w:w="3175"/>
-          </w:tcPr>
-          <w:p>
-            <w:pPr>
-              <w:pStyle w:val="LectureBullet"/>
-            </w:pPr>
-            <w:r/>
-            <w:r>
-              <w:rPr>
-                <w:sz w:val="18"/>
-              </w:rPr>
-              <w:t>摊开样片与刚度排序</w:t>
-            </w:r>
-          </w:p>
-        </w:tc>
-      </w:tr>
-      <w:tr>
-        <w:tc>
-          <w:tcPr>
-            <w:tcW w:type="dxa" w:w="3175"/>
-          </w:tcPr>
-          <w:p>
-            <w:pPr>
-              <w:pStyle w:val="LectureBullet"/>
-            </w:pPr>
-            <w:r/>
-            <w:r>
-              <w:rPr>
-                <w:sz w:val="18"/>
-              </w:rPr>
-              <w:t>2–5分钟</w:t>
-            </w:r>
-          </w:p>
-        </w:tc>
-        <w:tc>
-          <w:tcPr>
-            <w:tcW w:type="dxa" w:w="3175"/>
-          </w:tcPr>
-          <w:p>
-            <w:pPr>
-              <w:pStyle w:val="LectureBullet"/>
-            </w:pPr>
-            <w:r/>
-            <w:r>
-              <w:rPr>
-                <w:sz w:val="18"/>
-              </w:rPr>
-              <w:t>学习目标：四项可见证据与提交规格</w:t>
-            </w:r>
-          </w:p>
-        </w:tc>
-        <w:tc>
-          <w:tcPr>
-            <w:tcW w:type="dxa" w:w="3175"/>
-          </w:tcPr>
-          <w:p>
-            <w:pPr>
-              <w:pStyle w:val="LectureBullet"/>
-            </w:pPr>
-            <w:r/>
-            <w:r>
-              <w:rPr>
-                <w:sz w:val="18"/>
-              </w:rPr>
-              <w:t>确认要交的六样</w:t>
-            </w:r>
-          </w:p>
-        </w:tc>
-      </w:tr>
-      <w:tr>
-        <w:tc>
-          <w:tcPr>
-            <w:tcW w:type="dxa" w:w="3175"/>
-          </w:tcPr>
-          <w:p>
-            <w:pPr>
-              <w:pStyle w:val="LectureBullet"/>
-            </w:pPr>
-            <w:r/>
-            <w:r>
-              <w:rPr>
-                <w:sz w:val="18"/>
-              </w:rPr>
-              <w:t>5–9分钟</w:t>
-            </w:r>
-          </w:p>
-        </w:tc>
-        <w:tc>
-          <w:tcPr>
-            <w:tcW w:type="dxa" w:w="3175"/>
-          </w:tcPr>
-          <w:p>
-            <w:pPr>
-              <w:pStyle w:val="LectureBullet"/>
-            </w:pPr>
-            <w:r/>
-            <w:r>
-              <w:rPr>
-                <w:sz w:val="18"/>
-              </w:rPr>
-              <w:t>第11周→本周衔接页（含开场2分钟）</w:t>
-            </w:r>
-          </w:p>
-        </w:tc>
-        <w:tc>
-          <w:tcPr>
-            <w:tcW w:type="dxa" w:w="3175"/>
-          </w:tcPr>
-          <w:p>
-            <w:pPr>
-              <w:pStyle w:val="LectureBullet"/>
-            </w:pPr>
-            <w:r/>
-            <w:r>
-              <w:rPr>
-                <w:sz w:val="18"/>
-              </w:rPr>
-              <w:t>把上周问题对到四对矛盾之一</w:t>
-            </w:r>
-          </w:p>
-        </w:tc>
-      </w:tr>
-      <w:tr>
-        <w:tc>
-          <w:tcPr>
-            <w:tcW w:type="dxa" w:w="3175"/>
-          </w:tcPr>
-          <w:p>
-            <w:pPr>
-              <w:pStyle w:val="LectureBullet"/>
-            </w:pPr>
-            <w:r/>
-            <w:r>
-              <w:rPr>
-                <w:sz w:val="18"/>
-              </w:rPr>
-              <w:t>9–12分钟</w:t>
-            </w:r>
-          </w:p>
-        </w:tc>
-        <w:tc>
-          <w:tcPr>
-            <w:tcW w:type="dxa" w:w="3175"/>
-          </w:tcPr>
-          <w:p>
-            <w:pPr>
-              <w:pStyle w:val="LectureBullet"/>
-            </w:pPr>
-            <w:r/>
-            <w:r>
-              <w:rPr>
-                <w:sz w:val="18"/>
-              </w:rPr>
-              <w:t>大纲对照：本周五个动作</w:t>
-            </w:r>
-          </w:p>
-        </w:tc>
-        <w:tc>
-          <w:tcPr>
-            <w:tcW w:type="dxa" w:w="3175"/>
-          </w:tcPr>
-          <w:p>
-            <w:pPr>
-              <w:pStyle w:val="LectureBullet"/>
-            </w:pPr>
-            <w:r/>
-            <w:r>
-              <w:rPr>
-                <w:sz w:val="18"/>
-              </w:rPr>
-              <w:t>—</w:t>
-            </w:r>
-          </w:p>
-        </w:tc>
-      </w:tr>
-      <w:tr>
-        <w:tc>
-          <w:tcPr>
-            <w:tcW w:type="dxa" w:w="3175"/>
-          </w:tcPr>
-          <w:p>
-            <w:pPr>
-              <w:pStyle w:val="LectureBullet"/>
-            </w:pPr>
-            <w:r/>
-            <w:r>
-              <w:rPr>
-                <w:sz w:val="18"/>
-              </w:rPr>
-              <w:t>12–15分钟</w:t>
-            </w:r>
-          </w:p>
-        </w:tc>
-        <w:tc>
-          <w:tcPr>
-            <w:tcW w:type="dxa" w:w="3175"/>
-          </w:tcPr>
-          <w:p>
-            <w:pPr>
-              <w:pStyle w:val="LectureBullet"/>
-            </w:pPr>
-            <w:r/>
-            <w:r>
-              <w:rPr>
-                <w:sz w:val="18"/>
-              </w:rPr>
-              <w:t>教材证据一：两种板面策略</w:t>
-            </w:r>
-          </w:p>
-        </w:tc>
-        <w:tc>
-          <w:tcPr>
-            <w:tcW w:type="dxa" w:w="3175"/>
-          </w:tcPr>
-          <w:p>
-            <w:pPr>
-              <w:pStyle w:val="LectureBullet"/>
-            </w:pPr>
-            <w:r/>
-            <w:r>
-              <w:rPr>
-                <w:sz w:val="18"/>
-              </w:rPr>
-              <w:t>判断自己的板面属于哪一种</w:t>
-            </w:r>
-          </w:p>
-        </w:tc>
-      </w:tr>
-      <w:tr>
-        <w:tc>
-          <w:tcPr>
-            <w:tcW w:type="dxa" w:w="3175"/>
-          </w:tcPr>
-          <w:p>
-            <w:pPr>
-              <w:pStyle w:val="LectureBullet"/>
-            </w:pPr>
-            <w:r/>
-            <w:r>
-              <w:rPr>
-                <w:sz w:val="18"/>
-              </w:rPr>
-              <w:t>15–18分钟</w:t>
-            </w:r>
-          </w:p>
-        </w:tc>
-        <w:tc>
-          <w:tcPr>
-            <w:tcW w:type="dxa" w:w="3175"/>
-          </w:tcPr>
-          <w:p>
-            <w:pPr>
-              <w:pStyle w:val="LectureBullet"/>
-            </w:pPr>
-            <w:r/>
-            <w:r>
-              <w:rPr>
-                <w:sz w:val="18"/>
-              </w:rPr>
-              <w:t>教材证据二：创意系列与成衣系列</w:t>
-            </w:r>
-          </w:p>
-        </w:tc>
-        <w:tc>
-          <w:tcPr>
-            <w:tcW w:type="dxa" w:w="3175"/>
-          </w:tcPr>
-          <w:p>
-            <w:pPr>
-              <w:pStyle w:val="LectureBullet"/>
-            </w:pPr>
-            <w:r/>
-            <w:r>
-              <w:rPr>
-                <w:sz w:val="18"/>
-              </w:rPr>
-              <w:t>把五套投到上下两栏，看哪栏空</w:t>
-            </w:r>
-          </w:p>
-        </w:tc>
-      </w:tr>
-      <w:tr>
-        <w:tc>
-          <w:tcPr>
-            <w:tcW w:type="dxa" w:w="3175"/>
-          </w:tcPr>
-          <w:p>
-            <w:pPr>
-              <w:pStyle w:val="LectureBullet"/>
-            </w:pPr>
-            <w:r/>
-            <w:r>
-              <w:rPr>
-                <w:sz w:val="18"/>
-              </w:rPr>
-              <w:t>18–20分钟</w:t>
-            </w:r>
-          </w:p>
-        </w:tc>
-        <w:tc>
-          <w:tcPr>
-            <w:tcW w:type="dxa" w:w="3175"/>
-          </w:tcPr>
-          <w:p>
-            <w:pPr>
-              <w:pStyle w:val="LectureBullet"/>
-            </w:pPr>
-            <w:r/>
-            <w:r>
-              <w:rPr>
-                <w:sz w:val="18"/>
-              </w:rPr>
-              <w:t>核心词汇四个术语</w:t>
-            </w:r>
-          </w:p>
-        </w:tc>
-        <w:tc>
-          <w:tcPr>
-            <w:tcW w:type="dxa" w:w="3175"/>
-          </w:tcPr>
-          <w:p>
-            <w:pPr>
-              <w:pStyle w:val="LectureBullet"/>
-            </w:pPr>
-            <w:r/>
-            <w:r>
-              <w:rPr>
-                <w:sz w:val="18"/>
-              </w:rPr>
-              <w:t>—</w:t>
-            </w:r>
-          </w:p>
-        </w:tc>
-      </w:tr>
-      <w:tr>
-        <w:tc>
-          <w:tcPr>
-            <w:tcW w:type="dxa" w:w="3175"/>
-          </w:tcPr>
-          <w:p>
-            <w:pPr>
-              <w:pStyle w:val="LectureBullet"/>
-            </w:pPr>
-            <w:r/>
-            <w:r>
-              <w:rPr>
-                <w:sz w:val="18"/>
-              </w:rPr>
-              <w:t>20–22分钟</w:t>
-            </w:r>
-          </w:p>
-        </w:tc>
-        <w:tc>
-          <w:tcPr>
-            <w:tcW w:type="dxa" w:w="3175"/>
-          </w:tcPr>
-          <w:p>
-            <w:pPr>
-              <w:pStyle w:val="LectureBullet"/>
-            </w:pPr>
-            <w:r/>
-            <w:r>
-              <w:rPr>
-                <w:sz w:val="18"/>
-              </w:rPr>
-              <w:t>概念模型：最终编辑的四对矛盾</w:t>
-            </w:r>
-          </w:p>
-        </w:tc>
-        <w:tc>
-          <w:tcPr>
-            <w:tcW w:type="dxa" w:w="3175"/>
-          </w:tcPr>
-          <w:p>
-            <w:pPr>
-              <w:pStyle w:val="LectureBullet"/>
-            </w:pPr>
-            <w:r/>
-            <w:r>
-              <w:rPr>
-                <w:sz w:val="18"/>
-              </w:rPr>
-              <w:t>对照四条失败信号自查</w:t>
-            </w:r>
-          </w:p>
-        </w:tc>
-      </w:tr>
-      <w:tr>
-        <w:tc>
-          <w:tcPr>
-            <w:tcW w:type="dxa" w:w="3175"/>
-          </w:tcPr>
-          <w:p>
-            <w:pPr>
-              <w:pStyle w:val="LectureBullet"/>
-            </w:pPr>
-            <w:r/>
-            <w:r>
-              <w:rPr>
-                <w:sz w:val="18"/>
-              </w:rPr>
-              <w:t>22–27分钟</w:t>
-            </w:r>
-          </w:p>
-        </w:tc>
-        <w:tc>
-          <w:tcPr>
-            <w:tcW w:type="dxa" w:w="3175"/>
-          </w:tcPr>
-          <w:p>
-            <w:pPr>
-              <w:pStyle w:val="LectureBullet"/>
-            </w:pPr>
-            <w:r/>
-            <w:r>
-              <w:rPr>
-                <w:sz w:val="18"/>
-              </w:rPr>
-              <w:t>比较判断、设计师案例A（角色差异）与B（单变量节奏）</w:t>
-            </w:r>
-          </w:p>
-        </w:tc>
-        <w:tc>
-          <w:tcPr>
-            <w:tcW w:type="dxa" w:w="3175"/>
-          </w:tcPr>
-          <w:p>
-            <w:pPr>
-              <w:pStyle w:val="LectureBullet"/>
-            </w:pPr>
-            <w:r/>
-            <w:r>
-              <w:rPr>
-                <w:sz w:val="18"/>
-              </w:rPr>
-              <w:t>检查有没有两套改了同样的东西</w:t>
-            </w:r>
-          </w:p>
-        </w:tc>
-      </w:tr>
-      <w:tr>
-        <w:tc>
-          <w:tcPr>
-            <w:tcW w:type="dxa" w:w="3175"/>
-          </w:tcPr>
-          <w:p>
-            <w:pPr>
-              <w:pStyle w:val="LectureBullet"/>
-            </w:pPr>
-            <w:r/>
-            <w:r>
-              <w:rPr>
-                <w:sz w:val="18"/>
-              </w:rPr>
-              <w:t>27–45分钟</w:t>
-            </w:r>
-          </w:p>
-        </w:tc>
-        <w:tc>
-          <w:tcPr>
-            <w:tcW w:type="dxa" w:w="3175"/>
-          </w:tcPr>
-          <w:p>
-            <w:pPr>
-              <w:pStyle w:val="LectureBullet"/>
-            </w:pPr>
-            <w:r/>
-            <w:r>
-              <w:rPr>
-                <w:sz w:val="18"/>
-              </w:rPr>
-              <w:t>第1课时实操：28分钟四阶段（回收·审计·双版本·删补）</w:t>
-            </w:r>
-          </w:p>
-        </w:tc>
-        <w:tc>
-          <w:tcPr>
-            <w:tcW w:type="dxa" w:w="3175"/>
-          </w:tcPr>
-          <w:p>
-            <w:pPr>
-              <w:pStyle w:val="LectureBullet"/>
-            </w:pPr>
-            <w:r/>
-            <w:r>
-              <w:rPr>
-                <w:sz w:val="18"/>
-              </w:rPr>
-              <w:t>两版顺序＋删一补一</w:t>
-            </w:r>
-          </w:p>
-        </w:tc>
-      </w:tr>
-      <w:tr>
-        <w:tc>
-          <w:tcPr>
-            <w:tcW w:type="dxa" w:w="3175"/>
-          </w:tcPr>
-          <w:p>
-            <w:pPr>
-              <w:pStyle w:val="LectureBullet"/>
-            </w:pPr>
-            <w:r/>
-            <w:r>
-              <w:rPr>
-                <w:sz w:val="18"/>
-              </w:rPr>
-              <w:t>45–46分钟</w:t>
-            </w:r>
-          </w:p>
-        </w:tc>
-        <w:tc>
-          <w:tcPr>
-            <w:tcW w:type="dxa" w:w="3175"/>
-          </w:tcPr>
-          <w:p>
-            <w:pPr>
-              <w:pStyle w:val="LectureBullet"/>
-            </w:pPr>
-            <w:r/>
-            <w:r>
-              <w:rPr>
-                <w:sz w:val="18"/>
-              </w:rPr>
-              <w:t>第2课时开场：把编排拆成单品、价格与场景</w:t>
-            </w:r>
-          </w:p>
-        </w:tc>
-        <w:tc>
-          <w:tcPr>
-            <w:tcW w:type="dxa" w:w="3175"/>
-          </w:tcPr>
-          <w:p>
-            <w:pPr>
-              <w:pStyle w:val="LectureBullet"/>
-            </w:pPr>
-            <w:r/>
-            <w:r>
-              <w:rPr>
-                <w:sz w:val="18"/>
-              </w:rPr>
-              <w:t>—</w:t>
-            </w:r>
-          </w:p>
-        </w:tc>
-      </w:tr>
-      <w:tr>
-        <w:tc>
-          <w:tcPr>
-            <w:tcW w:type="dxa" w:w="3175"/>
-          </w:tcPr>
-          <w:p>
-            <w:pPr>
-              <w:pStyle w:val="LectureBullet"/>
-            </w:pPr>
-            <w:r/>
-            <w:r>
-              <w:rPr>
-                <w:sz w:val="18"/>
-              </w:rPr>
-              <w:t>46–54分钟</w:t>
-            </w:r>
-          </w:p>
-        </w:tc>
-        <w:tc>
-          <w:tcPr>
-            <w:tcW w:type="dxa" w:w="3175"/>
-          </w:tcPr>
-          <w:p>
-            <w:pPr>
-              <w:pStyle w:val="LectureBullet"/>
-            </w:pPr>
-            <w:r/>
-            <w:r>
-              <w:rPr>
-                <w:sz w:val="18"/>
-              </w:rPr>
-              <w:t>操作动词八个、变量矩阵、受控实验、系列应用</w:t>
-            </w:r>
-          </w:p>
-        </w:tc>
-        <w:tc>
-          <w:tcPr>
-            <w:tcW w:type="dxa" w:w="3175"/>
-          </w:tcPr>
-          <w:p>
-            <w:pPr>
-              <w:pStyle w:val="LectureBullet"/>
-            </w:pPr>
-            <w:r/>
-            <w:r>
-              <w:rPr>
-                <w:sz w:val="18"/>
-              </w:rPr>
-              <w:t>五套各占一列，定角色行</w:t>
-            </w:r>
-          </w:p>
-        </w:tc>
-      </w:tr>
-      <w:tr>
-        <w:tc>
-          <w:tcPr>
-            <w:tcW w:type="dxa" w:w="3175"/>
-          </w:tcPr>
-          <w:p>
-            <w:pPr>
-              <w:pStyle w:val="LectureBullet"/>
-            </w:pPr>
-            <w:r/>
-            <w:r>
-              <w:rPr>
-                <w:sz w:val="18"/>
-              </w:rPr>
-              <w:t>54–82分钟</w:t>
-            </w:r>
-          </w:p>
-        </w:tc>
-        <w:tc>
-          <w:tcPr>
-            <w:tcW w:type="dxa" w:w="3175"/>
-          </w:tcPr>
-          <w:p>
-            <w:pPr>
-              <w:pStyle w:val="LectureBullet"/>
-            </w:pPr>
-            <w:r/>
-            <w:r>
-              <w:rPr>
-                <w:sz w:val="18"/>
-              </w:rPr>
-              <w:t>第2课时实操：28分钟四阶段（拆分·价格·答辩·终审）</w:t>
-            </w:r>
-          </w:p>
-        </w:tc>
-        <w:tc>
-          <w:tcPr>
-            <w:tcW w:type="dxa" w:w="3175"/>
-          </w:tcPr>
-          <w:p>
-            <w:pPr>
-              <w:pStyle w:val="LectureBullet"/>
-            </w:pPr>
-            <w:r/>
-            <w:r>
-              <w:rPr>
-                <w:sz w:val="18"/>
-              </w:rPr>
-              <w:t>产品表＋三分钟答辩＋红笔终审</w:t>
-            </w:r>
-          </w:p>
-        </w:tc>
-      </w:tr>
-      <w:tr>
-        <w:tc>
-          <w:tcPr>
-            <w:tcW w:type="dxa" w:w="3175"/>
-          </w:tcPr>
-          <w:p>
-            <w:pPr>
-              <w:pStyle w:val="LectureBullet"/>
-            </w:pPr>
-            <w:r/>
-            <w:r>
-              <w:rPr>
-                <w:sz w:val="18"/>
-              </w:rPr>
-              <w:t>82–87分钟</w:t>
-            </w:r>
-          </w:p>
-        </w:tc>
-        <w:tc>
-          <w:tcPr>
-            <w:tcW w:type="dxa" w:w="3175"/>
-          </w:tcPr>
-          <w:p>
-            <w:pPr>
-              <w:pStyle w:val="LectureBullet"/>
-            </w:pPr>
-            <w:r/>
-            <w:r>
-              <w:rPr>
-                <w:sz w:val="18"/>
-              </w:rPr>
-              <w:t>提交证据四类、同伴讲评、形成性评价</w:t>
-            </w:r>
-          </w:p>
-        </w:tc>
-        <w:tc>
-          <w:tcPr>
-            <w:tcW w:type="dxa" w:w="3175"/>
-          </w:tcPr>
-          <w:p>
-            <w:pPr>
-              <w:pStyle w:val="LectureBullet"/>
-            </w:pPr>
-            <w:r/>
-            <w:r>
-              <w:rPr>
-                <w:sz w:val="18"/>
-              </w:rPr>
-              <w:t>按四类证据自查板面</w:t>
-            </w:r>
-          </w:p>
-        </w:tc>
-      </w:tr>
-      <w:tr>
-        <w:tc>
-          <w:tcPr>
-            <w:tcW w:type="dxa" w:w="3175"/>
-          </w:tcPr>
-          <w:p>
-            <w:pPr>
-              <w:pStyle w:val="LectureBullet"/>
-            </w:pPr>
-            <w:r/>
-            <w:r>
-              <w:rPr>
-                <w:sz w:val="18"/>
-              </w:rPr>
-              <w:t>87–90分钟</w:t>
-            </w:r>
-          </w:p>
-        </w:tc>
-        <w:tc>
-          <w:tcPr>
-            <w:tcW w:type="dxa" w:w="3175"/>
-          </w:tcPr>
-          <w:p>
-            <w:pPr>
-              <w:pStyle w:val="LectureBullet"/>
-            </w:pPr>
-            <w:r/>
-            <w:r>
-              <w:rPr>
-                <w:sz w:val="18"/>
-              </w:rPr>
-              <w:t>第13周准备（自定主题）与一句话小结</w:t>
-            </w:r>
-          </w:p>
-        </w:tc>
-        <w:tc>
-          <w:tcPr>
-            <w:tcW w:type="dxa" w:w="3175"/>
-          </w:tcPr>
-          <w:p>
-            <w:pPr>
-              <w:pStyle w:val="LectureBullet"/>
-            </w:pPr>
-            <w:r/>
-            <w:r>
-              <w:rPr>
-                <w:sz w:val="18"/>
-              </w:rPr>
-              <w:t>写三个候选命题与一句话小结</w:t>
-            </w:r>
-          </w:p>
-        </w:tc>
-      </w:tr>
-    </w:tbl>
+    <w:p>
+      <w:pPr>
+        <w:pStyle w:val="LectureBullet"/>
+      </w:pPr>
+      <w:r/>
+      <w:r>
+        <w:rPr>
+          <w:b/>
+          <w:sz w:val="18"/>
+        </w:rPr>
+        <w:t>时间</w:t>
+      </w:r>
+    </w:p>
+    <w:p>
+      <w:pPr>
+        <w:pStyle w:val="LectureBullet"/>
+      </w:pPr>
+      <w:r/>
+      <w:r>
+        <w:rPr>
+          <w:b/>
+          <w:sz w:val="18"/>
+        </w:rPr>
+        <w:t>内容</w:t>
+      </w:r>
+    </w:p>
+    <w:p>
+      <w:pPr>
+        <w:pStyle w:val="LectureBullet"/>
+      </w:pPr>
+      <w:r/>
+      <w:r>
+        <w:rPr>
+          <w:b/>
+          <w:sz w:val="18"/>
+        </w:rPr>
+        <w:t>学生动作</w:t>
+      </w:r>
+    </w:p>
+    <w:p>
+      <w:pPr>
+        <w:pStyle w:val="LectureBullet"/>
+      </w:pPr>
+      <w:r/>
+      <w:r>
+        <w:rPr>
+          <w:sz w:val="18"/>
+        </w:rPr>
+        <w:t>0–2分钟</w:t>
+      </w:r>
+    </w:p>
+    <w:p>
+      <w:pPr>
+        <w:pStyle w:val="LectureBullet"/>
+      </w:pPr>
+      <w:r/>
+      <w:r>
+        <w:rPr>
+          <w:sz w:val="18"/>
+        </w:rPr>
+        <w:t>封面与十六周总图</w:t>
+      </w:r>
+    </w:p>
+    <w:p>
+      <w:pPr>
+        <w:pStyle w:val="LectureBullet"/>
+      </w:pPr>
+      <w:r/>
+      <w:r>
+        <w:rPr>
+          <w:sz w:val="18"/>
+        </w:rPr>
+        <w:t>摊开样片与刚度排序</w:t>
+      </w:r>
+    </w:p>
+    <w:p>
+      <w:pPr>
+        <w:pStyle w:val="LectureBullet"/>
+      </w:pPr>
+      <w:r/>
+      <w:r>
+        <w:rPr>
+          <w:sz w:val="18"/>
+        </w:rPr>
+        <w:t>2–5分钟</w:t>
+      </w:r>
+    </w:p>
+    <w:p>
+      <w:pPr>
+        <w:pStyle w:val="LectureBullet"/>
+      </w:pPr>
+      <w:r/>
+      <w:r>
+        <w:rPr>
+          <w:sz w:val="18"/>
+        </w:rPr>
+        <w:t>学习目标：四项可见证据与提交规格</w:t>
+      </w:r>
+    </w:p>
+    <w:p>
+      <w:pPr>
+        <w:pStyle w:val="LectureBullet"/>
+      </w:pPr>
+      <w:r/>
+      <w:r>
+        <w:rPr>
+          <w:sz w:val="18"/>
+        </w:rPr>
+        <w:t>确认要交的六样</w:t>
+      </w:r>
+    </w:p>
+    <w:p>
+      <w:pPr>
+        <w:pStyle w:val="LectureBullet"/>
+      </w:pPr>
+      <w:r/>
+      <w:r>
+        <w:rPr>
+          <w:sz w:val="18"/>
+        </w:rPr>
+        <w:t>5–9分钟</w:t>
+      </w:r>
+    </w:p>
+    <w:p>
+      <w:pPr>
+        <w:pStyle w:val="LectureBullet"/>
+      </w:pPr>
+      <w:r/>
+      <w:r>
+        <w:rPr>
+          <w:sz w:val="18"/>
+        </w:rPr>
+        <w:t>第11周→本周衔接页（含开场2分钟）</w:t>
+      </w:r>
+    </w:p>
+    <w:p>
+      <w:pPr>
+        <w:pStyle w:val="LectureBullet"/>
+      </w:pPr>
+      <w:r/>
+      <w:r>
+        <w:rPr>
+          <w:sz w:val="18"/>
+        </w:rPr>
+        <w:t>把上周问题对到四对矛盾之一</w:t>
+      </w:r>
+    </w:p>
+    <w:p>
+      <w:pPr>
+        <w:pStyle w:val="LectureBullet"/>
+      </w:pPr>
+      <w:r/>
+      <w:r>
+        <w:rPr>
+          <w:sz w:val="18"/>
+        </w:rPr>
+        <w:t>9–12分钟</w:t>
+      </w:r>
+    </w:p>
+    <w:p>
+      <w:pPr>
+        <w:pStyle w:val="LectureBullet"/>
+      </w:pPr>
+      <w:r/>
+      <w:r>
+        <w:rPr>
+          <w:sz w:val="18"/>
+        </w:rPr>
+        <w:t>大纲对照：本周五个动作</w:t>
+      </w:r>
+    </w:p>
+    <w:p>
+      <w:pPr>
+        <w:pStyle w:val="LectureBullet"/>
+      </w:pPr>
+      <w:r/>
+      <w:r>
+        <w:rPr>
+          <w:sz w:val="18"/>
+        </w:rPr>
+        <w:t>—</w:t>
+      </w:r>
+    </w:p>
+    <w:p>
+      <w:pPr>
+        <w:pStyle w:val="LectureBullet"/>
+      </w:pPr>
+      <w:r/>
+      <w:r>
+        <w:rPr>
+          <w:sz w:val="18"/>
+        </w:rPr>
+        <w:t>12–15分钟</w:t>
+      </w:r>
+    </w:p>
+    <w:p>
+      <w:pPr>
+        <w:pStyle w:val="LectureBullet"/>
+      </w:pPr>
+      <w:r/>
+      <w:r>
+        <w:rPr>
+          <w:sz w:val="18"/>
+        </w:rPr>
+        <w:t>教材证据一：两种板面策略</w:t>
+      </w:r>
+    </w:p>
+    <w:p>
+      <w:pPr>
+        <w:pStyle w:val="LectureBullet"/>
+      </w:pPr>
+      <w:r/>
+      <w:r>
+        <w:rPr>
+          <w:sz w:val="18"/>
+        </w:rPr>
+        <w:t>判断自己的板面属于哪一种</w:t>
+      </w:r>
+    </w:p>
+    <w:p>
+      <w:pPr>
+        <w:pStyle w:val="LectureBullet"/>
+      </w:pPr>
+      <w:r/>
+      <w:r>
+        <w:rPr>
+          <w:sz w:val="18"/>
+        </w:rPr>
+        <w:t>15–18分钟</w:t>
+      </w:r>
+    </w:p>
+    <w:p>
+      <w:pPr>
+        <w:pStyle w:val="LectureBullet"/>
+      </w:pPr>
+      <w:r/>
+      <w:r>
+        <w:rPr>
+          <w:sz w:val="18"/>
+        </w:rPr>
+        <w:t>教材证据二：创意系列与成衣系列</w:t>
+      </w:r>
+    </w:p>
+    <w:p>
+      <w:pPr>
+        <w:pStyle w:val="LectureBullet"/>
+      </w:pPr>
+      <w:r/>
+      <w:r>
+        <w:rPr>
+          <w:sz w:val="18"/>
+        </w:rPr>
+        <w:t>把五套投到上下两栏，看哪栏空</w:t>
+      </w:r>
+    </w:p>
+    <w:p>
+      <w:pPr>
+        <w:pStyle w:val="LectureBullet"/>
+      </w:pPr>
+      <w:r/>
+      <w:r>
+        <w:rPr>
+          <w:sz w:val="18"/>
+        </w:rPr>
+        <w:t>18–20分钟</w:t>
+      </w:r>
+    </w:p>
+    <w:p>
+      <w:pPr>
+        <w:pStyle w:val="LectureBullet"/>
+      </w:pPr>
+      <w:r/>
+      <w:r>
+        <w:rPr>
+          <w:sz w:val="18"/>
+        </w:rPr>
+        <w:t>核心词汇四个术语</w:t>
+      </w:r>
+    </w:p>
+    <w:p>
+      <w:pPr>
+        <w:pStyle w:val="LectureBullet"/>
+      </w:pPr>
+      <w:r/>
+      <w:r>
+        <w:rPr>
+          <w:sz w:val="18"/>
+        </w:rPr>
+        <w:t>—</w:t>
+      </w:r>
+    </w:p>
+    <w:p>
+      <w:pPr>
+        <w:pStyle w:val="LectureBullet"/>
+      </w:pPr>
+      <w:r/>
+      <w:r>
+        <w:rPr>
+          <w:sz w:val="18"/>
+        </w:rPr>
+        <w:t>20–22分钟</w:t>
+      </w:r>
+    </w:p>
+    <w:p>
+      <w:pPr>
+        <w:pStyle w:val="LectureBullet"/>
+      </w:pPr>
+      <w:r/>
+      <w:r>
+        <w:rPr>
+          <w:sz w:val="18"/>
+        </w:rPr>
+        <w:t>概念模型：最终编辑的四对矛盾</w:t>
+      </w:r>
+    </w:p>
+    <w:p>
+      <w:pPr>
+        <w:pStyle w:val="LectureBullet"/>
+      </w:pPr>
+      <w:r/>
+      <w:r>
+        <w:rPr>
+          <w:sz w:val="18"/>
+        </w:rPr>
+        <w:t>对照四条失败信号自查</w:t>
+      </w:r>
+    </w:p>
+    <w:p>
+      <w:pPr>
+        <w:pStyle w:val="LectureBullet"/>
+      </w:pPr>
+      <w:r/>
+      <w:r>
+        <w:rPr>
+          <w:sz w:val="18"/>
+        </w:rPr>
+        <w:t>22–27分钟</w:t>
+      </w:r>
+    </w:p>
+    <w:p>
+      <w:pPr>
+        <w:pStyle w:val="LectureBullet"/>
+      </w:pPr>
+      <w:r/>
+      <w:r>
+        <w:rPr>
+          <w:sz w:val="18"/>
+        </w:rPr>
+        <w:t>比较判断、设计师案例A（角色差异）与B（单变量节奏）</w:t>
+      </w:r>
+    </w:p>
+    <w:p>
+      <w:pPr>
+        <w:pStyle w:val="LectureBullet"/>
+      </w:pPr>
+      <w:r/>
+      <w:r>
+        <w:rPr>
+          <w:sz w:val="18"/>
+        </w:rPr>
+        <w:t>检查有没有两套改了同样的东西</w:t>
+      </w:r>
+    </w:p>
+    <w:p>
+      <w:pPr>
+        <w:pStyle w:val="LectureBullet"/>
+      </w:pPr>
+      <w:r/>
+      <w:r>
+        <w:rPr>
+          <w:sz w:val="18"/>
+        </w:rPr>
+        <w:t>27–45分钟</w:t>
+      </w:r>
+    </w:p>
+    <w:p>
+      <w:pPr>
+        <w:pStyle w:val="LectureBullet"/>
+      </w:pPr>
+      <w:r/>
+      <w:r>
+        <w:rPr>
+          <w:sz w:val="18"/>
+        </w:rPr>
+        <w:t>第1课时实操：28分钟四阶段（回收·审计·双版本·删补）</w:t>
+      </w:r>
+    </w:p>
+    <w:p>
+      <w:pPr>
+        <w:pStyle w:val="LectureBullet"/>
+      </w:pPr>
+      <w:r/>
+      <w:r>
+        <w:rPr>
+          <w:sz w:val="18"/>
+        </w:rPr>
+        <w:t>两版顺序＋删一补一</w:t>
+      </w:r>
+    </w:p>
+    <w:p>
+      <w:pPr>
+        <w:pStyle w:val="LectureBullet"/>
+      </w:pPr>
+      <w:r/>
+      <w:r>
+        <w:rPr>
+          <w:sz w:val="18"/>
+        </w:rPr>
+        <w:t>45–46分钟</w:t>
+      </w:r>
+    </w:p>
+    <w:p>
+      <w:pPr>
+        <w:pStyle w:val="LectureBullet"/>
+      </w:pPr>
+      <w:r/>
+      <w:r>
+        <w:rPr>
+          <w:sz w:val="18"/>
+        </w:rPr>
+        <w:t>第2课时开场：把编排拆成单品、价格与场景</w:t>
+      </w:r>
+    </w:p>
+    <w:p>
+      <w:pPr>
+        <w:pStyle w:val="LectureBullet"/>
+      </w:pPr>
+      <w:r/>
+      <w:r>
+        <w:rPr>
+          <w:sz w:val="18"/>
+        </w:rPr>
+        <w:t>—</w:t>
+      </w:r>
+    </w:p>
+    <w:p>
+      <w:pPr>
+        <w:pStyle w:val="LectureBullet"/>
+      </w:pPr>
+      <w:r/>
+      <w:r>
+        <w:rPr>
+          <w:sz w:val="18"/>
+        </w:rPr>
+        <w:t>46–54分钟</w:t>
+      </w:r>
+    </w:p>
+    <w:p>
+      <w:pPr>
+        <w:pStyle w:val="LectureBullet"/>
+      </w:pPr>
+      <w:r/>
+      <w:r>
+        <w:rPr>
+          <w:sz w:val="18"/>
+        </w:rPr>
+        <w:t>操作动词八个、变量矩阵、受控实验、系列应用</w:t>
+      </w:r>
+    </w:p>
+    <w:p>
+      <w:pPr>
+        <w:pStyle w:val="LectureBullet"/>
+      </w:pPr>
+      <w:r/>
+      <w:r>
+        <w:rPr>
+          <w:sz w:val="18"/>
+        </w:rPr>
+        <w:t>五套各占一列，定角色行</w:t>
+      </w:r>
+    </w:p>
+    <w:p>
+      <w:pPr>
+        <w:pStyle w:val="LectureBullet"/>
+      </w:pPr>
+      <w:r/>
+      <w:r>
+        <w:rPr>
+          <w:sz w:val="18"/>
+        </w:rPr>
+        <w:t>54–82分钟</w:t>
+      </w:r>
+    </w:p>
+    <w:p>
+      <w:pPr>
+        <w:pStyle w:val="LectureBullet"/>
+      </w:pPr>
+      <w:r/>
+      <w:r>
+        <w:rPr>
+          <w:sz w:val="18"/>
+        </w:rPr>
+        <w:t>第2课时实操：28分钟四阶段（拆分·价格·答辩·终审）</w:t>
+      </w:r>
+    </w:p>
+    <w:p>
+      <w:pPr>
+        <w:pStyle w:val="LectureBullet"/>
+      </w:pPr>
+      <w:r/>
+      <w:r>
+        <w:rPr>
+          <w:sz w:val="18"/>
+        </w:rPr>
+        <w:t>产品表＋三分钟答辩＋红笔终审</w:t>
+      </w:r>
+    </w:p>
+    <w:p>
+      <w:pPr>
+        <w:pStyle w:val="LectureBullet"/>
+      </w:pPr>
+      <w:r/>
+      <w:r>
+        <w:rPr>
+          <w:sz w:val="18"/>
+        </w:rPr>
+        <w:t>82–87分钟</w:t>
+      </w:r>
+    </w:p>
+    <w:p>
+      <w:pPr>
+        <w:pStyle w:val="LectureBullet"/>
+      </w:pPr>
+      <w:r/>
+      <w:r>
+        <w:rPr>
+          <w:sz w:val="18"/>
+        </w:rPr>
+        <w:t>提交证据四类、同伴讲评、形成性评价</w:t>
+      </w:r>
+    </w:p>
+    <w:p>
+      <w:pPr>
+        <w:pStyle w:val="LectureBullet"/>
+      </w:pPr>
+      <w:r/>
+      <w:r>
+        <w:rPr>
+          <w:sz w:val="18"/>
+        </w:rPr>
+        <w:t>按四类证据自查板面</w:t>
+      </w:r>
+    </w:p>
+    <w:p>
+      <w:pPr>
+        <w:pStyle w:val="LectureBullet"/>
+      </w:pPr>
+      <w:r/>
+      <w:r>
+        <w:rPr>
+          <w:sz w:val="18"/>
+        </w:rPr>
+        <w:t>87–90分钟</w:t>
+      </w:r>
+    </w:p>
+    <w:p>
+      <w:pPr>
+        <w:pStyle w:val="LectureBullet"/>
+      </w:pPr>
+      <w:r/>
+      <w:r>
+        <w:rPr>
+          <w:sz w:val="18"/>
+        </w:rPr>
+        <w:t>第13周准备（自定主题）与一句话小结</w:t>
+      </w:r>
+    </w:p>
+    <w:p>
+      <w:pPr>
+        <w:pStyle w:val="LectureBullet"/>
+      </w:pPr>
+      <w:r/>
+      <w:r>
+        <w:rPr>
+          <w:sz w:val="18"/>
+        </w:rPr>
+        <w:t>写三个候选命题与一句话小结</w:t>
+      </w:r>
+    </w:p>
     <w:p>
       <w:pPr/>
       <w:r>
@@ -1141,36 +839,18 @@
         <w:t>建议时间：1.5分钟　｜　课堂功能：开场，用封面五套讲“同版不同材”与角色梯度</w:t>
       </w:r>
     </w:p>
-    <w:tbl>
-      <w:tblPr>
-        <w:tblStyle w:val="TableGrid"/>
-        <w:tblW w:type="auto" w:w="0"/>
-        <w:tblLook w:firstColumn="1" w:firstRow="1" w:lastColumn="0" w:lastRow="0" w:noHBand="0" w:noVBand="1" w:val="04A0"/>
-      </w:tblPr>
-      <w:tblGrid>
-        <w:gridCol w:w="9524"/>
-      </w:tblGrid>
-      <w:tr>
-        <w:tc>
-          <w:tcPr>
-            <w:tcW w:type="dxa" w:w="9524"/>
-            <w:shd w:val="clear" w:fill="F2F2F2"/>
-          </w:tcPr>
-          <w:p>
-            <w:pPr>
-              <w:pStyle w:val="LectureBullet"/>
-            </w:pPr>
-            <w:r/>
-            <w:r>
-              <w:rPr>
-                <w:sz w:val="19"/>
-              </w:rPr>
-              <w:t>【教师动作｜不发言】 显示封面五套；先讲常量“黄”，再讲毛感面积递减，重点停在03与04的同版不同材。</w:t>
-            </w:r>
-          </w:p>
-        </w:tc>
-      </w:tr>
-    </w:tbl>
+    <w:p>
+      <w:pPr>
+        <w:pStyle w:val="LectureBullet"/>
+      </w:pPr>
+      <w:r/>
+      <w:r>
+        <w:rPr>
+          <w:sz w:val="19"/>
+        </w:rPr>
+        <w:t>【教师动作｜不发言】 显示封面五套；先讲常量“黄”，再讲毛感面积递减，重点停在03与04的同版不同材。</w:t>
+      </w:r>
+    </w:p>
     <w:p>
       <w:pPr/>
       <w:r>
@@ -1237,36 +917,18 @@
         <w:t>• 提问：“你的五套里，有没有两套能共用一个版型？”</w:t>
       </w:r>
     </w:p>
-    <w:tbl>
-      <w:tblPr>
-        <w:tblStyle w:val="TableGrid"/>
-        <w:tblW w:type="auto" w:w="0"/>
-        <w:tblLook w:firstColumn="1" w:firstRow="1" w:lastColumn="0" w:lastRow="0" w:noHBand="0" w:noVBand="1" w:val="04A0"/>
-      </w:tblPr>
-      <w:tblGrid>
-        <w:gridCol w:w="9524"/>
-      </w:tblGrid>
-      <w:tr>
-        <w:tc>
-          <w:tcPr>
-            <w:tcW w:type="dxa" w:w="9524"/>
-            <w:shd w:val="clear" w:fill="F2F2F2"/>
-          </w:tcPr>
-          <w:p>
-            <w:pPr>
-              <w:pStyle w:val="LectureBullet"/>
-            </w:pPr>
-            <w:r/>
-            <w:r>
-              <w:rPr>
-                <w:sz w:val="19"/>
-              </w:rPr>
-              <w:t>【转场语】 先把第12周放回十六周的位置。</w:t>
-            </w:r>
-          </w:p>
-        </w:tc>
-      </w:tr>
-    </w:tbl>
+    <w:p>
+      <w:pPr>
+        <w:pStyle w:val="LectureBullet"/>
+      </w:pPr>
+      <w:r/>
+      <w:r>
+        <w:rPr>
+          <w:sz w:val="19"/>
+        </w:rPr>
+        <w:t>【转场语】 先把第12周放回十六周的位置。</w:t>
+      </w:r>
+    </w:p>
     <w:p>
       <w:pPr>
         <w:pStyle w:val="SlideTitle"/>
@@ -1283,36 +945,18 @@
         <w:t>建议时间：0.5分钟　｜　课堂功能：定位第12周为方法教学的最后一周</w:t>
       </w:r>
     </w:p>
-    <w:tbl>
-      <w:tblPr>
-        <w:tblStyle w:val="TableGrid"/>
-        <w:tblW w:type="auto" w:w="0"/>
-        <w:tblLook w:firstColumn="1" w:firstRow="1" w:lastColumn="0" w:lastRow="0" w:noHBand="0" w:noVBand="1" w:val="04A0"/>
-      </w:tblPr>
-      <w:tblGrid>
-        <w:gridCol w:w="9524"/>
-      </w:tblGrid>
-      <w:tr>
-        <w:tc>
-          <w:tcPr>
-            <w:tcW w:type="dxa" w:w="9524"/>
-            <w:shd w:val="clear" w:fill="F2F2F2"/>
-          </w:tcPr>
-          <w:p>
-            <w:pPr>
-              <w:pStyle w:val="LectureBullet"/>
-            </w:pPr>
-            <w:r/>
-            <w:r>
-              <w:rPr>
-                <w:sz w:val="19"/>
-              </w:rPr>
-              <w:t>【教师动作｜不发言】 指出09–12段结束，13–16段学生独立。</w:t>
-            </w:r>
-          </w:p>
-        </w:tc>
-      </w:tr>
-    </w:tbl>
+    <w:p>
+      <w:pPr>
+        <w:pStyle w:val="LectureBullet"/>
+      </w:pPr>
+      <w:r/>
+      <w:r>
+        <w:rPr>
+          <w:sz w:val="19"/>
+        </w:rPr>
+        <w:t>【教师动作｜不发言】 指出09–12段结束，13–16段学生独立。</w:t>
+      </w:r>
+    </w:p>
     <w:p>
       <w:pPr/>
       <w:r>
@@ -1346,36 +990,18 @@
         <w:t>所以今天以后，方法就交到你们手上了。</w:t>
       </w:r>
     </w:p>
-    <w:tbl>
-      <w:tblPr>
-        <w:tblStyle w:val="TableGrid"/>
-        <w:tblW w:type="auto" w:w="0"/>
-        <w:tblLook w:firstColumn="1" w:firstRow="1" w:lastColumn="0" w:lastRow="0" w:noHBand="0" w:noVBand="1" w:val="04A0"/>
-      </w:tblPr>
-      <w:tblGrid>
-        <w:gridCol w:w="9524"/>
-      </w:tblGrid>
-      <w:tr>
-        <w:tc>
-          <w:tcPr>
-            <w:tcW w:type="dxa" w:w="9524"/>
-            <w:shd w:val="clear" w:fill="F2F2F2"/>
-          </w:tcPr>
-          <w:p>
-            <w:pPr>
-              <w:pStyle w:val="LectureBullet"/>
-            </w:pPr>
-            <w:r/>
-            <w:r>
-              <w:rPr>
-                <w:sz w:val="19"/>
-              </w:rPr>
-              <w:t>【转场语】 今天要交出什么？</w:t>
-            </w:r>
-          </w:p>
-        </w:tc>
-      </w:tr>
-    </w:tbl>
+    <w:p>
+      <w:pPr>
+        <w:pStyle w:val="LectureBullet"/>
+      </w:pPr>
+      <w:r/>
+      <w:r>
+        <w:rPr>
+          <w:sz w:val="19"/>
+        </w:rPr>
+        <w:t>【转场语】 今天要交出什么？</w:t>
+      </w:r>
+    </w:p>
     <w:p>
       <w:pPr>
         <w:pStyle w:val="SlideTitle"/>
@@ -1392,36 +1018,18 @@
         <w:t>建议时间：2.5分钟　｜　课堂功能：关键判断、难点、成果与提交规格</w:t>
       </w:r>
     </w:p>
-    <w:tbl>
-      <w:tblPr>
-        <w:tblStyle w:val="TableGrid"/>
-        <w:tblW w:type="auto" w:w="0"/>
-        <w:tblLook w:firstColumn="1" w:firstRow="1" w:lastColumn="0" w:lastRow="0" w:noHBand="0" w:noVBand="1" w:val="04A0"/>
-      </w:tblPr>
-      <w:tblGrid>
-        <w:gridCol w:w="9524"/>
-      </w:tblGrid>
-      <w:tr>
-        <w:tc>
-          <w:tcPr>
-            <w:tcW w:type="dxa" w:w="9524"/>
-            <w:shd w:val="clear" w:fill="F2F2F2"/>
-          </w:tcPr>
-          <w:p>
-            <w:pPr>
-              <w:pStyle w:val="LectureBullet"/>
-            </w:pPr>
-            <w:r/>
-            <w:r>
-              <w:rPr>
-                <w:sz w:val="19"/>
-              </w:rPr>
-              <w:t>【教师动作｜不发言】 念四项；提交要求一栏逐样点数（共六样）。</w:t>
-            </w:r>
-          </w:p>
-        </w:tc>
-      </w:tr>
-    </w:tbl>
+    <w:p>
+      <w:pPr>
+        <w:pStyle w:val="LectureBullet"/>
+      </w:pPr>
+      <w:r/>
+      <w:r>
+        <w:rPr>
+          <w:sz w:val="19"/>
+        </w:rPr>
+        <w:t>【教师动作｜不发言】 念四项；提交要求一栏逐样点数（共六样）。</w:t>
+      </w:r>
+    </w:p>
     <w:p>
       <w:pPr/>
       <w:r>
@@ -1496,36 +1104,18 @@
         <w:t>• 请学生复述六样提交物；漏掉“编辑日志”的最多，重点提醒。</w:t>
       </w:r>
     </w:p>
-    <w:tbl>
-      <w:tblPr>
-        <w:tblStyle w:val="TableGrid"/>
-        <w:tblW w:type="auto" w:w="0"/>
-        <w:tblLook w:firstColumn="1" w:firstRow="1" w:lastColumn="0" w:lastRow="0" w:noHBand="0" w:noVBand="1" w:val="04A0"/>
-      </w:tblPr>
-      <w:tblGrid>
-        <w:gridCol w:w="9524"/>
-      </w:tblGrid>
-      <w:tr>
-        <w:tc>
-          <w:tcPr>
-            <w:tcW w:type="dxa" w:w="9524"/>
-            <w:shd w:val="clear" w:fill="F2F2F2"/>
-          </w:tcPr>
-          <w:p>
-            <w:pPr>
-              <w:pStyle w:val="LectureBullet"/>
-            </w:pPr>
-            <w:r/>
-            <w:r>
-              <w:rPr>
-                <w:sz w:val="19"/>
-              </w:rPr>
-              <w:t>【转场语】 今天不从零开始——上周验证过的结构，今天要做最后取舍。</w:t>
-            </w:r>
-          </w:p>
-        </w:tc>
-      </w:tr>
-    </w:tbl>
+    <w:p>
+      <w:pPr>
+        <w:pStyle w:val="LectureBullet"/>
+      </w:pPr>
+      <w:r/>
+      <w:r>
+        <w:rPr>
+          <w:sz w:val="19"/>
+        </w:rPr>
+        <w:t>【转场语】 今天不从零开始——上周验证过的结构，今天要做最后取舍。</w:t>
+      </w:r>
+    </w:p>
     <w:p>
       <w:pPr>
         <w:pStyle w:val="SlideTitle"/>
@@ -1542,36 +1132,18 @@
         <w:t>建议时间：3.5分钟（含开场2分钟）　｜　课堂功能：第11周→第12周衔接与术语衔接</w:t>
       </w:r>
     </w:p>
-    <w:tbl>
-      <w:tblPr>
-        <w:tblStyle w:val="TableGrid"/>
-        <w:tblW w:type="auto" w:w="0"/>
-        <w:tblLook w:firstColumn="1" w:firstRow="1" w:lastColumn="0" w:lastRow="0" w:noHBand="0" w:noVBand="1" w:val="04A0"/>
-      </w:tblPr>
-      <w:tblGrid>
-        <w:gridCol w:w="9524"/>
-      </w:tblGrid>
-      <w:tr>
-        <w:tc>
-          <w:tcPr>
-            <w:tcW w:type="dxa" w:w="9524"/>
-            <w:shd w:val="clear" w:fill="F2F2F2"/>
-          </w:tcPr>
-          <w:p>
-            <w:pPr>
-              <w:pStyle w:val="LectureBullet"/>
-            </w:pPr>
-            <w:r/>
-            <w:r>
-              <w:rPr>
-                <w:sz w:val="19"/>
-              </w:rPr>
-              <w:t>【教师动作｜不发言】 先做2分钟开场：摊开三样并把上周问题对到四对矛盾之一。再讲对照表。</w:t>
-            </w:r>
-          </w:p>
-        </w:tc>
-      </w:tr>
-    </w:tbl>
+    <w:p>
+      <w:pPr>
+        <w:pStyle w:val="LectureBullet"/>
+      </w:pPr>
+      <w:r/>
+      <w:r>
+        <w:rPr>
+          <w:sz w:val="19"/>
+        </w:rPr>
+        <w:t>【教师动作｜不发言】 先做2分钟开场：摊开三样并把上周问题对到四对矛盾之一。再讲对照表。</w:t>
+      </w:r>
+    </w:p>
     <w:p>
       <w:pPr/>
       <w:r>
@@ -1654,36 +1226,18 @@
         <w:t>• 请两名学生说出自己最先要解决的那一对矛盾。</w:t>
       </w:r>
     </w:p>
-    <w:tbl>
-      <w:tblPr>
-        <w:tblStyle w:val="TableGrid"/>
-        <w:tblW w:type="auto" w:w="0"/>
-        <w:tblLook w:firstColumn="1" w:firstRow="1" w:lastColumn="0" w:lastRow="0" w:noHBand="0" w:noVBand="1" w:val="04A0"/>
-      </w:tblPr>
-      <w:tblGrid>
-        <w:gridCol w:w="9524"/>
-      </w:tblGrid>
-      <w:tr>
-        <w:tc>
-          <w:tcPr>
-            <w:tcW w:type="dxa" w:w="9524"/>
-            <w:shd w:val="clear" w:fill="F2F2F2"/>
-          </w:tcPr>
-          <w:p>
-            <w:pPr>
-              <w:pStyle w:val="LectureBullet"/>
-            </w:pPr>
-            <w:r/>
-            <w:r>
-              <w:rPr>
-                <w:sz w:val="19"/>
-              </w:rPr>
-              <w:t>【转场语】 今天要做的五个动作，大纲页上写得很清楚。</w:t>
-            </w:r>
-          </w:p>
-        </w:tc>
-      </w:tr>
-    </w:tbl>
+    <w:p>
+      <w:pPr>
+        <w:pStyle w:val="LectureBullet"/>
+      </w:pPr>
+      <w:r/>
+      <w:r>
+        <w:rPr>
+          <w:sz w:val="19"/>
+        </w:rPr>
+        <w:t>【转场语】 今天要做的五个动作，大纲页上写得很清楚。</w:t>
+      </w:r>
+    </w:p>
     <w:p>
       <w:pPr>
         <w:pStyle w:val="SlideTitle"/>
@@ -1700,36 +1254,18 @@
         <w:t>建议时间：3分钟　｜　课堂功能：大纲对应与本周五个动作</w:t>
       </w:r>
     </w:p>
-    <w:tbl>
-      <w:tblPr>
-        <w:tblStyle w:val="TableGrid"/>
-        <w:tblW w:type="auto" w:w="0"/>
-        <w:tblLook w:firstColumn="1" w:firstRow="1" w:lastColumn="0" w:lastRow="0" w:noHBand="0" w:noVBand="1" w:val="04A0"/>
-      </w:tblPr>
-      <w:tblGrid>
-        <w:gridCol w:w="9524"/>
-      </w:tblGrid>
-      <w:tr>
-        <w:tc>
-          <w:tcPr>
-            <w:tcW w:type="dxa" w:w="9524"/>
-            <w:shd w:val="clear" w:fill="F2F2F2"/>
-          </w:tcPr>
-          <w:p>
-            <w:pPr>
-              <w:pStyle w:val="LectureBullet"/>
-            </w:pPr>
-            <w:r/>
-            <w:r>
-              <w:rPr>
-                <w:sz w:val="19"/>
-              </w:rPr>
-              <w:t>【教师动作｜不发言】 先念大纲对应一句，再逐条念五个动作。</w:t>
-            </w:r>
-          </w:p>
-        </w:tc>
-      </w:tr>
-    </w:tbl>
+    <w:p>
+      <w:pPr>
+        <w:pStyle w:val="LectureBullet"/>
+      </w:pPr>
+      <w:r/>
+      <w:r>
+        <w:rPr>
+          <w:sz w:val="19"/>
+        </w:rPr>
+        <w:t>【教师动作｜不发言】 先念大纲对应一句，再逐条念五个动作。</w:t>
+      </w:r>
+    </w:p>
     <w:p>
       <w:pPr/>
       <w:r>
@@ -1787,36 +1323,18 @@
         <w:t>第五，建立答辩逻辑：用研究、规则、实验、系列、市场五步讲清设计成立的证据。</w:t>
       </w:r>
     </w:p>
-    <w:tbl>
-      <w:tblPr>
-        <w:tblStyle w:val="TableGrid"/>
-        <w:tblW w:type="auto" w:w="0"/>
-        <w:tblLook w:firstColumn="1" w:firstRow="1" w:lastColumn="0" w:lastRow="0" w:noHBand="0" w:noVBand="1" w:val="04A0"/>
-      </w:tblPr>
-      <w:tblGrid>
-        <w:gridCol w:w="9524"/>
-      </w:tblGrid>
-      <w:tr>
-        <w:tc>
-          <w:tcPr>
-            <w:tcW w:type="dxa" w:w="9524"/>
-            <w:shd w:val="clear" w:fill="F2F2F2"/>
-          </w:tcPr>
-          <w:p>
-            <w:pPr>
-              <w:pStyle w:val="LectureBullet"/>
-            </w:pPr>
-            <w:r/>
-            <w:r>
-              <w:rPr>
-                <w:sz w:val="19"/>
-              </w:rPr>
-              <w:t>【转场语】 先看教材上的两种板面策略。</w:t>
-            </w:r>
-          </w:p>
-        </w:tc>
-      </w:tr>
-    </w:tbl>
+    <w:p>
+      <w:pPr>
+        <w:pStyle w:val="LectureBullet"/>
+      </w:pPr>
+      <w:r/>
+      <w:r>
+        <w:rPr>
+          <w:sz w:val="19"/>
+        </w:rPr>
+        <w:t>【转场语】 先看教材上的两种板面策略。</w:t>
+      </w:r>
+    </w:p>
     <w:p>
       <w:pPr>
         <w:pStyle w:val="SlideTitle"/>
@@ -1833,36 +1351,18 @@
         <w:t>建议时间：3分钟　｜　课堂功能：教材第112页（两种板面策略的对照）</w:t>
       </w:r>
     </w:p>
-    <w:tbl>
-      <w:tblPr>
-        <w:tblStyle w:val="TableGrid"/>
-        <w:tblW w:type="auto" w:w="0"/>
-        <w:tblLook w:firstColumn="1" w:firstRow="1" w:lastColumn="0" w:lastRow="0" w:noHBand="0" w:noVBand="1" w:val="04A0"/>
-      </w:tblPr>
-      <w:tblGrid>
-        <w:gridCol w:w="9524"/>
-      </w:tblGrid>
-      <w:tr>
-        <w:tc>
-          <w:tcPr>
-            <w:tcW w:type="dxa" w:w="9524"/>
-            <w:shd w:val="clear" w:fill="F2F2F2"/>
-          </w:tcPr>
-          <w:p>
-            <w:pPr>
-              <w:pStyle w:val="LectureBullet"/>
-            </w:pPr>
-            <w:r/>
-            <w:r>
-              <w:rPr>
-                <w:sz w:val="19"/>
-              </w:rPr>
-              <w:t>【教师动作｜不发言】 上下两块板对照投影；最后布置“最想被先看到的放到最大位置”的任务。</w:t>
-            </w:r>
-          </w:p>
-        </w:tc>
-      </w:tr>
-    </w:tbl>
+    <w:p>
+      <w:pPr>
+        <w:pStyle w:val="LectureBullet"/>
+      </w:pPr>
+      <w:r/>
+      <w:r>
+        <w:rPr>
+          <w:sz w:val="19"/>
+        </w:rPr>
+        <w:t>【教师动作｜不发言】 上下两块板对照投影；最后布置“最想被先看到的放到最大位置”的任务。</w:t>
+      </w:r>
+    </w:p>
     <w:p>
       <w:pPr/>
       <w:r>
@@ -1937,36 +1437,18 @@
         <w:t>• 请学生说出自己板面上最大的那一块是什么；若最大的是背景装饰，当场指出该换掉。</w:t>
       </w:r>
     </w:p>
-    <w:tbl>
-      <w:tblPr>
-        <w:tblStyle w:val="TableGrid"/>
-        <w:tblW w:type="auto" w:w="0"/>
-        <w:tblLook w:firstColumn="1" w:firstRow="1" w:lastColumn="0" w:lastRow="0" w:noHBand="0" w:noVBand="1" w:val="04A0"/>
-      </w:tblPr>
-      <w:tblGrid>
-        <w:gridCol w:w="9524"/>
-      </w:tblGrid>
-      <w:tr>
-        <w:tc>
-          <w:tcPr>
-            <w:tcW w:type="dxa" w:w="9524"/>
-            <w:shd w:val="clear" w:fill="F2F2F2"/>
-          </w:tcPr>
-          <w:p>
-            <w:pPr>
-              <w:pStyle w:val="LectureBullet"/>
-            </w:pPr>
-            <w:r/>
-            <w:r>
-              <w:rPr>
-                <w:sz w:val="19"/>
-              </w:rPr>
-              <w:t>【转场语】 教材还把创意系列和成衣系列并排放了。</w:t>
-            </w:r>
-          </w:p>
-        </w:tc>
-      </w:tr>
-    </w:tbl>
+    <w:p>
+      <w:pPr>
+        <w:pStyle w:val="LectureBullet"/>
+      </w:pPr>
+      <w:r/>
+      <w:r>
+        <w:rPr>
+          <w:sz w:val="19"/>
+        </w:rPr>
+        <w:t>【转场语】 教材还把创意系列和成衣系列并排放了。</w:t>
+      </w:r>
+    </w:p>
     <w:p>
       <w:pPr>
         <w:pStyle w:val="SlideTitle"/>
@@ -1983,36 +1465,18 @@
         <w:t>建议时间：3分钟　｜　课堂功能：教材第107页（两栏投射，检查空栏）</w:t>
       </w:r>
     </w:p>
-    <w:tbl>
-      <w:tblPr>
-        <w:tblStyle w:val="TableGrid"/>
-        <w:tblW w:type="auto" w:w="0"/>
-        <w:tblLook w:firstColumn="1" w:firstRow="1" w:lastColumn="0" w:lastRow="0" w:noHBand="0" w:noVBand="1" w:val="04A0"/>
-      </w:tblPr>
-      <w:tblGrid>
-        <w:gridCol w:w="9524"/>
-      </w:tblGrid>
-      <w:tr>
-        <w:tc>
-          <w:tcPr>
-            <w:tcW w:type="dxa" w:w="9524"/>
-            <w:shd w:val="clear" w:fill="F2F2F2"/>
-          </w:tcPr>
-          <w:p>
-            <w:pPr>
-              <w:pStyle w:val="LectureBullet"/>
-            </w:pPr>
-            <w:r/>
-            <w:r>
-              <w:rPr>
-                <w:sz w:val="19"/>
-              </w:rPr>
-              <w:t>【教师动作｜不发言】 上下两栏对照；最后要求学生把五套分别投到两栏，看有没有空栏。</w:t>
-            </w:r>
-          </w:p>
-        </w:tc>
-      </w:tr>
-    </w:tbl>
+    <w:p>
+      <w:pPr>
+        <w:pStyle w:val="LectureBullet"/>
+      </w:pPr>
+      <w:r/>
+      <w:r>
+        <w:rPr>
+          <w:sz w:val="19"/>
+        </w:rPr>
+        <w:t>【教师动作｜不发言】 上下两栏对照；最后要求学生把五套分别投到两栏，看有没有空栏。</w:t>
+      </w:r>
+    </w:p>
     <w:p>
       <w:pPr/>
       <w:r>
@@ -2087,36 +1551,18 @@
         <w:t>• 请三名学生报出自己两栏各有几套；一栏为零的当场标记为本节课重点。</w:t>
       </w:r>
     </w:p>
-    <w:tbl>
-      <w:tblPr>
-        <w:tblStyle w:val="TableGrid"/>
-        <w:tblW w:type="auto" w:w="0"/>
-        <w:tblLook w:firstColumn="1" w:firstRow="1" w:lastColumn="0" w:lastRow="0" w:noHBand="0" w:noVBand="1" w:val="04A0"/>
-      </w:tblPr>
-      <w:tblGrid>
-        <w:gridCol w:w="9524"/>
-      </w:tblGrid>
-      <w:tr>
-        <w:tc>
-          <w:tcPr>
-            <w:tcW w:type="dxa" w:w="9524"/>
-            <w:shd w:val="clear" w:fill="F2F2F2"/>
-          </w:tcPr>
-          <w:p>
-            <w:pPr>
-              <w:pStyle w:val="LectureBullet"/>
-            </w:pPr>
-            <w:r/>
-            <w:r>
-              <w:rPr>
-                <w:sz w:val="19"/>
-              </w:rPr>
-              <w:t>【转场语】 四个术语，每一个都对应一个动作。</w:t>
-            </w:r>
-          </w:p>
-        </w:tc>
-      </w:tr>
-    </w:tbl>
+    <w:p>
+      <w:pPr>
+        <w:pStyle w:val="LectureBullet"/>
+      </w:pPr>
+      <w:r/>
+      <w:r>
+        <w:rPr>
+          <w:sz w:val="19"/>
+        </w:rPr>
+        <w:t>【转场语】 四个术语，每一个都对应一个动作。</w:t>
+      </w:r>
+    </w:p>
     <w:p>
       <w:pPr>
         <w:pStyle w:val="SlideTitle"/>
@@ -2133,36 +1579,18 @@
         <w:t>建议时间：2分钟　｜　课堂功能：四个核心术语</w:t>
       </w:r>
     </w:p>
-    <w:tbl>
-      <w:tblPr>
-        <w:tblStyle w:val="TableGrid"/>
-        <w:tblW w:type="auto" w:w="0"/>
-        <w:tblLook w:firstColumn="1" w:firstRow="1" w:lastColumn="0" w:lastRow="0" w:noHBand="0" w:noVBand="1" w:val="04A0"/>
-      </w:tblPr>
-      <w:tblGrid>
-        <w:gridCol w:w="9524"/>
-      </w:tblGrid>
-      <w:tr>
-        <w:tc>
-          <w:tcPr>
-            <w:tcW w:type="dxa" w:w="9524"/>
-            <w:shd w:val="clear" w:fill="F2F2F2"/>
-          </w:tcPr>
-          <w:p>
-            <w:pPr>
-              <w:pStyle w:val="LectureBullet"/>
-            </w:pPr>
-            <w:r/>
-            <w:r>
-              <w:rPr>
-                <w:sz w:val="19"/>
-              </w:rPr>
-              <w:t>【教师动作｜不发言】 每个术语中英各说一次；在“形象款不等于最复杂”一句停顿。</w:t>
-            </w:r>
-          </w:p>
-        </w:tc>
-      </w:tr>
-    </w:tbl>
+    <w:p>
+      <w:pPr>
+        <w:pStyle w:val="LectureBullet"/>
+      </w:pPr>
+      <w:r/>
+      <w:r>
+        <w:rPr>
+          <w:sz w:val="19"/>
+        </w:rPr>
+        <w:t>【教师动作｜不发言】 每个术语中英各说一次；在“形象款不等于最复杂”一句停顿。</w:t>
+      </w:r>
+    </w:p>
     <w:p>
       <w:pPr/>
       <w:r>
@@ -2212,36 +1640,18 @@
         <w:t>最终编辑，Final Edit：依据概念、证据、角色、节奏和市场边界进行保留、删除、补位和排序。四个动作，缺一不可。</w:t>
       </w:r>
     </w:p>
-    <w:tbl>
-      <w:tblPr>
-        <w:tblStyle w:val="TableGrid"/>
-        <w:tblW w:type="auto" w:w="0"/>
-        <w:tblLook w:firstColumn="1" w:firstRow="1" w:lastColumn="0" w:lastRow="0" w:noHBand="0" w:noVBand="1" w:val="04A0"/>
-      </w:tblPr>
-      <w:tblGrid>
-        <w:gridCol w:w="9524"/>
-      </w:tblGrid>
-      <w:tr>
-        <w:tc>
-          <w:tcPr>
-            <w:tcW w:type="dxa" w:w="9524"/>
-            <w:shd w:val="clear" w:fill="F2F2F2"/>
-          </w:tcPr>
-          <w:p>
-            <w:pPr>
-              <w:pStyle w:val="LectureBullet"/>
-            </w:pPr>
-            <w:r/>
-            <w:r>
-              <w:rPr>
-                <w:sz w:val="19"/>
-              </w:rPr>
-              <w:t>【转场语】 最终编辑有四对矛盾，每一对都要取舍。</w:t>
-            </w:r>
-          </w:p>
-        </w:tc>
-      </w:tr>
-    </w:tbl>
+    <w:p>
+      <w:pPr>
+        <w:pStyle w:val="LectureBullet"/>
+      </w:pPr>
+      <w:r/>
+      <w:r>
+        <w:rPr>
+          <w:sz w:val="19"/>
+        </w:rPr>
+        <w:t>【转场语】 最终编辑有四对矛盾，每一对都要取舍。</w:t>
+      </w:r>
+    </w:p>
     <w:p>
       <w:pPr>
         <w:pStyle w:val="SlideTitle"/>
@@ -2258,36 +1668,18 @@
         <w:t>建议时间：2.5分钟　｜　课堂功能：四对矛盾与失败信号</w:t>
       </w:r>
     </w:p>
-    <w:tbl>
-      <w:tblPr>
-        <w:tblStyle w:val="TableGrid"/>
-        <w:tblW w:type="auto" w:w="0"/>
-        <w:tblLook w:firstColumn="1" w:firstRow="1" w:lastColumn="0" w:lastRow="0" w:noHBand="0" w:noVBand="1" w:val="04A0"/>
-      </w:tblPr>
-      <w:tblGrid>
-        <w:gridCol w:w="9524"/>
-      </w:tblGrid>
-      <w:tr>
-        <w:tc>
-          <w:tcPr>
-            <w:tcW w:type="dxa" w:w="9524"/>
-            <w:shd w:val="clear" w:fill="F2F2F2"/>
-          </w:tcPr>
-          <w:p>
-            <w:pPr>
-              <w:pStyle w:val="LectureBullet"/>
-            </w:pPr>
-            <w:r/>
-            <w:r>
-              <w:rPr>
-                <w:sz w:val="19"/>
-              </w:rPr>
-              <w:t>【教师动作｜不发言】 逐对念矛盾与失败信号；强调它们是互相拉扯的力，不是并列原则。</w:t>
-            </w:r>
-          </w:p>
-        </w:tc>
-      </w:tr>
-    </w:tbl>
+    <w:p>
+      <w:pPr>
+        <w:pStyle w:val="LectureBullet"/>
+      </w:pPr>
+      <w:r/>
+      <w:r>
+        <w:rPr>
+          <w:sz w:val="19"/>
+        </w:rPr>
+        <w:t>【教师动作｜不发言】 逐对念矛盾与失败信号；强调它们是互相拉扯的力，不是并列原则。</w:t>
+      </w:r>
+    </w:p>
     <w:p>
       <w:pPr/>
       <w:r>
@@ -2354,36 +1746,18 @@
         <w:t>• 请学生检查自己的过渡款是不是形象款的缩小版；是的当场换品类。</w:t>
       </w:r>
     </w:p>
-    <w:tbl>
-      <w:tblPr>
-        <w:tblStyle w:val="TableGrid"/>
-        <w:tblW w:type="auto" w:w="0"/>
-        <w:tblLook w:firstColumn="1" w:firstRow="1" w:lastColumn="0" w:lastRow="0" w:noHBand="0" w:noVBand="1" w:val="04A0"/>
-      </w:tblPr>
-      <w:tblGrid>
-        <w:gridCol w:w="9524"/>
-      </w:tblGrid>
-      <w:tr>
-        <w:tc>
-          <w:tcPr>
-            <w:tcW w:type="dxa" w:w="9524"/>
-            <w:shd w:val="clear" w:fill="F2F2F2"/>
-          </w:tcPr>
-          <w:p>
-            <w:pPr>
-              <w:pStyle w:val="LectureBullet"/>
-            </w:pPr>
-            <w:r/>
-            <w:r>
-              <w:rPr>
-                <w:sz w:val="19"/>
-              </w:rPr>
-              <w:t>【转场语】 接下来三组比较，看编辑逻辑的差别。</w:t>
-            </w:r>
-          </w:p>
-        </w:tc>
-      </w:tr>
-    </w:tbl>
+    <w:p>
+      <w:pPr>
+        <w:pStyle w:val="LectureBullet"/>
+      </w:pPr>
+      <w:r/>
+      <w:r>
+        <w:rPr>
+          <w:sz w:val="19"/>
+        </w:rPr>
+        <w:t>【转场语】 接下来三组比较，看编辑逻辑的差别。</w:t>
+      </w:r>
+    </w:p>
     <w:p>
       <w:pPr>
         <w:pStyle w:val="SlideTitle"/>
@@ -2400,36 +1774,18 @@
         <w:t>建议时间：2.5分钟　｜　课堂功能：三组编辑逻辑比较（顺序·可拆·分层）</w:t>
       </w:r>
     </w:p>
-    <w:tbl>
-      <w:tblPr>
-        <w:tblStyle w:val="TableGrid"/>
-        <w:tblW w:type="auto" w:w="0"/>
-        <w:tblLook w:firstColumn="1" w:firstRow="1" w:lastColumn="0" w:lastRow="0" w:noHBand="0" w:noVBand="1" w:val="04A0"/>
-      </w:tblPr>
-      <w:tblGrid>
-        <w:gridCol w:w="9524"/>
-      </w:tblGrid>
-      <w:tr>
-        <w:tc>
-          <w:tcPr>
-            <w:tcW w:type="dxa" w:w="9524"/>
-            <w:shd w:val="clear" w:fill="F2F2F2"/>
-          </w:tcPr>
-          <w:p>
-            <w:pPr>
-              <w:pStyle w:val="LectureBullet"/>
-            </w:pPr>
-            <w:r/>
-            <w:r>
-              <w:rPr>
-                <w:sz w:val="19"/>
-              </w:rPr>
-              <w:t>【教师动作｜不发言】 每组念完两种做法后，都要念检验方法一句。</w:t>
-            </w:r>
-          </w:p>
-        </w:tc>
-      </w:tr>
-    </w:tbl>
+    <w:p>
+      <w:pPr>
+        <w:pStyle w:val="LectureBullet"/>
+      </w:pPr>
+      <w:r/>
+      <w:r>
+        <w:rPr>
+          <w:sz w:val="19"/>
+        </w:rPr>
+        <w:t>【教师动作｜不发言】 每组念完两种做法后，都要念检验方法一句。</w:t>
+      </w:r>
+    </w:p>
     <w:p>
       <w:pPr/>
       <w:r>
@@ -2488,36 +1844,18 @@
         <w:t>• 当场做“只留一件主件”的测试，用一名学生的五套。</w:t>
       </w:r>
     </w:p>
-    <w:tbl>
-      <w:tblPr>
-        <w:tblStyle w:val="TableGrid"/>
-        <w:tblW w:type="auto" w:w="0"/>
-        <w:tblLook w:firstColumn="1" w:firstRow="1" w:lastColumn="0" w:lastRow="0" w:noHBand="0" w:noVBand="1" w:val="04A0"/>
-      </w:tblPr>
-      <w:tblGrid>
-        <w:gridCol w:w="9524"/>
-      </w:tblGrid>
-      <w:tr>
-        <w:tc>
-          <w:tcPr>
-            <w:tcW w:type="dxa" w:w="9524"/>
-            <w:shd w:val="clear" w:fill="F2F2F2"/>
-          </w:tcPr>
-          <w:p>
-            <w:pPr>
-              <w:pStyle w:val="LectureBullet"/>
-            </w:pPr>
-            <w:r/>
-            <w:r>
-              <w:rPr>
-                <w:sz w:val="19"/>
-              </w:rPr>
-              <w:t>【转场语】 先看颜色完全相同的一组怎么分角色。</w:t>
-            </w:r>
-          </w:p>
-        </w:tc>
-      </w:tr>
-    </w:tbl>
+    <w:p>
+      <w:pPr>
+        <w:pStyle w:val="LectureBullet"/>
+      </w:pPr>
+      <w:r/>
+      <w:r>
+        <w:rPr>
+          <w:sz w:val="19"/>
+        </w:rPr>
+        <w:t>【转场语】 先看颜色完全相同的一组怎么分角色。</w:t>
+      </w:r>
+    </w:p>
     <w:p>
       <w:pPr>
         <w:pStyle w:val="SlideTitle"/>
@@ -2534,36 +1872,18 @@
         <w:t>建议时间：2分钟　｜　课堂功能：品类与露出面积承担区分功能</w:t>
       </w:r>
     </w:p>
-    <w:tbl>
-      <w:tblPr>
-        <w:tblStyle w:val="TableGrid"/>
-        <w:tblW w:type="auto" w:w="0"/>
-        <w:tblLook w:firstColumn="1" w:firstRow="1" w:lastColumn="0" w:lastRow="0" w:noHBand="0" w:noVBand="1" w:val="04A0"/>
-      </w:tblPr>
-      <w:tblGrid>
-        <w:gridCol w:w="9524"/>
-      </w:tblGrid>
-      <w:tr>
-        <w:tc>
-          <w:tcPr>
-            <w:tcW w:type="dxa" w:w="9524"/>
-            <w:shd w:val="clear" w:fill="F2F2F2"/>
-          </w:tcPr>
-          <w:p>
-            <w:pPr>
-              <w:pStyle w:val="LectureBullet"/>
-            </w:pPr>
-            <w:r/>
-            <w:r>
-              <w:rPr>
-                <w:sz w:val="19"/>
-              </w:rPr>
-              <w:t>【教师动作｜不发言】 指出色彩不承担区分功能；逐条讲品类组合与毛羽位置。</w:t>
-            </w:r>
-          </w:p>
-        </w:tc>
-      </w:tr>
-    </w:tbl>
+    <w:p>
+      <w:pPr>
+        <w:pStyle w:val="LectureBullet"/>
+      </w:pPr>
+      <w:r/>
+      <w:r>
+        <w:rPr>
+          <w:sz w:val="19"/>
+        </w:rPr>
+        <w:t>【教师动作｜不发言】 指出色彩不承担区分功能；逐条讲品类组合与毛羽位置。</w:t>
+      </w:r>
+    </w:p>
     <w:p>
       <w:pPr/>
       <w:r>
@@ -2646,36 +1966,18 @@
         <w:t>• 请学生回答“它换来了什么”；答“更好看”的，追问“换成设计语言怎么说”。</w:t>
       </w:r>
     </w:p>
-    <w:tbl>
-      <w:tblPr>
-        <w:tblStyle w:val="TableGrid"/>
-        <w:tblW w:type="auto" w:w="0"/>
-        <w:tblLook w:firstColumn="1" w:firstRow="1" w:lastColumn="0" w:lastRow="0" w:noHBand="0" w:noVBand="1" w:val="04A0"/>
-      </w:tblPr>
-      <w:tblGrid>
-        <w:gridCol w:w="9524"/>
-      </w:tblGrid>
-      <w:tr>
-        <w:tc>
-          <w:tcPr>
-            <w:tcW w:type="dxa" w:w="9524"/>
-            <w:shd w:val="clear" w:fill="F2F2F2"/>
-          </w:tcPr>
-          <w:p>
-            <w:pPr>
-              <w:pStyle w:val="LectureBullet"/>
-            </w:pPr>
-            <w:r/>
-            <w:r>
-              <w:rPr>
-                <w:sz w:val="19"/>
-              </w:rPr>
-              <w:t>【转场语】 再看五套全是外套怎么做出节奏。</w:t>
-            </w:r>
-          </w:p>
-        </w:tc>
-      </w:tr>
-    </w:tbl>
+    <w:p>
+      <w:pPr>
+        <w:pStyle w:val="LectureBullet"/>
+      </w:pPr>
+      <w:r/>
+      <w:r>
+        <w:rPr>
+          <w:sz w:val="19"/>
+        </w:rPr>
+        <w:t>【转场语】 再看五套全是外套怎么做出节奏。</w:t>
+      </w:r>
+    </w:p>
     <w:p>
       <w:pPr>
         <w:pStyle w:val="SlideTitle"/>
@@ -2692,36 +1994,18 @@
         <w:t>建议时间：2分钟　｜　课堂功能：单变量节奏（本周核心示范）</w:t>
       </w:r>
     </w:p>
-    <w:tbl>
-      <w:tblPr>
-        <w:tblStyle w:val="TableGrid"/>
-        <w:tblW w:type="auto" w:w="0"/>
-        <w:tblLook w:firstColumn="1" w:firstRow="1" w:lastColumn="0" w:lastRow="0" w:noHBand="0" w:noVBand="1" w:val="04A0"/>
-      </w:tblPr>
-      <w:tblGrid>
-        <w:gridCol w:w="9524"/>
-      </w:tblGrid>
-      <w:tr>
-        <w:tc>
-          <w:tcPr>
-            <w:tcW w:type="dxa" w:w="9524"/>
-            <w:shd w:val="clear" w:fill="F2F2F2"/>
-          </w:tcPr>
-          <w:p>
-            <w:pPr>
-              <w:pStyle w:val="LectureBullet"/>
-            </w:pPr>
-            <w:r/>
-            <w:r>
-              <w:rPr>
-                <w:sz w:val="19"/>
-              </w:rPr>
-              <w:t>【教师动作｜不发言】 指出版型骨架从头到尾没改过；最后念“有没有两套改了同样的东西”。</w:t>
-            </w:r>
-          </w:p>
-        </w:tc>
-      </w:tr>
-    </w:tbl>
+    <w:p>
+      <w:pPr>
+        <w:pStyle w:val="LectureBullet"/>
+      </w:pPr>
+      <w:r/>
+      <w:r>
+        <w:rPr>
+          <w:sz w:val="19"/>
+        </w:rPr>
+        <w:t>【教师动作｜不发言】 指出版型骨架从头到尾没改过；最后念“有没有两套改了同样的东西”。</w:t>
+      </w:r>
+    </w:p>
     <w:p>
       <w:pPr/>
       <w:r>
@@ -2812,42 +2096,24 @@
         <w:t>• 请学生找出自己五套里“改了同样东西”的那两套，当场决定改哪一套。</w:t>
       </w:r>
     </w:p>
-    <w:tbl>
-      <w:tblPr>
-        <w:tblStyle w:val="TableGrid"/>
-        <w:tblW w:type="auto" w:w="0"/>
-        <w:tblLook w:firstColumn="1" w:firstRow="1" w:lastColumn="0" w:lastRow="0" w:noHBand="0" w:noVBand="1" w:val="04A0"/>
-      </w:tblPr>
-      <w:tblGrid>
-        <w:gridCol w:w="9524"/>
-      </w:tblGrid>
-      <w:tr>
-        <w:tc>
-          <w:tcPr>
-            <w:tcW w:type="dxa" w:w="9524"/>
-            <w:shd w:val="clear" w:fill="F2F2F2"/>
-          </w:tcPr>
-          <w:p>
-            <w:pPr>
-              <w:pStyle w:val="LectureBullet"/>
-            </w:pPr>
-            <w:r/>
-            <w:r>
-              <w:rPr>
-                <w:sz w:val="19"/>
-              </w:rPr>
-              <w:t>【转场语】 现在用二十八分钟做证据回收和两版排序。</w:t>
-            </w:r>
-          </w:p>
-        </w:tc>
-      </w:tr>
-    </w:tbl>
+    <w:p>
+      <w:pPr>
+        <w:pStyle w:val="LectureBullet"/>
+      </w:pPr>
+      <w:r/>
+      <w:r>
+        <w:rPr>
+          <w:sz w:val="19"/>
+        </w:rPr>
+        <w:t>【转场语】 现在用二十八分钟做证据回收和两版排序。</w:t>
+      </w:r>
+    </w:p>
     <w:p>
       <w:pPr>
         <w:pStyle w:val="SlideTitle"/>
       </w:pPr>
       <w:r>
-        <w:t>幻灯片 13｜第1课时实操：28分钟，把概念判断转成第一版可见输出</w:t>
+        <w:t xml:space="preserve">幻灯片 13｜院校实例｜一张板面怎样同时交代效果图、平面图和白坯</w:t>
       </w:r>
     </w:p>
     <w:p>
@@ -2855,39 +2121,119 @@
         <w:pStyle w:val="SlideMeta"/>
       </w:pPr>
       <w:r>
+        <w:t xml:space="preserve">建议时间：2分钟　｜　课堂功能：评审板体例对照</w:t>
+      </w:r>
+    </w:p>
+    <w:p>
+      <w:pPr>
+        <w:pStyle w:val="LectureBullet"/>
+      </w:pPr>
+      <w:r>
+        <w:t xml:space="preserve">【教师动作｜不发言】 先指大图整体，再指白坯多角度那一张</w:t>
+      </w:r>
+    </w:p>
+    <w:p>
+      <w:pPr/>
+      <w:r>
+        <w:rPr>
+          <w:b/>
+        </w:rPr>
+        <w:t xml:space="preserve">【教师讲稿｜可直接发言】</w:t>
+      </w:r>
+    </w:p>
+    <w:p>
+      <w:pPr>
+        <w:pStyle w:val="SpokenText"/>
+      </w:pPr>
+      <w:r>
+        <w:t xml:space="preserve">这是东华杯立裁大赛的公开样例。秋冬编辑到这一步，评审看的是板面能不能自己证明自己。</w:t>
+      </w:r>
+    </w:p>
+    <w:p>
+      <w:pPr>
+        <w:pStyle w:val="SpokenText"/>
+      </w:pPr>
+      <w:r>
+        <w:t xml:space="preserve">第一，三种证据放在同一张板上：五套效果图、对应的正背平面图、白坯多角度照片。三者说的必须是同一件衣服。</w:t>
+      </w:r>
+    </w:p>
+    <w:p>
+      <w:pPr>
+        <w:pStyle w:val="SpokenText"/>
+      </w:pPr>
+      <w:r>
+        <w:t xml:space="preserve">第二，板面自己会说话。评审不会问你，他只看板。指不出对应关系的板，等于没做。</w:t>
+      </w:r>
+    </w:p>
+    <w:p>
+      <w:pPr>
+        <w:pStyle w:val="SpokenText"/>
+      </w:pPr>
+      <w:r>
+        <w:t xml:space="preserve">第三，本课程还要加两栏：关键局部，和判断记录——为什么保留、为什么删除。</w:t>
+      </w:r>
+    </w:p>
+    <w:p>
+      <w:pPr>
+        <w:pStyle w:val="SpokenText"/>
+      </w:pPr>
+      <w:r>
+        <w:t xml:space="preserve">轮到你：把你的秋冬板遮住文字，只看图。别人能不能指出哪一张平面图对应哪一套效果图？</w:t>
+      </w:r>
+    </w:p>
+    <w:p>
+      <w:pPr/>
+      <w:r>
+        <w:rPr>
+          <w:b/>
+        </w:rPr>
+        <w:t xml:space="preserve">【互动与应答预案】</w:t>
+      </w:r>
+    </w:p>
+    <w:p>
+      <w:pPr>
+        <w:pStyle w:val="LectureBullet"/>
+      </w:pPr>
+      <w:r>
+        <w:t xml:space="preserve">• 请同桌互相做一次这个测试，指错一处就记一笔。</w:t>
+      </w:r>
+    </w:p>
+    <w:p>
+      <w:pPr>
+        <w:pStyle w:val="LectureBullet"/>
+      </w:pPr>
+      <w:r>
+        <w:t xml:space="preserve">【转场语】 接下来把两季放在一起看。</w:t>
+      </w:r>
+    </w:p>
+    <w:p>
+      <w:pPr>
+        <w:pStyle w:val="SlideTitle"/>
+      </w:pPr>
+      <w:r>
+        <w:t>幻灯片 14｜第1课时实操：28分钟，把概念判断转成第一版可见输出</w:t>
+      </w:r>
+    </w:p>
+    <w:p>
+      <w:pPr>
+        <w:pStyle w:val="SlideMeta"/>
+      </w:pPr>
+      <w:r>
         <w:t>建议时间：28分钟　｜　课堂功能：四阶段实操（回收·审计·双版本·删补）</w:t>
       </w:r>
     </w:p>
-    <w:tbl>
-      <w:tblPr>
-        <w:tblStyle w:val="TableGrid"/>
-        <w:tblW w:type="auto" w:w="0"/>
-        <w:tblLook w:firstColumn="1" w:firstRow="1" w:lastColumn="0" w:lastRow="0" w:noHBand="0" w:noVBand="1" w:val="04A0"/>
-      </w:tblPr>
-      <w:tblGrid>
-        <w:gridCol w:w="9524"/>
-      </w:tblGrid>
-      <w:tr>
-        <w:tc>
-          <w:tcPr>
-            <w:tcW w:type="dxa" w:w="9524"/>
-            <w:shd w:val="clear" w:fill="F2F2F2"/>
-          </w:tcPr>
-          <w:p>
-            <w:pPr>
-              <w:pStyle w:val="LectureBullet"/>
-            </w:pPr>
-            <w:r/>
-            <w:r>
-              <w:rPr>
-                <w:sz w:val="19"/>
-              </w:rPr>
-              <w:t>【教师动作｜不发言】 按页面上的分钟区间报时：17—23、23—31、31—39、39—45；审计阶段逐人检查形象款数量。</w:t>
-            </w:r>
-          </w:p>
-        </w:tc>
-      </w:tr>
-    </w:tbl>
+    <w:p>
+      <w:pPr>
+        <w:pStyle w:val="LectureBullet"/>
+      </w:pPr>
+      <w:r/>
+      <w:r>
+        <w:rPr>
+          <w:sz w:val="19"/>
+        </w:rPr>
+        <w:t>【教师动作｜不发言】 按页面上的分钟区间报时：17—23、23—31、31—39、39—45；审计阶段逐人检查形象款数量。</w:t>
+      </w:r>
+    </w:p>
     <w:p>
       <w:pPr/>
       <w:r>
@@ -2970,36 +2316,18 @@
         <w:t>• 若学生只做了一版顺序，回应：“两版。没有对照，你不知道自己选的是什么。”</w:t>
       </w:r>
     </w:p>
-    <w:tbl>
-      <w:tblPr>
-        <w:tblStyle w:val="TableGrid"/>
-        <w:tblW w:type="auto" w:w="0"/>
-        <w:tblLook w:firstColumn="1" w:firstRow="1" w:lastColumn="0" w:lastRow="0" w:noHBand="0" w:noVBand="1" w:val="04A0"/>
-      </w:tblPr>
-      <w:tblGrid>
-        <w:gridCol w:w="9524"/>
-      </w:tblGrid>
-      <w:tr>
-        <w:tc>
-          <w:tcPr>
-            <w:tcW w:type="dxa" w:w="9524"/>
-            <w:shd w:val="clear" w:fill="F2F2F2"/>
-          </w:tcPr>
-          <w:p>
-            <w:pPr>
-              <w:pStyle w:val="LectureBullet"/>
-            </w:pPr>
-            <w:r/>
-            <w:r>
-              <w:rPr>
-                <w:sz w:val="19"/>
-              </w:rPr>
-              <w:t>【转场语】 第1课时到此结束。休息以后拆成单品、价格和场景。</w:t>
-            </w:r>
-          </w:p>
-        </w:tc>
-      </w:tr>
-    </w:tbl>
+    <w:p>
+      <w:pPr>
+        <w:pStyle w:val="LectureBullet"/>
+      </w:pPr>
+      <w:r/>
+      <w:r>
+        <w:rPr>
+          <w:sz w:val="19"/>
+        </w:rPr>
+        <w:t>【转场语】 第1课时到此结束。休息以后拆成单品、价格和场景。</w:t>
+      </w:r>
+    </w:p>
     <w:p>
       <w:pPr>
         <w:jc w:val="center"/>
@@ -3040,7 +2368,7 @@
         <w:pStyle w:val="SlideTitle"/>
       </w:pPr>
       <w:r>
-        <w:t>幻灯片 14｜从判断进入制作、编辑与反馈</w:t>
+        <w:t>幻灯片 15｜从判断进入制作、编辑与反馈</w:t>
       </w:r>
     </w:p>
     <w:p>
@@ -3051,36 +2379,18 @@
         <w:t>建议时间：0.5分钟　｜　课堂功能：第2课时开场分隔</w:t>
       </w:r>
     </w:p>
-    <w:tbl>
-      <w:tblPr>
-        <w:tblStyle w:val="TableGrid"/>
-        <w:tblW w:type="auto" w:w="0"/>
-        <w:tblLook w:firstColumn="1" w:firstRow="1" w:lastColumn="0" w:lastRow="0" w:noHBand="0" w:noVBand="1" w:val="04A0"/>
-      </w:tblPr>
-      <w:tblGrid>
-        <w:gridCol w:w="9524"/>
-      </w:tblGrid>
-      <w:tr>
-        <w:tc>
-          <w:tcPr>
-            <w:tcW w:type="dxa" w:w="9524"/>
-            <w:shd w:val="clear" w:fill="F2F2F2"/>
-          </w:tcPr>
-          <w:p>
-            <w:pPr>
-              <w:pStyle w:val="LectureBullet"/>
-            </w:pPr>
-            <w:r/>
-            <w:r>
-              <w:rPr>
-                <w:sz w:val="19"/>
-              </w:rPr>
-              <w:t>【教师动作｜不发言】 宣布节奏：方法与实验9分钟、实操28分钟、讲评与评价5分钟、预告与收尾3分钟。</w:t>
-            </w:r>
-          </w:p>
-        </w:tc>
-      </w:tr>
-    </w:tbl>
+    <w:p>
+      <w:pPr>
+        <w:pStyle w:val="LectureBullet"/>
+      </w:pPr>
+      <w:r/>
+      <w:r>
+        <w:rPr>
+          <w:sz w:val="19"/>
+        </w:rPr>
+        <w:t>【教师动作｜不发言】 宣布节奏：方法与实验9分钟、实操28分钟、讲评与评价5分钟、预告与收尾3分钟。</w:t>
+      </w:r>
+    </w:p>
     <w:p>
       <w:pPr/>
       <w:r>
@@ -3106,42 +2416,24 @@
         <w:t>今天这一节结束，秋冬系列就定稿了。</w:t>
       </w:r>
     </w:p>
-    <w:tbl>
-      <w:tblPr>
-        <w:tblStyle w:val="TableGrid"/>
-        <w:tblW w:type="auto" w:w="0"/>
-        <w:tblLook w:firstColumn="1" w:firstRow="1" w:lastColumn="0" w:lastRow="0" w:noHBand="0" w:noVBand="1" w:val="04A0"/>
-      </w:tblPr>
-      <w:tblGrid>
-        <w:gridCol w:w="9524"/>
-      </w:tblGrid>
-      <w:tr>
-        <w:tc>
-          <w:tcPr>
-            <w:tcW w:type="dxa" w:w="9524"/>
-            <w:shd w:val="clear" w:fill="F2F2F2"/>
-          </w:tcPr>
-          <w:p>
-            <w:pPr>
-              <w:pStyle w:val="LectureBullet"/>
-            </w:pPr>
-            <w:r/>
-            <w:r>
-              <w:rPr>
-                <w:sz w:val="19"/>
-              </w:rPr>
-              <w:t>【转场语】 先给你们八个动作。</w:t>
-            </w:r>
-          </w:p>
-        </w:tc>
-      </w:tr>
-    </w:tbl>
+    <w:p>
+      <w:pPr>
+        <w:pStyle w:val="LectureBullet"/>
+      </w:pPr>
+      <w:r/>
+      <w:r>
+        <w:rPr>
+          <w:sz w:val="19"/>
+        </w:rPr>
+        <w:t>【转场语】 先给你们八个动作。</w:t>
+      </w:r>
+    </w:p>
     <w:p>
       <w:pPr>
         <w:pStyle w:val="SlideTitle"/>
       </w:pPr>
       <w:r>
-        <w:t>幻灯片 15｜用八个动作推进设计，不用空泛形容词</w:t>
+        <w:t>幻灯片 16｜用八个动作推进设计，不用空泛形容词</w:t>
       </w:r>
     </w:p>
     <w:p>
@@ -3152,36 +2444,18 @@
         <w:t>建议时间：2.5分钟　｜　课堂功能：八个编辑操作动词</w:t>
       </w:r>
     </w:p>
-    <w:tbl>
-      <w:tblPr>
-        <w:tblStyle w:val="TableGrid"/>
-        <w:tblW w:type="auto" w:w="0"/>
-        <w:tblLook w:firstColumn="1" w:firstRow="1" w:lastColumn="0" w:lastRow="0" w:noHBand="0" w:noVBand="1" w:val="04A0"/>
-      </w:tblPr>
-      <w:tblGrid>
-        <w:gridCol w:w="9524"/>
-      </w:tblGrid>
-      <w:tr>
-        <w:tc>
-          <w:tcPr>
-            <w:tcW w:type="dxa" w:w="9524"/>
-            <w:shd w:val="clear" w:fill="F2F2F2"/>
-          </w:tcPr>
-          <w:p>
-            <w:pPr>
-              <w:pStyle w:val="LectureBullet"/>
-            </w:pPr>
-            <w:r/>
-            <w:r>
-              <w:rPr>
-                <w:sz w:val="19"/>
-              </w:rPr>
-              <w:t>【教师动作｜不发言】 快速念八个动词；在“降噪”与“补位”两处停顿。</w:t>
-            </w:r>
-          </w:p>
-        </w:tc>
-      </w:tr>
-    </w:tbl>
+    <w:p>
+      <w:pPr>
+        <w:pStyle w:val="LectureBullet"/>
+      </w:pPr>
+      <w:r/>
+      <w:r>
+        <w:rPr>
+          <w:sz w:val="19"/>
+        </w:rPr>
+        <w:t>【教师动作｜不发言】 快速念八个动词；在“降噪”与“补位”两处停顿。</w:t>
+      </w:r>
+    </w:p>
     <w:p>
       <w:pPr/>
       <w:r>
@@ -3247,42 +2521,24 @@
         <w:t>八，答辩：每页只证明一个判断，按研究、规则、实验、结果、反思组织证据。</w:t>
       </w:r>
     </w:p>
-    <w:tbl>
-      <w:tblPr>
-        <w:tblStyle w:val="TableGrid"/>
-        <w:tblW w:type="auto" w:w="0"/>
-        <w:tblLook w:firstColumn="1" w:firstRow="1" w:lastColumn="0" w:lastRow="0" w:noHBand="0" w:noVBand="1" w:val="04A0"/>
-      </w:tblPr>
-      <w:tblGrid>
-        <w:gridCol w:w="9524"/>
-      </w:tblGrid>
-      <w:tr>
-        <w:tc>
-          <w:tcPr>
-            <w:tcW w:type="dxa" w:w="9524"/>
-            <w:shd w:val="clear" w:fill="F2F2F2"/>
-          </w:tcPr>
-          <w:p>
-            <w:pPr>
-              <w:pStyle w:val="LectureBullet"/>
-            </w:pPr>
-            <w:r/>
-            <w:r>
-              <w:rPr>
-                <w:sz w:val="19"/>
-              </w:rPr>
-              <w:t>【转场语】 变化要有矩阵，不能凭感觉。</w:t>
-            </w:r>
-          </w:p>
-        </w:tc>
-      </w:tr>
-    </w:tbl>
+    <w:p>
+      <w:pPr>
+        <w:pStyle w:val="LectureBullet"/>
+      </w:pPr>
+      <w:r/>
+      <w:r>
+        <w:rPr>
+          <w:sz w:val="19"/>
+        </w:rPr>
+        <w:t>【转场语】 变化要有矩阵，不能凭感觉。</w:t>
+      </w:r>
+    </w:p>
     <w:p>
       <w:pPr>
         <w:pStyle w:val="SlideTitle"/>
       </w:pPr>
       <w:r>
-        <w:t>幻灯片 16｜先控制变量，再判断哪一种变化真正有效</w:t>
+        <w:t>幻灯片 17｜先控制变量，再判断哪一种变化真正有效</w:t>
       </w:r>
     </w:p>
     <w:p>
@@ -3293,36 +2549,18 @@
         <w:t>建议时间：2.5分钟　｜　课堂功能：五行四列变量矩阵与数量分配</w:t>
       </w:r>
     </w:p>
-    <w:tbl>
-      <w:tblPr>
-        <w:tblStyle w:val="TableGrid"/>
-        <w:tblW w:type="auto" w:w="0"/>
-        <w:tblLook w:firstColumn="1" w:firstRow="1" w:lastColumn="0" w:lastRow="0" w:noHBand="0" w:noVBand="1" w:val="04A0"/>
-      </w:tblPr>
-      <w:tblGrid>
-        <w:gridCol w:w="9524"/>
-      </w:tblGrid>
-      <w:tr>
-        <w:tc>
-          <w:tcPr>
-            <w:tcW w:type="dxa" w:w="9524"/>
-            <w:shd w:val="clear" w:fill="F2F2F2"/>
-          </w:tcPr>
-          <w:p>
-            <w:pPr>
-              <w:pStyle w:val="LectureBullet"/>
-            </w:pPr>
-            <w:r/>
-            <w:r>
-              <w:rPr>
-                <w:sz w:val="19"/>
-              </w:rPr>
-              <w:t>【教师动作｜不发言】 逐行念矩阵；重点念“数量分配”与“无效组合”。</w:t>
-            </w:r>
-          </w:p>
-        </w:tc>
-      </w:tr>
-    </w:tbl>
+    <w:p>
+      <w:pPr>
+        <w:pStyle w:val="LectureBullet"/>
+      </w:pPr>
+      <w:r/>
+      <w:r>
+        <w:rPr>
+          <w:sz w:val="19"/>
+        </w:rPr>
+        <w:t>【教师动作｜不发言】 逐行念矩阵；重点念“数量分配”与“无效组合”。</w:t>
+      </w:r>
+    </w:p>
     <w:p>
       <w:pPr/>
       <w:r>
@@ -3389,42 +2627,24 @@
         <w:t>• 检查每人的形象款数量；超过一套的，说明理由或降一套。</w:t>
       </w:r>
     </w:p>
-    <w:tbl>
-      <w:tblPr>
-        <w:tblStyle w:val="TableGrid"/>
-        <w:tblW w:type="auto" w:w="0"/>
-        <w:tblLook w:firstColumn="1" w:firstRow="1" w:lastColumn="0" w:lastRow="0" w:noHBand="0" w:noVBand="1" w:val="04A0"/>
-      </w:tblPr>
-      <w:tblGrid>
-        <w:gridCol w:w="9524"/>
-      </w:tblGrid>
-      <w:tr>
-        <w:tc>
-          <w:tcPr>
-            <w:tcW w:type="dxa" w:w="9524"/>
-            <w:shd w:val="clear" w:fill="F2F2F2"/>
-          </w:tcPr>
-          <w:p>
-            <w:pPr>
-              <w:pStyle w:val="LectureBullet"/>
-            </w:pPr>
-            <w:r/>
-            <w:r>
-              <w:rPr>
-                <w:sz w:val="19"/>
-              </w:rPr>
-              <w:t>【转场语】 受控实验这一周做的是编辑层面的三个变量。</w:t>
-            </w:r>
-          </w:p>
-        </w:tc>
-      </w:tr>
-    </w:tbl>
+    <w:p>
+      <w:pPr>
+        <w:pStyle w:val="LectureBullet"/>
+      </w:pPr>
+      <w:r/>
+      <w:r>
+        <w:rPr>
+          <w:sz w:val="19"/>
+        </w:rPr>
+        <w:t>【转场语】 受控实验这一周做的是编辑层面的三个变量。</w:t>
+      </w:r>
+    </w:p>
     <w:p>
       <w:pPr>
         <w:pStyle w:val="SlideTitle"/>
       </w:pPr>
       <w:r>
-        <w:t>幻灯片 17｜一次只改变一个主变量，保留可追踪依据</w:t>
+        <w:t>幻灯片 18｜一次只改变一个主变量，保留可追踪依据</w:t>
       </w:r>
     </w:p>
     <w:p>
@@ -3435,36 +2655,18 @@
         <w:t>建议时间：2分钟　｜　课堂功能：基准型与V1—V3（换顺序·换角色·换品类）</w:t>
       </w:r>
     </w:p>
-    <w:tbl>
-      <w:tblPr>
-        <w:tblStyle w:val="TableGrid"/>
-        <w:tblW w:type="auto" w:w="0"/>
-        <w:tblLook w:firstColumn="1" w:firstRow="1" w:lastColumn="0" w:lastRow="0" w:noHBand="0" w:noVBand="1" w:val="04A0"/>
-      </w:tblPr>
-      <w:tblGrid>
-        <w:gridCol w:w="9524"/>
-      </w:tblGrid>
-      <w:tr>
-        <w:tc>
-          <w:tcPr>
-            <w:tcW w:type="dxa" w:w="9524"/>
-            <w:shd w:val="clear" w:fill="F2F2F2"/>
-          </w:tcPr>
-          <w:p>
-            <w:pPr>
-              <w:pStyle w:val="LectureBullet"/>
-            </w:pPr>
-            <w:r/>
-            <w:r>
-              <w:rPr>
-                <w:sz w:val="19"/>
-              </w:rPr>
-              <w:t>【教师动作｜不发言】 逐版念“记录格式”一行——本周的记录格式很具体，要照做。</w:t>
-            </w:r>
-          </w:p>
-        </w:tc>
-      </w:tr>
-    </w:tbl>
+    <w:p>
+      <w:pPr>
+        <w:pStyle w:val="LectureBullet"/>
+      </w:pPr>
+      <w:r/>
+      <w:r>
+        <w:rPr>
+          <w:sz w:val="19"/>
+        </w:rPr>
+        <w:t>【教师动作｜不发言】 逐版念“记录格式”一行——本周的记录格式很具体，要照做。</w:t>
+      </w:r>
+    </w:p>
     <w:p>
       <w:pPr/>
       <w:r>
@@ -3522,42 +2724,24 @@
         <w:t>V3那个“圈出保留的规则”很关键——圈不出来，说明这条规则不能离开原来的载体。</w:t>
       </w:r>
     </w:p>
-    <w:tbl>
-      <w:tblPr>
-        <w:tblStyle w:val="TableGrid"/>
-        <w:tblW w:type="auto" w:w="0"/>
-        <w:tblLook w:firstColumn="1" w:firstRow="1" w:lastColumn="0" w:lastRow="0" w:noHBand="0" w:noVBand="1" w:val="04A0"/>
-      </w:tblPr>
-      <w:tblGrid>
-        <w:gridCol w:w="9524"/>
-      </w:tblGrid>
-      <w:tr>
-        <w:tc>
-          <w:tcPr>
-            <w:tcW w:type="dxa" w:w="9524"/>
-            <w:shd w:val="clear" w:fill="F2F2F2"/>
-          </w:tcPr>
-          <w:p>
-            <w:pPr>
-              <w:pStyle w:val="LectureBullet"/>
-            </w:pPr>
-            <w:r/>
-            <w:r>
-              <w:rPr>
-                <w:sz w:val="19"/>
-              </w:rPr>
-              <w:t>【转场语】 角色和顺序要同时定下来。</w:t>
-            </w:r>
-          </w:p>
-        </w:tc>
-      </w:tr>
-    </w:tbl>
+    <w:p>
+      <w:pPr>
+        <w:pStyle w:val="LectureBullet"/>
+      </w:pPr>
+      <w:r/>
+      <w:r>
+        <w:rPr>
+          <w:sz w:val="19"/>
+        </w:rPr>
+        <w:t>【转场语】 角色和顺序要同时定下来。</w:t>
+      </w:r>
+    </w:p>
     <w:p>
       <w:pPr>
         <w:pStyle w:val="SlideTitle"/>
       </w:pPr>
       <w:r>
-        <w:t>幻灯片 18｜把角色和顺序同时定下来，五套才成为一个系列</w:t>
+        <w:t>幻灯片 19｜把角色和顺序同时定下来，五套才成为一个系列</w:t>
       </w:r>
     </w:p>
     <w:p>
@@ -3568,36 +2752,18 @@
         <w:t>建议时间：2分钟　｜　课堂功能：五套的角色＋位置与对调检查</w:t>
       </w:r>
     </w:p>
-    <w:tbl>
-      <w:tblPr>
-        <w:tblStyle w:val="TableGrid"/>
-        <w:tblW w:type="auto" w:w="0"/>
-        <w:tblLook w:firstColumn="1" w:firstRow="1" w:lastColumn="0" w:lastRow="0" w:noHBand="0" w:noVBand="1" w:val="04A0"/>
-      </w:tblPr>
-      <w:tblGrid>
-        <w:gridCol w:w="9524"/>
-      </w:tblGrid>
-      <w:tr>
-        <w:tc>
-          <w:tcPr>
-            <w:tcW w:type="dxa" w:w="9524"/>
-            <w:shd w:val="clear" w:fill="F2F2F2"/>
-          </w:tcPr>
-          <w:p>
-            <w:pPr>
-              <w:pStyle w:val="LectureBullet"/>
-            </w:pPr>
-            <w:r/>
-            <w:r>
-              <w:rPr>
-                <w:sz w:val="19"/>
-              </w:rPr>
-              <w:t>【教师动作｜不发言】 逐套念角色与位置；最后做“01与05对调”的检查。</w:t>
-            </w:r>
-          </w:p>
-        </w:tc>
-      </w:tr>
-    </w:tbl>
+    <w:p>
+      <w:pPr>
+        <w:pStyle w:val="LectureBullet"/>
+      </w:pPr>
+      <w:r/>
+      <w:r>
+        <w:rPr>
+          <w:sz w:val="19"/>
+        </w:rPr>
+        <w:t>【教师动作｜不发言】 逐套念角色与位置；最后做“01与05对调”的检查。</w:t>
+      </w:r>
+    </w:p>
     <w:p>
       <w:pPr/>
       <w:r>
@@ -3680,42 +2846,24 @@
         <w:t>• 当场让全班做一次01与05对调；照样成立的举手，教师逐个处理。</w:t>
       </w:r>
     </w:p>
-    <w:tbl>
-      <w:tblPr>
-        <w:tblStyle w:val="TableGrid"/>
-        <w:tblW w:type="auto" w:w="0"/>
-        <w:tblLook w:firstColumn="1" w:firstRow="1" w:lastColumn="0" w:lastRow="0" w:noHBand="0" w:noVBand="1" w:val="04A0"/>
-      </w:tblPr>
-      <w:tblGrid>
-        <w:gridCol w:w="9524"/>
-      </w:tblGrid>
-      <w:tr>
-        <w:tc>
-          <w:tcPr>
-            <w:tcW w:type="dxa" w:w="9524"/>
-            <w:shd w:val="clear" w:fill="F2F2F2"/>
-          </w:tcPr>
-          <w:p>
-            <w:pPr>
-              <w:pStyle w:val="LectureBullet"/>
-            </w:pPr>
-            <w:r/>
-            <w:r>
-              <w:rPr>
-                <w:sz w:val="19"/>
-              </w:rPr>
-              <w:t>【转场语】 现在用二十八分钟完成拆分、价格、答辩和终审。</w:t>
-            </w:r>
-          </w:p>
-        </w:tc>
-      </w:tr>
-    </w:tbl>
+    <w:p>
+      <w:pPr>
+        <w:pStyle w:val="LectureBullet"/>
+      </w:pPr>
+      <w:r/>
+      <w:r>
+        <w:rPr>
+          <w:sz w:val="19"/>
+        </w:rPr>
+        <w:t>【转场语】 现在用二十八分钟完成拆分、价格、答辩和终审。</w:t>
+      </w:r>
+    </w:p>
     <w:p>
       <w:pPr>
         <w:pStyle w:val="SlideTitle"/>
       </w:pPr>
       <w:r>
-        <w:t>幻灯片 19｜第2课时实操：28分钟，完成实验、编辑、同伴反馈与锁定</w:t>
+        <w:t xml:space="preserve">幻灯片 20｜两季并排：它们看得出是同一个设计师做的吗</w:t>
       </w:r>
     </w:p>
     <w:p>
@@ -3723,39 +2871,127 @@
         <w:pStyle w:val="SlideMeta"/>
       </w:pPr>
       <w:r>
+        <w:t xml:space="preserve">建议时间：2.5分钟　｜　课堂功能：Gate 3 的四项判定</w:t>
+      </w:r>
+    </w:p>
+    <w:p>
+      <w:pPr>
+        <w:pStyle w:val="LectureBullet"/>
+      </w:pPr>
+      <w:r>
+        <w:t xml:space="preserve">【教师动作｜不发言】 逐条念四张卡；在“删除记录”一栏停顿</w:t>
+      </w:r>
+    </w:p>
+    <w:p>
+      <w:pPr/>
+      <w:r>
+        <w:rPr>
+          <w:b/>
+        </w:rPr>
+        <w:t xml:space="preserve">【教师讲稿｜可直接发言】</w:t>
+      </w:r>
+    </w:p>
+    <w:p>
+      <w:pPr>
+        <w:pStyle w:val="SpokenText"/>
+      </w:pPr>
+      <w:r>
+        <w:t xml:space="preserve">把第09周的春夏 Line-up 和这周的秋冬 Line-up 贴在一起，一次看十套。</w:t>
+      </w:r>
+    </w:p>
+    <w:p>
+      <w:pPr>
+        <w:pStyle w:val="SpokenText"/>
+      </w:pPr>
+      <w:r>
+        <w:t xml:space="preserve">第一问，代码还在吗？春夏那条共同代码，在秋冬十套里还找得到吗？找不到，说明换季的时候把它丢了。请指出它在秋冬具体落在哪一套的哪个部位。</w:t>
+      </w:r>
+    </w:p>
+    <w:p>
+      <w:pPr>
+        <w:pStyle w:val="SpokenText"/>
+      </w:pPr>
+      <w:r>
+        <w:t xml:space="preserve">第二问，角色是否对齐？两季都该有形象款和引流款。如果秋冬全是形象款，商业结构就塌了。</w:t>
+      </w:r>
+    </w:p>
+    <w:p>
+      <w:pPr>
+        <w:pStyle w:val="SpokenText"/>
+      </w:pPr>
+      <w:r>
+        <w:t xml:space="preserve">第三问，重量曲线。春夏到秋冬，重量应该整体上移，但保持起落。一路平推说明没有编辑。</w:t>
+      </w:r>
+    </w:p>
+    <w:p>
+      <w:pPr>
+        <w:pStyle w:val="SpokenText"/>
+      </w:pPr>
+      <w:r>
+        <w:t xml:space="preserve">第四问，删除记录。Gate 3 看的不只是你留下什么，还看你删了什么、为什么删。每删一套，写一句：它和谁重复了。</w:t>
+      </w:r>
+    </w:p>
+    <w:p>
+      <w:pPr>
+        <w:pStyle w:val="SpokenText"/>
+      </w:pPr>
+      <w:r>
+        <w:t xml:space="preserve">Gate 3 的判定是三档：通过，两季共享代码而且角色齐全；条件通过，代码在但角色缺位；暂缓，两季读起来像两个人做的。</w:t>
+      </w:r>
+    </w:p>
+    <w:p>
+      <w:pPr/>
+      <w:r>
+        <w:rPr>
+          <w:b/>
+        </w:rPr>
+        <w:t xml:space="preserve">【互动与应答预案】</w:t>
+      </w:r>
+    </w:p>
+    <w:p>
+      <w:pPr>
+        <w:pStyle w:val="LectureBullet"/>
+      </w:pPr>
+      <w:r>
+        <w:t xml:space="preserve">• 请学生举手报出自己最可能落在哪一档，并说明依据。</w:t>
+      </w:r>
+    </w:p>
+    <w:p>
+      <w:pPr>
+        <w:pStyle w:val="LectureBullet"/>
+      </w:pPr>
+      <w:r>
+        <w:t xml:space="preserve">【转场语】 现在用二十八分钟完成两季合并板。</w:t>
+      </w:r>
+    </w:p>
+    <w:p>
+      <w:pPr>
+        <w:pStyle w:val="SlideTitle"/>
+      </w:pPr>
+      <w:r>
+        <w:t>幻灯片 21｜第2课时实操：28分钟，完成实验、编辑、同伴反馈与锁定</w:t>
+      </w:r>
+    </w:p>
+    <w:p>
+      <w:pPr>
+        <w:pStyle w:val="SlideMeta"/>
+      </w:pPr>
+      <w:r>
         <w:t>建议时间：28分钟　｜　课堂功能：四阶段实操（拆分·价格·答辩·红笔终审）</w:t>
       </w:r>
     </w:p>
-    <w:tbl>
-      <w:tblPr>
-        <w:tblStyle w:val="TableGrid"/>
-        <w:tblW w:type="auto" w:w="0"/>
-        <w:tblLook w:firstColumn="1" w:firstRow="1" w:lastColumn="0" w:lastRow="0" w:noHBand="0" w:noVBand="1" w:val="04A0"/>
-      </w:tblPr>
-      <w:tblGrid>
-        <w:gridCol w:w="9524"/>
-      </w:tblGrid>
-      <w:tr>
-        <w:tc>
-          <w:tcPr>
-            <w:tcW w:type="dxa" w:w="9524"/>
-            <w:shd w:val="clear" w:fill="F2F2F2"/>
-          </w:tcPr>
-          <w:p>
-            <w:pPr>
-              <w:pStyle w:val="LectureBullet"/>
-            </w:pPr>
-            <w:r/>
-            <w:r>
-              <w:rPr>
-                <w:sz w:val="19"/>
-              </w:rPr>
-              <w:t>【教师动作｜不发言】 按页面分钟区间报时：14—20、20—28、28—36、36—42；终审阶段教师用红笔只标三项。</w:t>
-            </w:r>
-          </w:p>
-        </w:tc>
-      </w:tr>
-    </w:tbl>
+    <w:p>
+      <w:pPr>
+        <w:pStyle w:val="LectureBullet"/>
+      </w:pPr>
+      <w:r/>
+      <w:r>
+        <w:rPr>
+          <w:sz w:val="19"/>
+        </w:rPr>
+        <w:t>【教师动作｜不发言】 按页面分钟区间报时：14—20、20—28、28—36、36—42；终审阶段教师用红笔只标三项。</w:t>
+      </w:r>
+    </w:p>
     <w:p>
       <w:pPr/>
       <w:r>
@@ -3838,42 +3074,24 @@
         <w:t>• 若学生价格层级写不出依据，追问：“凭材料、工艺还是复杂度？三选一。”</w:t>
       </w:r>
     </w:p>
-    <w:tbl>
-      <w:tblPr>
-        <w:tblStyle w:val="TableGrid"/>
-        <w:tblW w:type="auto" w:w="0"/>
-        <w:tblLook w:firstColumn="1" w:firstRow="1" w:lastColumn="0" w:lastRow="0" w:noHBand="0" w:noVBand="1" w:val="04A0"/>
-      </w:tblPr>
-      <w:tblGrid>
-        <w:gridCol w:w="9524"/>
-      </w:tblGrid>
-      <w:tr>
-        <w:tc>
-          <w:tcPr>
-            <w:tcW w:type="dxa" w:w="9524"/>
-            <w:shd w:val="clear" w:fill="F2F2F2"/>
-          </w:tcPr>
-          <w:p>
-            <w:pPr>
-              <w:pStyle w:val="LectureBullet"/>
-            </w:pPr>
-            <w:r/>
-            <w:r>
-              <w:rPr>
-                <w:sz w:val="19"/>
-              </w:rPr>
-              <w:t>【转场语】 交之前，先按四类证据自查一遍板面。</w:t>
-            </w:r>
-          </w:p>
-        </w:tc>
-      </w:tr>
-    </w:tbl>
+    <w:p>
+      <w:pPr>
+        <w:pStyle w:val="LectureBullet"/>
+      </w:pPr>
+      <w:r/>
+      <w:r>
+        <w:rPr>
+          <w:sz w:val="19"/>
+        </w:rPr>
+        <w:t>【转场语】 交之前，先按四类证据自查一遍板面。</w:t>
+      </w:r>
+    </w:p>
     <w:p>
       <w:pPr>
         <w:pStyle w:val="SlideTitle"/>
       </w:pPr>
       <w:r>
-        <w:t>幻灯片 20｜提交板面必须让评审者快速找到四类证据</w:t>
+        <w:t>幻灯片 22｜提交板面必须让评审者快速找到四类证据</w:t>
       </w:r>
     </w:p>
     <w:p>
@@ -3884,36 +3102,18 @@
         <w:t>建议时间：2分钟　｜　课堂功能：四类提交证据与不合格样态</w:t>
       </w:r>
     </w:p>
-    <w:tbl>
-      <w:tblPr>
-        <w:tblStyle w:val="TableGrid"/>
-        <w:tblW w:type="auto" w:w="0"/>
-        <w:tblLook w:firstColumn="1" w:firstRow="1" w:lastColumn="0" w:lastRow="0" w:noHBand="0" w:noVBand="1" w:val="04A0"/>
-      </w:tblPr>
-      <w:tblGrid>
-        <w:gridCol w:w="9524"/>
-      </w:tblGrid>
-      <w:tr>
-        <w:tc>
-          <w:tcPr>
-            <w:tcW w:type="dxa" w:w="9524"/>
-            <w:shd w:val="clear" w:fill="F2F2F2"/>
-          </w:tcPr>
-          <w:p>
-            <w:pPr>
-              <w:pStyle w:val="LectureBullet"/>
-            </w:pPr>
-            <w:r/>
-            <w:r>
-              <w:rPr>
-                <w:sz w:val="19"/>
-              </w:rPr>
-              <w:t>【教师动作｜不发言】 念四类与四条不合格；在删除日志一条停顿。</w:t>
-            </w:r>
-          </w:p>
-        </w:tc>
-      </w:tr>
-    </w:tbl>
+    <w:p>
+      <w:pPr>
+        <w:pStyle w:val="LectureBullet"/>
+      </w:pPr>
+      <w:r/>
+      <w:r>
+        <w:rPr>
+          <w:sz w:val="19"/>
+        </w:rPr>
+        <w:t>【教师动作｜不发言】 念四类与四条不合格；在删除日志一条停顿。</w:t>
+      </w:r>
+    </w:p>
     <w:p>
       <w:pPr/>
       <w:r>
@@ -3980,42 +3180,24 @@
         <w:t>• 快速抽查两份板面，当场按四条判断合格与否。</w:t>
       </w:r>
     </w:p>
-    <w:tbl>
-      <w:tblPr>
-        <w:tblStyle w:val="TableGrid"/>
-        <w:tblW w:type="auto" w:w="0"/>
-        <w:tblLook w:firstColumn="1" w:firstRow="1" w:lastColumn="0" w:lastRow="0" w:noHBand="0" w:noVBand="1" w:val="04A0"/>
-      </w:tblPr>
-      <w:tblGrid>
-        <w:gridCol w:w="9524"/>
-      </w:tblGrid>
-      <w:tr>
-        <w:tc>
-          <w:tcPr>
-            <w:tcW w:type="dxa" w:w="9524"/>
-            <w:shd w:val="clear" w:fill="F2F2F2"/>
-          </w:tcPr>
-          <w:p>
-            <w:pPr>
-              <w:pStyle w:val="LectureBullet"/>
-            </w:pPr>
-            <w:r/>
-            <w:r>
-              <w:rPr>
-                <w:sz w:val="19"/>
-              </w:rPr>
-              <w:t>【转场语】 讲评时只用一种语言格式。</w:t>
-            </w:r>
-          </w:p>
-        </w:tc>
-      </w:tr>
-    </w:tbl>
+    <w:p>
+      <w:pPr>
+        <w:pStyle w:val="LectureBullet"/>
+      </w:pPr>
+      <w:r/>
+      <w:r>
+        <w:rPr>
+          <w:sz w:val="19"/>
+        </w:rPr>
+        <w:t>【转场语】 讲评时只用一种语言格式。</w:t>
+      </w:r>
+    </w:p>
     <w:p>
       <w:pPr>
         <w:pStyle w:val="SlideTitle"/>
       </w:pPr>
       <w:r>
-        <w:t>幻灯片 21｜反馈只使用“证据—判断—动作”</w:t>
+        <w:t>幻灯片 23｜反馈只使用“证据—判断—动作”</w:t>
       </w:r>
     </w:p>
     <w:p>
@@ -4026,36 +3208,18 @@
         <w:t>建议时间：1.5分钟　｜　课堂功能：同伴讲评四段格式与本周指向</w:t>
       </w:r>
     </w:p>
-    <w:tbl>
-      <w:tblPr>
-        <w:tblStyle w:val="TableGrid"/>
-        <w:tblW w:type="auto" w:w="0"/>
-        <w:tblLook w:firstColumn="1" w:firstRow="1" w:lastColumn="0" w:lastRow="0" w:noHBand="0" w:noVBand="1" w:val="04A0"/>
-      </w:tblPr>
-      <w:tblGrid>
-        <w:gridCol w:w="9524"/>
-      </w:tblGrid>
-      <w:tr>
-        <w:tc>
-          <w:tcPr>
-            <w:tcW w:type="dxa" w:w="9524"/>
-            <w:shd w:val="clear" w:fill="F2F2F2"/>
-          </w:tcPr>
-          <w:p>
-            <w:pPr>
-              <w:pStyle w:val="LectureBullet"/>
-            </w:pPr>
-            <w:r/>
-            <w:r>
-              <w:rPr>
-                <w:sz w:val="19"/>
-              </w:rPr>
-              <w:t>【教师动作｜不发言】 四段各念一句“本周指向”；在取舍一段停顿。</w:t>
-            </w:r>
-          </w:p>
-        </w:tc>
-      </w:tr>
-    </w:tbl>
+    <w:p>
+      <w:pPr>
+        <w:pStyle w:val="LectureBullet"/>
+      </w:pPr>
+      <w:r/>
+      <w:r>
+        <w:rPr>
+          <w:sz w:val="19"/>
+        </w:rPr>
+        <w:t>【教师动作｜不发言】 四段各念一句“本周指向”；在取舍一段停顿。</w:t>
+      </w:r>
+    </w:p>
     <w:p>
       <w:pPr/>
       <w:r>
@@ -4105,42 +3269,24 @@
         <w:t>行动：这周指向是——指定要补的角色或品类，并说明补进去以后顺序怎么改。</w:t>
       </w:r>
     </w:p>
-    <w:tbl>
-      <w:tblPr>
-        <w:tblStyle w:val="TableGrid"/>
-        <w:tblW w:type="auto" w:w="0"/>
-        <w:tblLook w:firstColumn="1" w:firstRow="1" w:lastColumn="0" w:lastRow="0" w:noHBand="0" w:noVBand="1" w:val="04A0"/>
-      </w:tblPr>
-      <w:tblGrid>
-        <w:gridCol w:w="9524"/>
-      </w:tblGrid>
-      <w:tr>
-        <w:tc>
-          <w:tcPr>
-            <w:tcW w:type="dxa" w:w="9524"/>
-            <w:shd w:val="clear" w:fill="F2F2F2"/>
-          </w:tcPr>
-          <w:p>
-            <w:pPr>
-              <w:pStyle w:val="LectureBullet"/>
-            </w:pPr>
-            <w:r/>
-            <w:r>
-              <w:rPr>
-                <w:sz w:val="19"/>
-              </w:rPr>
-              <w:t>【转场语】 这周怎么判定合格？</w:t>
-            </w:r>
-          </w:p>
-        </w:tc>
-      </w:tr>
-    </w:tbl>
+    <w:p>
+      <w:pPr>
+        <w:pStyle w:val="LectureBullet"/>
+      </w:pPr>
+      <w:r/>
+      <w:r>
+        <w:rPr>
+          <w:sz w:val="19"/>
+        </w:rPr>
+        <w:t>【转场语】 这周怎么判定合格？</w:t>
+      </w:r>
+    </w:p>
     <w:p>
       <w:pPr>
         <w:pStyle w:val="SlideTitle"/>
       </w:pPr>
       <w:r>
-        <w:t>幻灯片 22｜第12周检查：本周成果是否允许进入下一阶段</w:t>
+        <w:t>幻灯片 24｜第12周检查：本周成果是否允许进入下一阶段</w:t>
       </w:r>
     </w:p>
     <w:p>
@@ -4151,36 +3297,18 @@
         <w:t>建议时间：1.5分钟　｜　课堂功能：六项形成性评价（与期末六项同名、同权重）</w:t>
       </w:r>
     </w:p>
-    <w:tbl>
-      <w:tblPr>
-        <w:tblStyle w:val="TableGrid"/>
-        <w:tblW w:type="auto" w:w="0"/>
-        <w:tblLook w:firstColumn="1" w:firstRow="1" w:lastColumn="0" w:lastRow="0" w:noHBand="0" w:noVBand="1" w:val="04A0"/>
-      </w:tblPr>
-      <w:tblGrid>
-        <w:gridCol w:w="9524"/>
-      </w:tblGrid>
-      <w:tr>
-        <w:tc>
-          <w:tcPr>
-            <w:tcW w:type="dxa" w:w="9524"/>
-            <w:shd w:val="clear" w:fill="F2F2F2"/>
-          </w:tcPr>
-          <w:p>
-            <w:pPr>
-              <w:pStyle w:val="LectureBullet"/>
-            </w:pPr>
-            <w:r/>
-            <w:r>
-              <w:rPr>
-                <w:sz w:val="19"/>
-              </w:rPr>
-              <w:t>【教师动作｜不发言】 念六项与权重；六项合计100%，与期末六项标准同名同权重。</w:t>
-            </w:r>
-          </w:p>
-        </w:tc>
-      </w:tr>
-    </w:tbl>
+    <w:p>
+      <w:pPr>
+        <w:pStyle w:val="LectureBullet"/>
+      </w:pPr>
+      <w:r/>
+      <w:r>
+        <w:rPr>
+          <w:sz w:val="19"/>
+        </w:rPr>
+        <w:t>【教师动作｜不发言】 念六项与权重；六项合计100%，与期末六项标准同名同权重。</w:t>
+      </w:r>
+    </w:p>
     <w:p>
       <w:pPr/>
       <w:r>
@@ -4254,42 +3382,24 @@
         <w:t>这六项和期末六项标准同名、同权重，合计一百分。所以今天的自评分数，基本就是期末的预估分。</w:t>
       </w:r>
     </w:p>
-    <w:tbl>
-      <w:tblPr>
-        <w:tblStyle w:val="TableGrid"/>
-        <w:tblW w:type="auto" w:w="0"/>
-        <w:tblLook w:firstColumn="1" w:firstRow="1" w:lastColumn="0" w:lastRow="0" w:noHBand="0" w:noVBand="1" w:val="04A0"/>
-      </w:tblPr>
-      <w:tblGrid>
-        <w:gridCol w:w="9524"/>
-      </w:tblGrid>
-      <w:tr>
-        <w:tc>
-          <w:tcPr>
-            <w:tcW w:type="dxa" w:w="9524"/>
-            <w:shd w:val="clear" w:fill="F2F2F2"/>
-          </w:tcPr>
-          <w:p>
-            <w:pPr>
-              <w:pStyle w:val="LectureBullet"/>
-            </w:pPr>
-            <w:r/>
-            <w:r>
-              <w:rPr>
-                <w:sz w:val="19"/>
-              </w:rPr>
-              <w:t>【转场语】 下周开始你们自己定题。</w:t>
-            </w:r>
-          </w:p>
-        </w:tc>
-      </w:tr>
-    </w:tbl>
+    <w:p>
+      <w:pPr>
+        <w:pStyle w:val="LectureBullet"/>
+      </w:pPr>
+      <w:r/>
+      <w:r>
+        <w:rPr>
+          <w:sz w:val="19"/>
+        </w:rPr>
+        <w:t>【转场语】 下周开始你们自己定题。</w:t>
+      </w:r>
+    </w:p>
     <w:p>
       <w:pPr>
         <w:pStyle w:val="SlideTitle"/>
       </w:pPr>
       <w:r>
-        <w:t>幻灯片 23｜第13周开始自定主题：老师不再给题目</w:t>
+        <w:t>幻灯片 25｜第13周开始自定主题：老师不再给题目</w:t>
       </w:r>
     </w:p>
     <w:p>
@@ -4300,36 +3410,18 @@
         <w:t>建议时间：2分钟　｜　课堂功能：下周四项准备（本周不可略过的一页）</w:t>
       </w:r>
     </w:p>
-    <w:tbl>
-      <w:tblPr>
-        <w:tblStyle w:val="TableGrid"/>
-        <w:tblW w:type="auto" w:w="0"/>
-        <w:tblLook w:firstColumn="1" w:firstRow="1" w:lastColumn="0" w:lastRow="0" w:noHBand="0" w:noVBand="1" w:val="04A0"/>
-      </w:tblPr>
-      <w:tblGrid>
-        <w:gridCol w:w="9524"/>
-      </w:tblGrid>
-      <w:tr>
-        <w:tc>
-          <w:tcPr>
-            <w:tcW w:type="dxa" w:w="9524"/>
-            <w:shd w:val="clear" w:fill="F2F2F2"/>
-          </w:tcPr>
-          <w:p>
-            <w:pPr>
-              <w:pStyle w:val="LectureBullet"/>
-            </w:pPr>
-            <w:r/>
-            <w:r>
-              <w:rPr>
-                <w:sz w:val="19"/>
-              </w:rPr>
-              <w:t>【教师动作｜不发言】 逐项念带什么、准备什么、写什么；三个候选命题必须当堂开始写，不能留到课后。</w:t>
-            </w:r>
-          </w:p>
-        </w:tc>
-      </w:tr>
-    </w:tbl>
+    <w:p>
+      <w:pPr>
+        <w:pStyle w:val="LectureBullet"/>
+      </w:pPr>
+      <w:r/>
+      <w:r>
+        <w:rPr>
+          <w:sz w:val="19"/>
+        </w:rPr>
+        <w:t>【教师动作｜不发言】 逐项念带什么、准备什么、写什么；三个候选命题必须当堂开始写，不能留到课后。</w:t>
+      </w:r>
+    </w:p>
     <w:p>
       <w:pPr/>
       <w:r>
@@ -4396,42 +3488,24 @@
         <w:t>• 若学生说“想不出三个”，回应：“想不出第三个，说明前两个也还不够清楚。先把第一个的‘我要回答的问题’写出来。”</w:t>
       </w:r>
     </w:p>
-    <w:tbl>
-      <w:tblPr>
-        <w:tblStyle w:val="TableGrid"/>
-        <w:tblW w:type="auto" w:w="0"/>
-        <w:tblLook w:firstColumn="1" w:firstRow="1" w:lastColumn="0" w:lastRow="0" w:noHBand="0" w:noVBand="1" w:val="04A0"/>
-      </w:tblPr>
-      <w:tblGrid>
-        <w:gridCol w:w="9524"/>
-      </w:tblGrid>
-      <w:tr>
-        <w:tc>
-          <w:tcPr>
-            <w:tcW w:type="dxa" w:w="9524"/>
-            <w:shd w:val="clear" w:fill="F2F2F2"/>
-          </w:tcPr>
-          <w:p>
-            <w:pPr>
-              <w:pStyle w:val="LectureBullet"/>
-            </w:pPr>
-            <w:r/>
-            <w:r>
-              <w:rPr>
-                <w:sz w:val="19"/>
-              </w:rPr>
-              <w:t>【转场语】 最后请每人写一句一句话小结。</w:t>
-            </w:r>
-          </w:p>
-        </w:tc>
-      </w:tr>
-    </w:tbl>
+    <w:p>
+      <w:pPr>
+        <w:pStyle w:val="LectureBullet"/>
+      </w:pPr>
+      <w:r/>
+      <w:r>
+        <w:rPr>
+          <w:sz w:val="19"/>
+        </w:rPr>
+        <w:t>【转场语】 最后请每人写一句一句话小结。</w:t>
+      </w:r>
+    </w:p>
     <w:p>
       <w:pPr>
         <w:pStyle w:val="SlideTitle"/>
       </w:pPr>
       <w:r>
-        <w:t>幻灯片 24｜写一句：把本周判断写成下一步动作</w:t>
+        <w:t>幻灯片 26｜写一句：把本周判断写成下一步动作</w:t>
       </w:r>
     </w:p>
     <w:p>
@@ -4442,36 +3516,18 @@
         <w:t>建议时间：1.5分钟　｜　课堂功能：本周收束与四条结论</w:t>
       </w:r>
     </w:p>
-    <w:tbl>
-      <w:tblPr>
-        <w:tblStyle w:val="TableGrid"/>
-        <w:tblW w:type="auto" w:w="0"/>
-        <w:tblLook w:firstColumn="1" w:firstRow="1" w:lastColumn="0" w:lastRow="0" w:noHBand="0" w:noVBand="1" w:val="04A0"/>
-      </w:tblPr>
-      <w:tblGrid>
-        <w:gridCol w:w="9524"/>
-      </w:tblGrid>
-      <w:tr>
-        <w:tc>
-          <w:tcPr>
-            <w:tcW w:type="dxa" w:w="9524"/>
-            <w:shd w:val="clear" w:fill="F2F2F2"/>
-          </w:tcPr>
-          <w:p>
-            <w:pPr>
-              <w:pStyle w:val="LectureBullet"/>
-            </w:pPr>
-            <w:r/>
-            <w:r>
-              <w:rPr>
-                <w:sz w:val="19"/>
-              </w:rPr>
-              <w:t>【教师动作｜不发言】 投影句式，等待全班写完再下课；念四条结论。</w:t>
-            </w:r>
-          </w:p>
-        </w:tc>
-      </w:tr>
-    </w:tbl>
+    <w:p>
+      <w:pPr>
+        <w:pStyle w:val="LectureBullet"/>
+      </w:pPr>
+      <w:r/>
+      <w:r>
+        <w:rPr>
+          <w:sz w:val="19"/>
+        </w:rPr>
+        <w:t>【教师动作｜不发言】 投影句式，等待全班写完再下课；念四条结论。</w:t>
+      </w:r>
+    </w:p>
     <w:p>
       <w:pPr/>
       <w:r>

--- a/docs/jiangao/《女装设计III》第12周_中国大陆课堂完整讲稿_中文.docx
+++ b/docs/jiangao/《女装设计III》第12周_中国大陆课堂完整讲稿_中文.docx
@@ -2100,12 +2100,8 @@
       <w:pPr>
         <w:pStyle w:val="LectureBullet"/>
       </w:pPr>
-      <w:r/>
-      <w:r>
-        <w:rPr>
-          <w:sz w:val="19"/>
-        </w:rPr>
-        <w:t>【转场语】 现在用二十八分钟做证据回收和两版排序。</w:t>
+      <w:r>
+        <w:t>【转场语】 先看一张板面怎样同时交代效果图、平面图和白坯。</w:t>
       </w:r>
     </w:p>
     <w:p>
@@ -2850,12 +2846,8 @@
       <w:pPr>
         <w:pStyle w:val="LectureBullet"/>
       </w:pPr>
-      <w:r/>
-      <w:r>
-        <w:rPr>
-          <w:sz w:val="19"/>
-        </w:rPr>
-        <w:t>【转场语】 现在用二十八分钟完成拆分、价格、答辩和终审。</w:t>
+      <w:r>
+        <w:t>【转场语】 最后把两季并排，看它们像不像同一个人做的。</w:t>
       </w:r>
     </w:p>
     <w:p>

--- a/docs/jiangao/《女装设计III》第12周_中国大陆课堂完整讲稿_中文.docx
+++ b/docs/jiangao/《女装设计III》第12周_中国大陆课堂完整讲稿_中文.docx
@@ -23,7 +23,7 @@
           <w:b/>
           <w:sz w:val="40"/>
         </w:rPr>
-        <w:t>第12周完整课堂讲稿</w:t>
+        <w:t>第12周完整课堂讲稿（学生版）</w:t>
       </w:r>
     </w:p>
     <w:p>
@@ -840,18 +840,6 @@
       </w:r>
     </w:p>
     <w:p>
-      <w:pPr>
-        <w:pStyle w:val="LectureBullet"/>
-      </w:pPr>
-      <w:r/>
-      <w:r>
-        <w:rPr>
-          <w:sz w:val="19"/>
-        </w:rPr>
-        <w:t>【教师动作｜不发言】 显示封面五套；先讲常量“黄”，再讲毛感面积递减，重点停在03与04的同版不同材。</w:t>
-      </w:r>
-    </w:p>
-    <w:p>
       <w:pPr/>
       <w:r>
         <w:rPr>
@@ -901,23 +889,6 @@
       </w:r>
     </w:p>
     <w:p>
-      <w:pPr/>
-      <w:r>
-        <w:rPr>
-          <w:b/>
-        </w:rPr>
-        <w:t>【互动与应答预案】</w:t>
-      </w:r>
-    </w:p>
-    <w:p>
-      <w:pPr>
-        <w:pStyle w:val="LectureBullet"/>
-      </w:pPr>
-      <w:r>
-        <w:t>• 提问：“你的五套里，有没有两套能共用一个版型？”</w:t>
-      </w:r>
-    </w:p>
-    <w:p>
       <w:pPr>
         <w:pStyle w:val="LectureBullet"/>
       </w:pPr>
@@ -946,18 +917,6 @@
       </w:r>
     </w:p>
     <w:p>
-      <w:pPr>
-        <w:pStyle w:val="LectureBullet"/>
-      </w:pPr>
-      <w:r/>
-      <w:r>
-        <w:rPr>
-          <w:sz w:val="19"/>
-        </w:rPr>
-        <w:t>【教师动作｜不发言】 指出09–12段结束，13–16段学生独立。</w:t>
-      </w:r>
-    </w:p>
-    <w:p>
       <w:pPr/>
       <w:r>
         <w:rPr>
@@ -1019,18 +978,6 @@
       </w:r>
     </w:p>
     <w:p>
-      <w:pPr>
-        <w:pStyle w:val="LectureBullet"/>
-      </w:pPr>
-      <w:r/>
-      <w:r>
-        <w:rPr>
-          <w:sz w:val="19"/>
-        </w:rPr>
-        <w:t>【教师动作｜不发言】 念四项；提交要求一栏逐样点数（共六样）。</w:t>
-      </w:r>
-    </w:p>
-    <w:p>
       <w:pPr/>
       <w:r>
         <w:rPr>
@@ -1088,23 +1035,6 @@
       </w:r>
     </w:p>
     <w:p>
-      <w:pPr/>
-      <w:r>
-        <w:rPr>
-          <w:b/>
-        </w:rPr>
-        <w:t>【互动与应答预案】</w:t>
-      </w:r>
-    </w:p>
-    <w:p>
-      <w:pPr>
-        <w:pStyle w:val="LectureBullet"/>
-      </w:pPr>
-      <w:r>
-        <w:t>• 请学生复述六样提交物；漏掉“编辑日志”的最多，重点提醒。</w:t>
-      </w:r>
-    </w:p>
-    <w:p>
       <w:pPr>
         <w:pStyle w:val="LectureBullet"/>
       </w:pPr>
@@ -1133,18 +1063,6 @@
       </w:r>
     </w:p>
     <w:p>
-      <w:pPr>
-        <w:pStyle w:val="LectureBullet"/>
-      </w:pPr>
-      <w:r/>
-      <w:r>
-        <w:rPr>
-          <w:sz w:val="19"/>
-        </w:rPr>
-        <w:t>【教师动作｜不发言】 先做2分钟开场：摊开三样并把上周问题对到四对矛盾之一。再讲对照表。</w:t>
-      </w:r>
-    </w:p>
-    <w:p>
       <w:pPr/>
       <w:r>
         <w:rPr>
@@ -1210,23 +1128,6 @@
       </w:r>
     </w:p>
     <w:p>
-      <w:pPr/>
-      <w:r>
-        <w:rPr>
-          <w:b/>
-        </w:rPr>
-        <w:t>【互动与应答预案】</w:t>
-      </w:r>
-    </w:p>
-    <w:p>
-      <w:pPr>
-        <w:pStyle w:val="LectureBullet"/>
-      </w:pPr>
-      <w:r>
-        <w:t>• 请两名学生说出自己最先要解决的那一对矛盾。</w:t>
-      </w:r>
-    </w:p>
-    <w:p>
       <w:pPr>
         <w:pStyle w:val="LectureBullet"/>
       </w:pPr>
@@ -1255,18 +1156,6 @@
       </w:r>
     </w:p>
     <w:p>
-      <w:pPr>
-        <w:pStyle w:val="LectureBullet"/>
-      </w:pPr>
-      <w:r/>
-      <w:r>
-        <w:rPr>
-          <w:sz w:val="19"/>
-        </w:rPr>
-        <w:t>【教师动作｜不发言】 先念大纲对应一句，再逐条念五个动作。</w:t>
-      </w:r>
-    </w:p>
-    <w:p>
       <w:pPr/>
       <w:r>
         <w:rPr>
@@ -1352,18 +1241,6 @@
       </w:r>
     </w:p>
     <w:p>
-      <w:pPr>
-        <w:pStyle w:val="LectureBullet"/>
-      </w:pPr>
-      <w:r/>
-      <w:r>
-        <w:rPr>
-          <w:sz w:val="19"/>
-        </w:rPr>
-        <w:t>【教师动作｜不发言】 上下两块板对照投影；最后布置“最想被先看到的放到最大位置”的任务。</w:t>
-      </w:r>
-    </w:p>
-    <w:p>
       <w:pPr/>
       <w:r>
         <w:rPr>
@@ -1421,23 +1298,6 @@
       </w:r>
     </w:p>
     <w:p>
-      <w:pPr/>
-      <w:r>
-        <w:rPr>
-          <w:b/>
-        </w:rPr>
-        <w:t>【互动与应答预案】</w:t>
-      </w:r>
-    </w:p>
-    <w:p>
-      <w:pPr>
-        <w:pStyle w:val="LectureBullet"/>
-      </w:pPr>
-      <w:r>
-        <w:t>• 请学生说出自己板面上最大的那一块是什么；若最大的是背景装饰，当场指出该换掉。</w:t>
-      </w:r>
-    </w:p>
-    <w:p>
       <w:pPr>
         <w:pStyle w:val="LectureBullet"/>
       </w:pPr>
@@ -1466,18 +1326,6 @@
       </w:r>
     </w:p>
     <w:p>
-      <w:pPr>
-        <w:pStyle w:val="LectureBullet"/>
-      </w:pPr>
-      <w:r/>
-      <w:r>
-        <w:rPr>
-          <w:sz w:val="19"/>
-        </w:rPr>
-        <w:t>【教师动作｜不发言】 上下两栏对照；最后要求学生把五套分别投到两栏，看有没有空栏。</w:t>
-      </w:r>
-    </w:p>
-    <w:p>
       <w:pPr/>
       <w:r>
         <w:rPr>
@@ -1535,23 +1383,6 @@
       </w:r>
     </w:p>
     <w:p>
-      <w:pPr/>
-      <w:r>
-        <w:rPr>
-          <w:b/>
-        </w:rPr>
-        <w:t>【互动与应答预案】</w:t>
-      </w:r>
-    </w:p>
-    <w:p>
-      <w:pPr>
-        <w:pStyle w:val="LectureBullet"/>
-      </w:pPr>
-      <w:r>
-        <w:t>• 请三名学生报出自己两栏各有几套；一栏为零的当场标记为本节课重点。</w:t>
-      </w:r>
-    </w:p>
-    <w:p>
       <w:pPr>
         <w:pStyle w:val="LectureBullet"/>
       </w:pPr>
@@ -1580,18 +1411,6 @@
       </w:r>
     </w:p>
     <w:p>
-      <w:pPr>
-        <w:pStyle w:val="LectureBullet"/>
-      </w:pPr>
-      <w:r/>
-      <w:r>
-        <w:rPr>
-          <w:sz w:val="19"/>
-        </w:rPr>
-        <w:t>【教师动作｜不发言】 每个术语中英各说一次；在“形象款不等于最复杂”一句停顿。</w:t>
-      </w:r>
-    </w:p>
-    <w:p>
       <w:pPr/>
       <w:r>
         <w:rPr>
@@ -1669,18 +1488,6 @@
       </w:r>
     </w:p>
     <w:p>
-      <w:pPr>
-        <w:pStyle w:val="LectureBullet"/>
-      </w:pPr>
-      <w:r/>
-      <w:r>
-        <w:rPr>
-          <w:sz w:val="19"/>
-        </w:rPr>
-        <w:t>【教师动作｜不发言】 逐对念矛盾与失败信号；强调它们是互相拉扯的力，不是并列原则。</w:t>
-      </w:r>
-    </w:p>
-    <w:p>
       <w:pPr/>
       <w:r>
         <w:rPr>
@@ -1730,23 +1537,6 @@
       </w:r>
     </w:p>
     <w:p>
-      <w:pPr/>
-      <w:r>
-        <w:rPr>
-          <w:b/>
-        </w:rPr>
-        <w:t>【互动与应答预案】</w:t>
-      </w:r>
-    </w:p>
-    <w:p>
-      <w:pPr>
-        <w:pStyle w:val="LectureBullet"/>
-      </w:pPr>
-      <w:r>
-        <w:t>• 请学生检查自己的过渡款是不是形象款的缩小版；是的当场换品类。</w:t>
-      </w:r>
-    </w:p>
-    <w:p>
       <w:pPr>
         <w:pStyle w:val="LectureBullet"/>
       </w:pPr>
@@ -1775,18 +1565,6 @@
       </w:r>
     </w:p>
     <w:p>
-      <w:pPr>
-        <w:pStyle w:val="LectureBullet"/>
-      </w:pPr>
-      <w:r/>
-      <w:r>
-        <w:rPr>
-          <w:sz w:val="19"/>
-        </w:rPr>
-        <w:t>【教师动作｜不发言】 每组念完两种做法后，都要念检验方法一句。</w:t>
-      </w:r>
-    </w:p>
-    <w:p>
       <w:pPr/>
       <w:r>
         <w:rPr>
@@ -1828,23 +1606,6 @@
       </w:r>
     </w:p>
     <w:p>
-      <w:pPr/>
-      <w:r>
-        <w:rPr>
-          <w:b/>
-        </w:rPr>
-        <w:t>【互动与应答预案】</w:t>
-      </w:r>
-    </w:p>
-    <w:p>
-      <w:pPr>
-        <w:pStyle w:val="LectureBullet"/>
-      </w:pPr>
-      <w:r>
-        <w:t>• 当场做“只留一件主件”的测试，用一名学生的五套。</w:t>
-      </w:r>
-    </w:p>
-    <w:p>
       <w:pPr>
         <w:pStyle w:val="LectureBullet"/>
       </w:pPr>
@@ -1873,18 +1634,6 @@
       </w:r>
     </w:p>
     <w:p>
-      <w:pPr>
-        <w:pStyle w:val="LectureBullet"/>
-      </w:pPr>
-      <w:r/>
-      <w:r>
-        <w:rPr>
-          <w:sz w:val="19"/>
-        </w:rPr>
-        <w:t>【教师动作｜不发言】 指出色彩不承担区分功能；逐条讲品类组合与毛羽位置。</w:t>
-      </w:r>
-    </w:p>
-    <w:p>
       <w:pPr/>
       <w:r>
         <w:rPr>
@@ -1950,23 +1699,6 @@
       </w:r>
     </w:p>
     <w:p>
-      <w:pPr/>
-      <w:r>
-        <w:rPr>
-          <w:b/>
-        </w:rPr>
-        <w:t>【互动与应答预案】</w:t>
-      </w:r>
-    </w:p>
-    <w:p>
-      <w:pPr>
-        <w:pStyle w:val="LectureBullet"/>
-      </w:pPr>
-      <w:r>
-        <w:t>• 请学生回答“它换来了什么”；答“更好看”的，追问“换成设计语言怎么说”。</w:t>
-      </w:r>
-    </w:p>
-    <w:p>
       <w:pPr>
         <w:pStyle w:val="LectureBullet"/>
       </w:pPr>
@@ -1995,18 +1727,6 @@
       </w:r>
     </w:p>
     <w:p>
-      <w:pPr>
-        <w:pStyle w:val="LectureBullet"/>
-      </w:pPr>
-      <w:r/>
-      <w:r>
-        <w:rPr>
-          <w:sz w:val="19"/>
-        </w:rPr>
-        <w:t>【教师动作｜不发言】 指出版型骨架从头到尾没改过；最后念“有没有两套改了同样的东西”。</w:t>
-      </w:r>
-    </w:p>
-    <w:p>
       <w:pPr/>
       <w:r>
         <w:rPr>
@@ -2080,27 +1800,10 @@
       </w:r>
     </w:p>
     <w:p>
-      <w:pPr/>
-      <w:r>
-        <w:rPr>
-          <w:b/>
-        </w:rPr>
-        <w:t>【互动与应答预案】</w:t>
-      </w:r>
-    </w:p>
-    <w:p>
       <w:pPr>
         <w:pStyle w:val="LectureBullet"/>
       </w:pPr>
       <w:r>
-        <w:t>• 请学生找出自己五套里“改了同样东西”的那两套，当场决定改哪一套。</w:t>
-      </w:r>
-    </w:p>
-    <w:p>
-      <w:pPr>
-        <w:pStyle w:val="LectureBullet"/>
-      </w:pPr>
-      <w:r>
         <w:t>【转场语】 先看一张板面怎样同时交代效果图、平面图和白坯。</w:t>
       </w:r>
     </w:p>
@@ -2118,14 +1821,6 @@
       </w:pPr>
       <w:r>
         <w:t xml:space="preserve">建议时间：2分钟　｜　课堂功能：评审板体例对照</w:t>
-      </w:r>
-    </w:p>
-    <w:p>
-      <w:pPr>
-        <w:pStyle w:val="LectureBullet"/>
-      </w:pPr>
-      <w:r>
-        <w:t xml:space="preserve">【教师动作｜不发言】 先指大图整体，再指白坯多角度那一张</w:t>
       </w:r>
     </w:p>
     <w:p>
@@ -2178,27 +1873,10 @@
       </w:r>
     </w:p>
     <w:p>
-      <w:pPr/>
-      <w:r>
-        <w:rPr>
-          <w:b/>
-        </w:rPr>
-        <w:t xml:space="preserve">【互动与应答预案】</w:t>
-      </w:r>
-    </w:p>
-    <w:p>
       <w:pPr>
         <w:pStyle w:val="LectureBullet"/>
       </w:pPr>
       <w:r>
-        <w:t xml:space="preserve">• 请同桌互相做一次这个测试，指错一处就记一笔。</w:t>
-      </w:r>
-    </w:p>
-    <w:p>
-      <w:pPr>
-        <w:pStyle w:val="LectureBullet"/>
-      </w:pPr>
-      <w:r>
         <w:t xml:space="preserve">【转场语】 接下来把两季放在一起看。</w:t>
       </w:r>
     </w:p>
@@ -2216,18 +1894,6 @@
       </w:pPr>
       <w:r>
         <w:t>建议时间：28分钟　｜　课堂功能：四阶段实操（回收·审计·双版本·删补）</w:t>
-      </w:r>
-    </w:p>
-    <w:p>
-      <w:pPr>
-        <w:pStyle w:val="LectureBullet"/>
-      </w:pPr>
-      <w:r/>
-      <w:r>
-        <w:rPr>
-          <w:sz w:val="19"/>
-        </w:rPr>
-        <w:t>【教师动作｜不发言】 按页面上的分钟区间报时：17—23、23—31、31—39、39—45；审计阶段逐人检查形象款数量。</w:t>
       </w:r>
     </w:p>
     <w:p>
@@ -2285,31 +1951,6 @@
       </w:pPr>
       <w:r>
         <w:t>交接第2课时：带着角色审计结果和两版顺序进入产品拆分和答辩结构。形象款过多、引流款不足的编排，先补位再往下走。</w:t>
-      </w:r>
-    </w:p>
-    <w:p>
-      <w:pPr/>
-      <w:r>
-        <w:rPr>
-          <w:b/>
-        </w:rPr>
-        <w:t>【互动与应答预案】</w:t>
-      </w:r>
-    </w:p>
-    <w:p>
-      <w:pPr>
-        <w:pStyle w:val="LectureBullet"/>
-      </w:pPr>
-      <w:r>
-        <w:t>• 巡视时问：“这一套的验证结论写在哪里？”只有图没有结论的当场补写。</w:t>
-      </w:r>
-    </w:p>
-    <w:p>
-      <w:pPr>
-        <w:pStyle w:val="LectureBullet"/>
-      </w:pPr>
-      <w:r>
-        <w:t>• 若学生只做了一版顺序，回应：“两版。没有对照，你不知道自己选的是什么。”</w:t>
       </w:r>
     </w:p>
     <w:p>
@@ -2376,18 +2017,6 @@
       </w:r>
     </w:p>
     <w:p>
-      <w:pPr>
-        <w:pStyle w:val="LectureBullet"/>
-      </w:pPr>
-      <w:r/>
-      <w:r>
-        <w:rPr>
-          <w:sz w:val="19"/>
-        </w:rPr>
-        <w:t>【教师动作｜不发言】 宣布节奏：方法与实验9分钟、实操28分钟、讲评与评价5分钟、预告与收尾3分钟。</w:t>
-      </w:r>
-    </w:p>
-    <w:p>
       <w:pPr/>
       <w:r>
         <w:rPr>
@@ -2441,18 +2070,6 @@
       </w:r>
     </w:p>
     <w:p>
-      <w:pPr>
-        <w:pStyle w:val="LectureBullet"/>
-      </w:pPr>
-      <w:r/>
-      <w:r>
-        <w:rPr>
-          <w:sz w:val="19"/>
-        </w:rPr>
-        <w:t>【教师动作｜不发言】 快速念八个动词；在“降噪”与“补位”两处停顿。</w:t>
-      </w:r>
-    </w:p>
-    <w:p>
       <w:pPr/>
       <w:r>
         <w:rPr>
@@ -2546,18 +2163,6 @@
       </w:r>
     </w:p>
     <w:p>
-      <w:pPr>
-        <w:pStyle w:val="LectureBullet"/>
-      </w:pPr>
-      <w:r/>
-      <w:r>
-        <w:rPr>
-          <w:sz w:val="19"/>
-        </w:rPr>
-        <w:t>【教师动作｜不发言】 逐行念矩阵；重点念“数量分配”与“无效组合”。</w:t>
-      </w:r>
-    </w:p>
-    <w:p>
       <w:pPr/>
       <w:r>
         <w:rPr>
@@ -2607,23 +2212,6 @@
       </w:r>
     </w:p>
     <w:p>
-      <w:pPr/>
-      <w:r>
-        <w:rPr>
-          <w:b/>
-        </w:rPr>
-        <w:t>【互动与应答预案】</w:t>
-      </w:r>
-    </w:p>
-    <w:p>
-      <w:pPr>
-        <w:pStyle w:val="LectureBullet"/>
-      </w:pPr>
-      <w:r>
-        <w:t>• 检查每人的形象款数量；超过一套的，说明理由或降一套。</w:t>
-      </w:r>
-    </w:p>
-    <w:p>
       <w:pPr>
         <w:pStyle w:val="LectureBullet"/>
       </w:pPr>
@@ -2652,18 +2240,6 @@
       </w:r>
     </w:p>
     <w:p>
-      <w:pPr>
-        <w:pStyle w:val="LectureBullet"/>
-      </w:pPr>
-      <w:r/>
-      <w:r>
-        <w:rPr>
-          <w:sz w:val="19"/>
-        </w:rPr>
-        <w:t>【教师动作｜不发言】 逐版念“记录格式”一行——本周的记录格式很具体，要照做。</w:t>
-      </w:r>
-    </w:p>
-    <w:p>
       <w:pPr/>
       <w:r>
         <w:rPr>
@@ -2749,18 +2325,6 @@
       </w:r>
     </w:p>
     <w:p>
-      <w:pPr>
-        <w:pStyle w:val="LectureBullet"/>
-      </w:pPr>
-      <w:r/>
-      <w:r>
-        <w:rPr>
-          <w:sz w:val="19"/>
-        </w:rPr>
-        <w:t>【教师动作｜不发言】 逐套念角色与位置；最后做“01与05对调”的检查。</w:t>
-      </w:r>
-    </w:p>
-    <w:p>
       <w:pPr/>
       <w:r>
         <w:rPr>
@@ -2826,27 +2390,10 @@
       </w:r>
     </w:p>
     <w:p>
-      <w:pPr/>
-      <w:r>
-        <w:rPr>
-          <w:b/>
-        </w:rPr>
-        <w:t>【互动与应答预案】</w:t>
-      </w:r>
-    </w:p>
-    <w:p>
       <w:pPr>
         <w:pStyle w:val="LectureBullet"/>
       </w:pPr>
       <w:r>
-        <w:t>• 当场让全班做一次01与05对调；照样成立的举手，教师逐个处理。</w:t>
-      </w:r>
-    </w:p>
-    <w:p>
-      <w:pPr>
-        <w:pStyle w:val="LectureBullet"/>
-      </w:pPr>
-      <w:r>
         <w:t>【转场语】 最后把两季并排，看它们像不像同一个人做的。</w:t>
       </w:r>
     </w:p>
@@ -2864,14 +2411,6 @@
       </w:pPr>
       <w:r>
         <w:t xml:space="preserve">建议时间：2.5分钟　｜　课堂功能：Gate 3 的四项判定</w:t>
-      </w:r>
-    </w:p>
-    <w:p>
-      <w:pPr>
-        <w:pStyle w:val="LectureBullet"/>
-      </w:pPr>
-      <w:r>
-        <w:t xml:space="preserve">【教师动作｜不发言】 逐条念四张卡；在“删除记录”一栏停顿</w:t>
       </w:r>
     </w:p>
     <w:p>
@@ -2932,27 +2471,10 @@
       </w:r>
     </w:p>
     <w:p>
-      <w:pPr/>
-      <w:r>
-        <w:rPr>
-          <w:b/>
-        </w:rPr>
-        <w:t xml:space="preserve">【互动与应答预案】</w:t>
-      </w:r>
-    </w:p>
-    <w:p>
       <w:pPr>
         <w:pStyle w:val="LectureBullet"/>
       </w:pPr>
       <w:r>
-        <w:t xml:space="preserve">• 请学生举手报出自己最可能落在哪一档，并说明依据。</w:t>
-      </w:r>
-    </w:p>
-    <w:p>
-      <w:pPr>
-        <w:pStyle w:val="LectureBullet"/>
-      </w:pPr>
-      <w:r>
         <w:t xml:space="preserve">【转场语】 现在用二十八分钟完成两季合并板。</w:t>
       </w:r>
     </w:p>
@@ -2970,18 +2492,6 @@
       </w:pPr>
       <w:r>
         <w:t>建议时间：28分钟　｜　课堂功能：四阶段实操（拆分·价格·答辩·红笔终审）</w:t>
-      </w:r>
-    </w:p>
-    <w:p>
-      <w:pPr>
-        <w:pStyle w:val="LectureBullet"/>
-      </w:pPr>
-      <w:r/>
-      <w:r>
-        <w:rPr>
-          <w:sz w:val="19"/>
-        </w:rPr>
-        <w:t>【教师动作｜不发言】 按页面分钟区间报时：14—20、20—28、28—36、36—42；终审阶段教师用红笔只标三项。</w:t>
       </w:r>
     </w:p>
     <w:p>
@@ -3042,31 +2552,6 @@
       </w:r>
     </w:p>
     <w:p>
-      <w:pPr/>
-      <w:r>
-        <w:rPr>
-          <w:b/>
-        </w:rPr>
-        <w:t>【互动与应答预案】</w:t>
-      </w:r>
-    </w:p>
-    <w:p>
-      <w:pPr>
-        <w:pStyle w:val="LectureBullet"/>
-      </w:pPr>
-      <w:r>
-        <w:t>• 答辩阶段严格计时三分钟；超时的当场停下，提醒“每页只证明一个判断”。</w:t>
-      </w:r>
-    </w:p>
-    <w:p>
-      <w:pPr>
-        <w:pStyle w:val="LectureBullet"/>
-      </w:pPr>
-      <w:r>
-        <w:t>• 若学生价格层级写不出依据，追问：“凭材料、工艺还是复杂度？三选一。”</w:t>
-      </w:r>
-    </w:p>
-    <w:p>
       <w:pPr>
         <w:pStyle w:val="LectureBullet"/>
       </w:pPr>
@@ -3095,18 +2580,6 @@
       </w:r>
     </w:p>
     <w:p>
-      <w:pPr>
-        <w:pStyle w:val="LectureBullet"/>
-      </w:pPr>
-      <w:r/>
-      <w:r>
-        <w:rPr>
-          <w:sz w:val="19"/>
-        </w:rPr>
-        <w:t>【教师动作｜不发言】 念四类与四条不合格；在删除日志一条停顿。</w:t>
-      </w:r>
-    </w:p>
-    <w:p>
       <w:pPr/>
       <w:r>
         <w:rPr>
@@ -3156,23 +2629,6 @@
       </w:r>
     </w:p>
     <w:p>
-      <w:pPr/>
-      <w:r>
-        <w:rPr>
-          <w:b/>
-        </w:rPr>
-        <w:t>【互动与应答预案】</w:t>
-      </w:r>
-    </w:p>
-    <w:p>
-      <w:pPr>
-        <w:pStyle w:val="LectureBullet"/>
-      </w:pPr>
-      <w:r>
-        <w:t>• 快速抽查两份板面，当场按四条判断合格与否。</w:t>
-      </w:r>
-    </w:p>
-    <w:p>
       <w:pPr>
         <w:pStyle w:val="LectureBullet"/>
       </w:pPr>
@@ -3201,18 +2657,6 @@
       </w:r>
     </w:p>
     <w:p>
-      <w:pPr>
-        <w:pStyle w:val="LectureBullet"/>
-      </w:pPr>
-      <w:r/>
-      <w:r>
-        <w:rPr>
-          <w:sz w:val="19"/>
-        </w:rPr>
-        <w:t>【教师动作｜不发言】 四段各念一句“本周指向”；在取舍一段停顿。</w:t>
-      </w:r>
-    </w:p>
-    <w:p>
       <w:pPr/>
       <w:r>
         <w:rPr>
@@ -3290,18 +2734,6 @@
       </w:r>
     </w:p>
     <w:p>
-      <w:pPr>
-        <w:pStyle w:val="LectureBullet"/>
-      </w:pPr>
-      <w:r/>
-      <w:r>
-        <w:rPr>
-          <w:sz w:val="19"/>
-        </w:rPr>
-        <w:t>【教师动作｜不发言】 念六项与权重；六项合计100%，与期末六项标准同名同权重。</w:t>
-      </w:r>
-    </w:p>
-    <w:p>
       <w:pPr/>
       <w:r>
         <w:rPr>
@@ -3403,18 +2835,6 @@
       </w:r>
     </w:p>
     <w:p>
-      <w:pPr>
-        <w:pStyle w:val="LectureBullet"/>
-      </w:pPr>
-      <w:r/>
-      <w:r>
-        <w:rPr>
-          <w:sz w:val="19"/>
-        </w:rPr>
-        <w:t>【教师动作｜不发言】 逐项念带什么、准备什么、写什么；三个候选命题必须当堂开始写，不能留到课后。</w:t>
-      </w:r>
-    </w:p>
-    <w:p>
       <w:pPr/>
       <w:r>
         <w:rPr>
@@ -3464,23 +2884,6 @@
       </w:r>
     </w:p>
     <w:p>
-      <w:pPr/>
-      <w:r>
-        <w:rPr>
-          <w:b/>
-        </w:rPr>
-        <w:t>【互动与应答预案】</w:t>
-      </w:r>
-    </w:p>
-    <w:p>
-      <w:pPr>
-        <w:pStyle w:val="LectureBullet"/>
-      </w:pPr>
-      <w:r>
-        <w:t>• 若学生说“想不出三个”，回应：“想不出第三个，说明前两个也还不够清楚。先把第一个的‘我要回答的问题’写出来。”</w:t>
-      </w:r>
-    </w:p>
-    <w:p>
       <w:pPr>
         <w:pStyle w:val="LectureBullet"/>
       </w:pPr>
@@ -3506,18 +2909,6 @@
       </w:pPr>
       <w:r>
         <w:t>建议时间：1.5分钟　｜　课堂功能：本周收束与四条结论</w:t>
-      </w:r>
-    </w:p>
-    <w:p>
-      <w:pPr>
-        <w:pStyle w:val="LectureBullet"/>
-      </w:pPr>
-      <w:r/>
-      <w:r>
-        <w:rPr>
-          <w:sz w:val="19"/>
-        </w:rPr>
-        <w:t>【教师动作｜不发言】 投影句式，等待全班写完再下课；念四条结论。</w:t>
       </w:r>
     </w:p>
     <w:p>

--- a/docs/jiangao/《女装设计III》第12周_中国大陆课堂完整讲稿_中文.docx
+++ b/docs/jiangao/《女装设计III》第12周_中国大陆课堂完整讲稿_中文.docx
@@ -769,14 +769,6 @@
         <w:pStyle w:val="LectureBullet"/>
       </w:pPr>
       <w:r>
-        <w:t>• 教师：28分钟计时器两次、产品矩阵空白表（品类·价格层级·场景·搭配·材料·色彩面积）、红笔（终审只标三项：一项保留、一项删除、一项必须补证）、三分钟答辩计时器。</w:t>
-      </w:r>
-    </w:p>
-    <w:p>
-      <w:pPr>
-        <w:pStyle w:val="LectureBullet"/>
-      </w:pPr>
-      <w:r>
         <w:t>• 课堂资料：两组秀场并列图（单一色域靠品类分角色、五套全外套的单变量节奏）只作原理观察，不代表品牌官方版型说明。</w:t>
       </w:r>
     </w:p>
@@ -840,15 +832,6 @@
       </w:r>
     </w:p>
     <w:p>
-      <w:pPr/>
-      <w:r>
-        <w:rPr>
-          <w:b/>
-        </w:rPr>
-        <w:t>【教师讲稿｜可直接发言】</w:t>
-      </w:r>
-    </w:p>
-    <w:p>
       <w:pPr>
         <w:pStyle w:val="SpokenText"/>
       </w:pPr>
@@ -917,15 +900,6 @@
       </w:r>
     </w:p>
     <w:p>
-      <w:pPr/>
-      <w:r>
-        <w:rPr>
-          <w:b/>
-        </w:rPr>
-        <w:t>【教师讲稿｜可直接发言】</w:t>
-      </w:r>
-    </w:p>
-    <w:p>
       <w:pPr>
         <w:pStyle w:val="SpokenText"/>
       </w:pPr>
@@ -978,15 +952,6 @@
       </w:r>
     </w:p>
     <w:p>
-      <w:pPr/>
-      <w:r>
-        <w:rPr>
-          <w:b/>
-        </w:rPr>
-        <w:t>【教师讲稿｜可直接发言】</w:t>
-      </w:r>
-    </w:p>
-    <w:p>
       <w:pPr>
         <w:pStyle w:val="SpokenText"/>
       </w:pPr>
@@ -1063,15 +1028,6 @@
       </w:r>
     </w:p>
     <w:p>
-      <w:pPr/>
-      <w:r>
-        <w:rPr>
-          <w:b/>
-        </w:rPr>
-        <w:t>【教师讲稿｜可直接发言】</w:t>
-      </w:r>
-    </w:p>
-    <w:p>
       <w:pPr>
         <w:pStyle w:val="SpokenText"/>
       </w:pPr>
@@ -1156,15 +1112,6 @@
       </w:r>
     </w:p>
     <w:p>
-      <w:pPr/>
-      <w:r>
-        <w:rPr>
-          <w:b/>
-        </w:rPr>
-        <w:t>【教师讲稿｜可直接发言】</w:t>
-      </w:r>
-    </w:p>
-    <w:p>
       <w:pPr>
         <w:pStyle w:val="SpokenText"/>
       </w:pPr>
@@ -1241,15 +1188,6 @@
       </w:r>
     </w:p>
     <w:p>
-      <w:pPr/>
-      <w:r>
-        <w:rPr>
-          <w:b/>
-        </w:rPr>
-        <w:t>【教师讲稿｜可直接发言】</w:t>
-      </w:r>
-    </w:p>
-    <w:p>
       <w:pPr>
         <w:pStyle w:val="SpokenText"/>
       </w:pPr>
@@ -1326,15 +1264,6 @@
       </w:r>
     </w:p>
     <w:p>
-      <w:pPr/>
-      <w:r>
-        <w:rPr>
-          <w:b/>
-        </w:rPr>
-        <w:t>【教师讲稿｜可直接发言】</w:t>
-      </w:r>
-    </w:p>
-    <w:p>
       <w:pPr>
         <w:pStyle w:val="SpokenText"/>
       </w:pPr>
@@ -1411,15 +1340,6 @@
       </w:r>
     </w:p>
     <w:p>
-      <w:pPr/>
-      <w:r>
-        <w:rPr>
-          <w:b/>
-        </w:rPr>
-        <w:t>【教师讲稿｜可直接发言】</w:t>
-      </w:r>
-    </w:p>
-    <w:p>
       <w:pPr>
         <w:pStyle w:val="SpokenText"/>
       </w:pPr>
@@ -1488,15 +1408,6 @@
       </w:r>
     </w:p>
     <w:p>
-      <w:pPr/>
-      <w:r>
-        <w:rPr>
-          <w:b/>
-        </w:rPr>
-        <w:t>【教师讲稿｜可直接发言】</w:t>
-      </w:r>
-    </w:p>
-    <w:p>
       <w:pPr>
         <w:pStyle w:val="SpokenText"/>
       </w:pPr>
@@ -1565,15 +1476,6 @@
       </w:r>
     </w:p>
     <w:p>
-      <w:pPr/>
-      <w:r>
-        <w:rPr>
-          <w:b/>
-        </w:rPr>
-        <w:t>【教师讲稿｜可直接发言】</w:t>
-      </w:r>
-    </w:p>
-    <w:p>
       <w:pPr>
         <w:pStyle w:val="SpokenText"/>
       </w:pPr>
@@ -1634,15 +1536,6 @@
       </w:r>
     </w:p>
     <w:p>
-      <w:pPr/>
-      <w:r>
-        <w:rPr>
-          <w:b/>
-        </w:rPr>
-        <w:t>【教师讲稿｜可直接发言】</w:t>
-      </w:r>
-    </w:p>
-    <w:p>
       <w:pPr>
         <w:pStyle w:val="SpokenText"/>
       </w:pPr>
@@ -1727,15 +1620,6 @@
       </w:r>
     </w:p>
     <w:p>
-      <w:pPr/>
-      <w:r>
-        <w:rPr>
-          <w:b/>
-        </w:rPr>
-        <w:t>【教师讲稿｜可直接发言】</w:t>
-      </w:r>
-    </w:p>
-    <w:p>
       <w:pPr>
         <w:pStyle w:val="SpokenText"/>
       </w:pPr>
@@ -1824,15 +1708,6 @@
       </w:r>
     </w:p>
     <w:p>
-      <w:pPr/>
-      <w:r>
-        <w:rPr>
-          <w:b/>
-        </w:rPr>
-        <w:t xml:space="preserve">【教师讲稿｜可直接发言】</w:t>
-      </w:r>
-    </w:p>
-    <w:p>
       <w:pPr>
         <w:pStyle w:val="SpokenText"/>
       </w:pPr>
@@ -1894,15 +1769,6 @@
       </w:pPr>
       <w:r>
         <w:t>建议时间：28分钟　｜　课堂功能：四阶段实操（回收·审计·双版本·删补）</w:t>
-      </w:r>
-    </w:p>
-    <w:p>
-      <w:pPr/>
-      <w:r>
-        <w:rPr>
-          <w:b/>
-        </w:rPr>
-        <w:t>【教师讲稿｜可直接发言】</w:t>
       </w:r>
     </w:p>
     <w:p>
@@ -2017,15 +1883,6 @@
       </w:r>
     </w:p>
     <w:p>
-      <w:pPr/>
-      <w:r>
-        <w:rPr>
-          <w:b/>
-        </w:rPr>
-        <w:t>【教师讲稿｜可直接发言】</w:t>
-      </w:r>
-    </w:p>
-    <w:p>
       <w:pPr>
         <w:pStyle w:val="SpokenText"/>
       </w:pPr>
@@ -2070,15 +1927,6 @@
       </w:r>
     </w:p>
     <w:p>
-      <w:pPr/>
-      <w:r>
-        <w:rPr>
-          <w:b/>
-        </w:rPr>
-        <w:t>【教师讲稿｜可直接发言】</w:t>
-      </w:r>
-    </w:p>
-    <w:p>
       <w:pPr>
         <w:pStyle w:val="SpokenText"/>
       </w:pPr>
@@ -2163,15 +2011,6 @@
       </w:r>
     </w:p>
     <w:p>
-      <w:pPr/>
-      <w:r>
-        <w:rPr>
-          <w:b/>
-        </w:rPr>
-        <w:t>【教师讲稿｜可直接发言】</w:t>
-      </w:r>
-    </w:p>
-    <w:p>
       <w:pPr>
         <w:pStyle w:val="SpokenText"/>
       </w:pPr>
@@ -2240,15 +2079,6 @@
       </w:r>
     </w:p>
     <w:p>
-      <w:pPr/>
-      <w:r>
-        <w:rPr>
-          <w:b/>
-        </w:rPr>
-        <w:t>【教师讲稿｜可直接发言】</w:t>
-      </w:r>
-    </w:p>
-    <w:p>
       <w:pPr>
         <w:pStyle w:val="SpokenText"/>
       </w:pPr>
@@ -2325,15 +2155,6 @@
       </w:r>
     </w:p>
     <w:p>
-      <w:pPr/>
-      <w:r>
-        <w:rPr>
-          <w:b/>
-        </w:rPr>
-        <w:t>【教师讲稿｜可直接发言】</w:t>
-      </w:r>
-    </w:p>
-    <w:p>
       <w:pPr>
         <w:pStyle w:val="SpokenText"/>
       </w:pPr>
@@ -2414,15 +2235,6 @@
       </w:r>
     </w:p>
     <w:p>
-      <w:pPr/>
-      <w:r>
-        <w:rPr>
-          <w:b/>
-        </w:rPr>
-        <w:t xml:space="preserve">【教师讲稿｜可直接发言】</w:t>
-      </w:r>
-    </w:p>
-    <w:p>
       <w:pPr>
         <w:pStyle w:val="SpokenText"/>
       </w:pPr>
@@ -2492,15 +2304,6 @@
       </w:pPr>
       <w:r>
         <w:t>建议时间：28分钟　｜　课堂功能：四阶段实操（拆分·价格·答辩·红笔终审）</w:t>
-      </w:r>
-    </w:p>
-    <w:p>
-      <w:pPr/>
-      <w:r>
-        <w:rPr>
-          <w:b/>
-        </w:rPr>
-        <w:t>【教师讲稿｜可直接发言】</w:t>
       </w:r>
     </w:p>
     <w:p>
@@ -2580,15 +2383,6 @@
       </w:r>
     </w:p>
     <w:p>
-      <w:pPr/>
-      <w:r>
-        <w:rPr>
-          <w:b/>
-        </w:rPr>
-        <w:t>【教师讲稿｜可直接发言】</w:t>
-      </w:r>
-    </w:p>
-    <w:p>
       <w:pPr>
         <w:pStyle w:val="SpokenText"/>
       </w:pPr>
@@ -2657,15 +2451,6 @@
       </w:r>
     </w:p>
     <w:p>
-      <w:pPr/>
-      <w:r>
-        <w:rPr>
-          <w:b/>
-        </w:rPr>
-        <w:t>【教师讲稿｜可直接发言】</w:t>
-      </w:r>
-    </w:p>
-    <w:p>
       <w:pPr>
         <w:pStyle w:val="SpokenText"/>
       </w:pPr>
@@ -2734,15 +2519,6 @@
       </w:r>
     </w:p>
     <w:p>
-      <w:pPr/>
-      <w:r>
-        <w:rPr>
-          <w:b/>
-        </w:rPr>
-        <w:t>【教师讲稿｜可直接发言】</w:t>
-      </w:r>
-    </w:p>
-    <w:p>
       <w:pPr>
         <w:pStyle w:val="SpokenText"/>
       </w:pPr>
@@ -2835,15 +2611,6 @@
       </w:r>
     </w:p>
     <w:p>
-      <w:pPr/>
-      <w:r>
-        <w:rPr>
-          <w:b/>
-        </w:rPr>
-        <w:t>【教师讲稿｜可直接发言】</w:t>
-      </w:r>
-    </w:p>
-    <w:p>
       <w:pPr>
         <w:pStyle w:val="SpokenText"/>
       </w:pPr>
@@ -2912,15 +2679,6 @@
       </w:r>
     </w:p>
     <w:p>
-      <w:pPr/>
-      <w:r>
-        <w:rPr>
-          <w:b/>
-        </w:rPr>
-        <w:t>【教师讲稿｜可直接发言】</w:t>
-      </w:r>
-    </w:p>
-    <w:p>
       <w:pPr>
         <w:pStyle w:val="SpokenText"/>
       </w:pPr>
@@ -2999,137 +2757,6 @@
       </w:pPr>
       <w:r>
         <w:t>• 与前几周不同：第09—11周的形成性评价是另立的分项体系（如“修正逻辑20%”），本周则直接采用期末标准的名称——这是Gate 3的性质决定的，讲课时可以点明。</w:t>
-      </w:r>
-    </w:p>
-    <w:p>
-      <w:pPr/>
-      <w:r>
-        <w:rPr>
-          <w:b/>
-        </w:rPr>
-        <w:t>【二｜计时口令（可直接照念）】</w:t>
-      </w:r>
-    </w:p>
-    <w:p>
-      <w:pPr>
-        <w:pStyle w:val="LectureBullet"/>
-      </w:pPr>
-      <w:r>
-        <w:t>• 第1课时实操：“二十八分钟。前六分钟只做证据回收——把上周的验证结论写回每一套。”／“还剩六分钟，删一套、补一套。补的是空缺的角色或品类，不是相似造型。”</w:t>
-      </w:r>
-    </w:p>
-    <w:p>
-      <w:pPr>
-        <w:pStyle w:val="LectureBullet"/>
-      </w:pPr>
-      <w:r>
-        <w:t>• 第2课时实操：“二十八分钟。前六分钟拆单品，外套、上装、下装、连衣裙、配件五类都要有。”／“三分钟答辩，五页，现在开始计时。”／“红笔终审只标三项：一项保留、一项删除、一项必须补证。”</w:t>
-      </w:r>
-    </w:p>
-    <w:p>
-      <w:pPr>
-        <w:pStyle w:val="LectureBullet"/>
-      </w:pPr>
-      <w:r>
-        <w:t>• 讲评：“证据、判断、动作。请说出是第几套、哪个部位。”</w:t>
-      </w:r>
-    </w:p>
-    <w:p>
-      <w:pPr/>
-      <w:r>
-        <w:rPr>
-          <w:b/>
-        </w:rPr>
-        <w:t>【三｜常见误解与标准回应】</w:t>
-      </w:r>
-    </w:p>
-    <w:p>
-      <w:pPr>
-        <w:pStyle w:val="LectureBullet"/>
-      </w:pPr>
-      <w:r>
-        <w:t>• “形象款要做最复杂的那套吧” → “形象款要的是最清楚，不是最难。清晰优先于复杂。”</w:t>
-      </w:r>
-    </w:p>
-    <w:p>
-      <w:pPr>
-        <w:pStyle w:val="LectureBullet"/>
-      </w:pPr>
-      <w:r>
-        <w:t>• “过渡款我做成形象款的缩小版可以吗” → “缩小不是转译。请换一个品类，把同一条规则再做一遍。”</w:t>
-      </w:r>
-    </w:p>
-    <w:p>
-      <w:pPr>
-        <w:pStyle w:val="LectureBullet"/>
-      </w:pPr>
-      <w:r>
-        <w:t>• “五套都做强一点不好吗” → “连着三套强度相同就没有节奏。折中会让系列平掉，分层才留得住作者性。”</w:t>
-      </w:r>
-    </w:p>
-    <w:p>
-      <w:pPr>
-        <w:pStyle w:val="LectureBullet"/>
-      </w:pPr>
-      <w:r>
-        <w:t>• “价格我不知道怎么定” → “相对价格就行。凭材料、工艺还是复杂度？三选一，说出依据。”</w:t>
-      </w:r>
-    </w:p>
-    <w:p>
-      <w:pPr>
-        <w:pStyle w:val="LectureBullet"/>
-      </w:pPr>
-      <w:r>
-        <w:t>• “删除日志写‘删了第三套’够了吗” → “不够。要写为什么删。下周选题时，删除标准比保留标准更有用。”</w:t>
-      </w:r>
-    </w:p>
-    <w:p>
-      <w:pPr>
-        <w:pStyle w:val="LectureBullet"/>
-      </w:pPr>
-      <w:r>
-        <w:t>• “我想在最终系列里加一套没做过样片的” → “不行。只有验证过的结构才有资格进入五款。”</w:t>
-      </w:r>
-    </w:p>
-    <w:p>
-      <w:pPr/>
-      <w:r>
-        <w:rPr>
-          <w:b/>
-        </w:rPr>
-        <w:t>【四｜中国大陆课堂中的跨文化表达提醒】</w:t>
-      </w:r>
-    </w:p>
-    <w:p>
-      <w:pPr>
-        <w:pStyle w:val="LectureBullet"/>
-      </w:pPr>
-      <w:r>
-        <w:t>• 讲“市场定位”“价格层级”时，只要求学生说出自己设定的区间与依据，不代替学生判断本地市场，也不比较城市或消费水平。</w:t>
-      </w:r>
-    </w:p>
-    <w:p>
-      <w:pPr>
-        <w:pStyle w:val="LectureBullet"/>
-      </w:pPr>
-      <w:r>
-        <w:t>• 教材证据须完整报出版社与页码：于芳《服装设计基础与创意实践》（中国纺织出版社，2023）第112页（图7-7、图7-8）、第107页（图7-2、图7-3）。</w:t>
-      </w:r>
-    </w:p>
-    <w:p>
-      <w:pPr>
-        <w:pStyle w:val="LectureBullet"/>
-      </w:pPr>
-      <w:r>
-        <w:t>• 秀场并列图含上海时装周与欧美品牌，只作原理观察，不用地域给设计水平排序。</w:t>
-      </w:r>
-    </w:p>
-    <w:p>
-      <w:pPr>
-        <w:pStyle w:val="LectureBullet"/>
-      </w:pPr>
-      <w:r>
-        <w:t>• 英文术语（Hero Look、Bridge Look、Commercial Look、Final Edit）首次出现时中英各说一次，之后只用中文。</w:t>
       </w:r>
     </w:p>
     <w:p>

--- a/docs/jiangao/《女装设计III》第12周_中国大陆课堂完整讲稿_中文.docx
+++ b/docs/jiangao/《女装设计III》第12周_中国大陆课堂完整讲稿_中文.docx
@@ -157,6 +157,14 @@
       </w:pPr>
       <w:r>
         <w:t>我要提前说一件事：这是我系统讲方法的最后一周。从第13周开始你们自定主题，我不再给题目，也不再重讲方法。所以今天带走的不是作品，是能复用的判断工具。</w:t>
+      </w:r>
+    </w:p>
+    <w:p>
+      <w:pPr>
+        <w:pStyle w:val="SpokenText"/>
+      </w:pPr>
+      <w:r>
+        <w:t xml:space="preserve">今天会反复出现三个词：“双版本、单品清单、创意系列与成衣系列”。双版本是把两种编排方案并排摆出来比，不是先做一个再改。创意系列和成衣系列解决的不是同一件事，评价标准也不一样。</w:t>
       </w:r>
     </w:p>
     <w:p>

--- a/docs/jiangao/《女装设计III》第12周_中国大陆课堂完整讲稿_中文.docx
+++ b/docs/jiangao/《女装设计III》第12周_中国大陆课堂完整讲稿_中文.docx
@@ -1696,7 +1696,7 @@
         <w:pStyle w:val="LectureBullet"/>
       </w:pPr>
       <w:r>
-        <w:t>【转场语】 先看一张板面怎样同时交代效果图、平面图和白坯。</w:t>
+        <w:t>【转场语】 先看一张板面怎样同时交代效果图、平面图和款式图。</w:t>
       </w:r>
     </w:p>
     <w:p>
@@ -1704,7 +1704,7 @@
         <w:pStyle w:val="SlideTitle"/>
       </w:pPr>
       <w:r>
-        <w:t xml:space="preserve">幻灯片 13｜院校实例｜一张板面怎样同时交代效果图、平面图和白坯</w:t>
+        <w:t xml:space="preserve">幻灯片 13｜院校实例｜一张板面怎样同时交代效果图、平面图和款式图</w:t>
       </w:r>
     </w:p>
     <w:p>
@@ -1728,7 +1728,7 @@
         <w:pStyle w:val="SpokenText"/>
       </w:pPr>
       <w:r>
-        <w:t xml:space="preserve">第一，三种证据放在同一张板上：五套效果图、对应的正背平面图、白坯多角度照片。三者说的必须是同一件衣服。</w:t>
+        <w:t xml:space="preserve">第一，三种证据放在同一张板上：五套效果图、对应的正背平面图、款式图多角度照片。三者说的必须是同一件衣服。</w:t>
       </w:r>
     </w:p>
     <w:p>
